--- a/report/Relatorio-Cripta-Heuristica.docx
+++ b/report/Relatorio-Cripta-Heuristica.docx
@@ -494,47 +494,7 @@
         <w:t xml:space="preserve">h</w:t>
       </w:r>
       <w:r>
-        <w:t xml:space="preserve">: tende a expandir menos nós, mas não garante otimalidade. Com </w:t>
-      </w:r>
-      <w:r>
-        <w:rPr>
-          <w:i/>
-          <w:iCs/>
-        </w:rPr>
-        <w:t xml:space="preserve">h</w:t>
-      </w:r>
-      <w:r>
-        <w:t xml:space="preserve"> = 0, o A* se reduz ao algoritmo de Dijkstra (1959), e multiplicar </w:t>
-      </w:r>
-      <w:r>
-        <w:rPr>
-          <w:i/>
-          <w:iCs/>
-        </w:rPr>
-        <w:t xml:space="preserve">h</w:t>
-      </w:r>
-      <w:r>
-        <w:t xml:space="preserve"> por um peso </w:t>
-      </w:r>
-      <w:r>
-        <w:rPr>
-          <w:i/>
-          <w:iCs/>
-        </w:rPr>
-        <w:t xml:space="preserve">w</w:t>
-      </w:r>
-      <w:r>
-        <w:t xml:space="preserve"> &gt; 1 gera o A* ponderado (POHL, 1970), cujo custo é no máximo </w:t>
-      </w:r>
-      <w:r>
-        <w:rPr>
-          <w:i/>
-          <w:iCs/>
-        </w:rPr>
-        <w:t xml:space="preserve">w</w:t>
-      </w:r>
-      <w:r>
-        <w:t xml:space="preserve"> vezes o ótimo. Grids 2D são o banco de testes padrão para comparar esses algoritmos (STURTEVANT, 2012), e o material de Patel (2014) foi a principal referência técnica sobre heurísticas em grids e critérios de desempate.</w:t>
+        <w:t xml:space="preserve">: tende a expandir menos nós, mas não garante otimalidade. Grids 2D são o banco de testes padrão para comparar esses algoritmos (STURTEVANT, 2012), e o material de Patel (2014) foi a principal referência técnica sobre heurísticas em grids e critérios de desempate.</w:t>
       </w:r>
     </w:p>
     <w:p>
@@ -1490,336 +1450,6 @@
           </w:p>
         </w:tc>
       </w:tr>
-      <w:tr>
-        <w:trPr>
-          <w:cantSplit/>
-        </w:trPr>
-        <w:tc>
-          <w:tcPr>
-            <w:tcW w:type="dxa" w:w="1269"/>
-            <w:tcBorders>
-              <w:top w:val="single" w:color="C9C6D1" w:sz="4"/>
-              <w:left w:val="single" w:color="C9C6D1" w:sz="4"/>
-              <w:bottom w:val="single" w:color="C9C6D1" w:sz="4"/>
-              <w:right w:val="single" w:color="C9C6D1" w:sz="4"/>
-            </w:tcBorders>
-            <w:tcMar>
-              <w:top w:type="dxa" w:w="40"/>
-              <w:left w:type="dxa" w:w="80"/>
-              <w:bottom w:type="dxa" w:w="40"/>
-              <w:right w:type="dxa" w:w="80"/>
-            </w:tcMar>
-          </w:tcPr>
-          <w:p>
-            <w:pPr>
-              <w:jc w:val="left"/>
-            </w:pPr>
-            <w:r>
-              <w:rPr>
-                <w:rFonts w:ascii="Calibri" w:cs="Calibri" w:eastAsia="Calibri" w:hAnsi="Calibri"/>
-                <w:b w:val="false"/>
-                <w:bCs w:val="false"/>
-                <w:sz w:val="18"/>
-                <w:szCs w:val="18"/>
-              </w:rPr>
-              <w:t xml:space="preserve">Zero</w:t>
-            </w:r>
-          </w:p>
-        </w:tc>
-        <w:tc>
-          <w:tcPr>
-            <w:tcW w:type="dxa" w:w="1451"/>
-            <w:tcBorders>
-              <w:top w:val="single" w:color="C9C6D1" w:sz="4"/>
-              <w:left w:val="single" w:color="C9C6D1" w:sz="4"/>
-              <w:bottom w:val="single" w:color="C9C6D1" w:sz="4"/>
-              <w:right w:val="single" w:color="C9C6D1" w:sz="4"/>
-            </w:tcBorders>
-            <w:tcMar>
-              <w:top w:type="dxa" w:w="40"/>
-              <w:left w:type="dxa" w:w="80"/>
-              <w:bottom w:type="dxa" w:w="40"/>
-              <w:right w:type="dxa" w:w="80"/>
-            </w:tcMar>
-          </w:tcPr>
-          <w:p>
-            <w:pPr>
-              <w:jc w:val="left"/>
-            </w:pPr>
-            <w:r>
-              <w:rPr>
-                <w:rFonts w:ascii="Calibri" w:cs="Calibri" w:eastAsia="Calibri" w:hAnsi="Calibri"/>
-                <w:b w:val="false"/>
-                <w:bCs w:val="false"/>
-                <w:sz w:val="18"/>
-                <w:szCs w:val="18"/>
-              </w:rPr>
-              <w:t xml:space="preserve">0</w:t>
-            </w:r>
-          </w:p>
-        </w:tc>
-        <w:tc>
-          <w:tcPr>
-            <w:tcW w:type="dxa" w:w="997"/>
-            <w:tcBorders>
-              <w:top w:val="single" w:color="C9C6D1" w:sz="4"/>
-              <w:left w:val="single" w:color="C9C6D1" w:sz="4"/>
-              <w:bottom w:val="single" w:color="C9C6D1" w:sz="4"/>
-              <w:right w:val="single" w:color="C9C6D1" w:sz="4"/>
-            </w:tcBorders>
-            <w:tcMar>
-              <w:top w:type="dxa" w:w="40"/>
-              <w:left w:type="dxa" w:w="80"/>
-              <w:bottom w:type="dxa" w:w="40"/>
-              <w:right w:type="dxa" w:w="80"/>
-            </w:tcMar>
-          </w:tcPr>
-          <w:p>
-            <w:pPr>
-              <w:jc w:val="left"/>
-            </w:pPr>
-            <w:r>
-              <w:rPr>
-                <w:rFonts w:ascii="Calibri" w:cs="Calibri" w:eastAsia="Calibri" w:hAnsi="Calibri"/>
-                <w:b w:val="false"/>
-                <w:bCs w:val="false"/>
-                <w:sz w:val="18"/>
-                <w:szCs w:val="18"/>
-              </w:rPr>
-              <w:t xml:space="preserve">sim</w:t>
-            </w:r>
-          </w:p>
-        </w:tc>
-        <w:tc>
-          <w:tcPr>
-            <w:tcW w:type="dxa" w:w="1088"/>
-            <w:tcBorders>
-              <w:top w:val="single" w:color="C9C6D1" w:sz="4"/>
-              <w:left w:val="single" w:color="C9C6D1" w:sz="4"/>
-              <w:bottom w:val="single" w:color="C9C6D1" w:sz="4"/>
-              <w:right w:val="single" w:color="C9C6D1" w:sz="4"/>
-            </w:tcBorders>
-            <w:tcMar>
-              <w:top w:type="dxa" w:w="40"/>
-              <w:left w:type="dxa" w:w="80"/>
-              <w:bottom w:type="dxa" w:w="40"/>
-              <w:right w:type="dxa" w:w="80"/>
-            </w:tcMar>
-          </w:tcPr>
-          <w:p>
-            <w:pPr>
-              <w:jc w:val="left"/>
-            </w:pPr>
-            <w:r>
-              <w:rPr>
-                <w:rFonts w:ascii="Calibri" w:cs="Calibri" w:eastAsia="Calibri" w:hAnsi="Calibri"/>
-                <w:b w:val="false"/>
-                <w:bCs w:val="false"/>
-                <w:sz w:val="18"/>
-                <w:szCs w:val="18"/>
-              </w:rPr>
-              <w:t xml:space="preserve">sim</w:t>
-            </w:r>
-          </w:p>
-        </w:tc>
-        <w:tc>
-          <w:tcPr>
-            <w:tcW w:type="dxa" w:w="4266"/>
-            <w:tcBorders>
-              <w:top w:val="single" w:color="C9C6D1" w:sz="4"/>
-              <w:left w:val="single" w:color="C9C6D1" w:sz="4"/>
-              <w:bottom w:val="single" w:color="C9C6D1" w:sz="4"/>
-              <w:right w:val="single" w:color="C9C6D1" w:sz="4"/>
-            </w:tcBorders>
-            <w:tcMar>
-              <w:top w:type="dxa" w:w="40"/>
-              <w:left w:type="dxa" w:w="80"/>
-              <w:bottom w:type="dxa" w:w="40"/>
-              <w:right w:type="dxa" w:w="80"/>
-            </w:tcMar>
-          </w:tcPr>
-          <w:p>
-            <w:pPr>
-              <w:jc w:val="left"/>
-            </w:pPr>
-            <w:r>
-              <w:rPr>
-                <w:rFonts w:ascii="Calibri" w:cs="Calibri" w:eastAsia="Calibri" w:hAnsi="Calibri"/>
-                <w:b w:val="false"/>
-                <w:bCs w:val="false"/>
-                <w:sz w:val="18"/>
-                <w:szCs w:val="18"/>
-              </w:rPr>
-              <w:t xml:space="preserve">A* vira Dijkstra; referência de custo ótimo</w:t>
-            </w:r>
-          </w:p>
-        </w:tc>
-      </w:tr>
-      <w:tr>
-        <w:trPr>
-          <w:cantSplit/>
-        </w:trPr>
-        <w:tc>
-          <w:tcPr>
-            <w:tcW w:type="dxa" w:w="1269"/>
-            <w:tcBorders>
-              <w:top w:val="single" w:color="C9C6D1" w:sz="4"/>
-              <w:left w:val="single" w:color="C9C6D1" w:sz="4"/>
-              <w:bottom w:val="single" w:color="C9C6D1" w:sz="4"/>
-              <w:right w:val="single" w:color="C9C6D1" w:sz="4"/>
-            </w:tcBorders>
-            <w:tcMar>
-              <w:top w:type="dxa" w:w="40"/>
-              <w:left w:type="dxa" w:w="80"/>
-              <w:bottom w:type="dxa" w:w="40"/>
-              <w:right w:type="dxa" w:w="80"/>
-            </w:tcMar>
-          </w:tcPr>
-          <w:p>
-            <w:pPr>
-              <w:jc w:val="left"/>
-            </w:pPr>
-            <w:r>
-              <w:rPr>
-                <w:rFonts w:ascii="Calibri" w:cs="Calibri" w:eastAsia="Calibri" w:hAnsi="Calibri"/>
-                <w:b w:val="false"/>
-                <w:bCs w:val="false"/>
-                <w:sz w:val="18"/>
-                <w:szCs w:val="18"/>
-              </w:rPr>
-              <w:t xml:space="preserve">2×Manhattan</w:t>
-            </w:r>
-          </w:p>
-        </w:tc>
-        <w:tc>
-          <w:tcPr>
-            <w:tcW w:type="dxa" w:w="1451"/>
-            <w:tcBorders>
-              <w:top w:val="single" w:color="C9C6D1" w:sz="4"/>
-              <w:left w:val="single" w:color="C9C6D1" w:sz="4"/>
-              <w:bottom w:val="single" w:color="C9C6D1" w:sz="4"/>
-              <w:right w:val="single" w:color="C9C6D1" w:sz="4"/>
-            </w:tcBorders>
-            <w:tcMar>
-              <w:top w:type="dxa" w:w="40"/>
-              <w:left w:type="dxa" w:w="80"/>
-              <w:bottom w:type="dxa" w:w="40"/>
-              <w:right w:type="dxa" w:w="80"/>
-            </w:tcMar>
-          </w:tcPr>
-          <w:p>
-            <w:pPr>
-              <w:jc w:val="left"/>
-            </w:pPr>
-            <w:r>
-              <w:rPr>
-                <w:rFonts w:ascii="Calibri" w:cs="Calibri" w:eastAsia="Calibri" w:hAnsi="Calibri"/>
-                <w:b w:val="false"/>
-                <w:bCs w:val="false"/>
-                <w:sz w:val="18"/>
-                <w:szCs w:val="18"/>
-              </w:rPr>
-              <w:t xml:space="preserve">2(|Δx| + |Δy|)</w:t>
-            </w:r>
-          </w:p>
-        </w:tc>
-        <w:tc>
-          <w:tcPr>
-            <w:tcW w:type="dxa" w:w="997"/>
-            <w:tcBorders>
-              <w:top w:val="single" w:color="C9C6D1" w:sz="4"/>
-              <w:left w:val="single" w:color="C9C6D1" w:sz="4"/>
-              <w:bottom w:val="single" w:color="C9C6D1" w:sz="4"/>
-              <w:right w:val="single" w:color="C9C6D1" w:sz="4"/>
-            </w:tcBorders>
-            <w:tcMar>
-              <w:top w:type="dxa" w:w="40"/>
-              <w:left w:type="dxa" w:w="80"/>
-              <w:bottom w:type="dxa" w:w="40"/>
-              <w:right w:type="dxa" w:w="80"/>
-            </w:tcMar>
-          </w:tcPr>
-          <w:p>
-            <w:pPr>
-              <w:jc w:val="left"/>
-            </w:pPr>
-            <w:r>
-              <w:rPr>
-                <w:rFonts w:ascii="Calibri" w:cs="Calibri" w:eastAsia="Calibri" w:hAnsi="Calibri"/>
-                <w:b w:val="false"/>
-                <w:bCs w:val="false"/>
-                <w:sz w:val="18"/>
-                <w:szCs w:val="18"/>
-              </w:rPr>
-              <w:t xml:space="preserve">não</w:t>
-            </w:r>
-          </w:p>
-        </w:tc>
-        <w:tc>
-          <w:tcPr>
-            <w:tcW w:type="dxa" w:w="1088"/>
-            <w:tcBorders>
-              <w:top w:val="single" w:color="C9C6D1" w:sz="4"/>
-              <w:left w:val="single" w:color="C9C6D1" w:sz="4"/>
-              <w:bottom w:val="single" w:color="C9C6D1" w:sz="4"/>
-              <w:right w:val="single" w:color="C9C6D1" w:sz="4"/>
-            </w:tcBorders>
-            <w:tcMar>
-              <w:top w:type="dxa" w:w="40"/>
-              <w:left w:type="dxa" w:w="80"/>
-              <w:bottom w:type="dxa" w:w="40"/>
-              <w:right w:type="dxa" w:w="80"/>
-            </w:tcMar>
-          </w:tcPr>
-          <w:p>
-            <w:pPr>
-              <w:jc w:val="left"/>
-            </w:pPr>
-            <w:r>
-              <w:rPr>
-                <w:rFonts w:ascii="Calibri" w:cs="Calibri" w:eastAsia="Calibri" w:hAnsi="Calibri"/>
-                <w:b w:val="false"/>
-                <w:bCs w:val="false"/>
-                <w:sz w:val="18"/>
-                <w:szCs w:val="18"/>
-              </w:rPr>
-              <w:t xml:space="preserve">não</w:t>
-            </w:r>
-          </w:p>
-        </w:tc>
-        <w:tc>
-          <w:tcPr>
-            <w:tcW w:type="dxa" w:w="4266"/>
-            <w:tcBorders>
-              <w:top w:val="single" w:color="C9C6D1" w:sz="4"/>
-              <w:left w:val="single" w:color="C9C6D1" w:sz="4"/>
-              <w:bottom w:val="single" w:color="C9C6D1" w:sz="4"/>
-              <w:right w:val="single" w:color="C9C6D1" w:sz="4"/>
-            </w:tcBorders>
-            <w:tcMar>
-              <w:top w:type="dxa" w:w="40"/>
-              <w:left w:type="dxa" w:w="80"/>
-              <w:bottom w:type="dxa" w:w="40"/>
-              <w:right w:type="dxa" w:w="80"/>
-            </w:tcMar>
-          </w:tcPr>
-          <w:p>
-            <w:pPr>
-              <w:jc w:val="left"/>
-            </w:pPr>
-            <w:r>
-              <w:rPr>
-                <w:rFonts w:ascii="Calibri" w:cs="Calibri" w:eastAsia="Calibri" w:hAnsi="Calibri"/>
-                <w:b w:val="false"/>
-                <w:bCs w:val="false"/>
-                <w:sz w:val="18"/>
-                <w:szCs w:val="18"/>
-              </w:rPr>
-              <w:t xml:space="preserve">A* ponderado (w = 2): custo ≤ 2 × ótimo</w:t>
-            </w:r>
-          </w:p>
-        </w:tc>
-      </w:tr>
     </w:tbl>
     <w:p>
       <w:pPr>
@@ -1878,17 +1508,27 @@
         <w:jc w:val="both"/>
       </w:pPr>
       <w:r>
-        <w:t xml:space="preserve">No código, os dois algoritmos são </w:t>
+        <w:t xml:space="preserve">Os dois algoritmos seguem </w:t>
       </w:r>
       <w:r>
         <w:rPr>
           <w:b/>
           <w:bCs/>
         </w:rPr>
-        <w:t xml:space="preserve">a mesma função</w:t>
-      </w:r>
-      <w:r>
-        <w:t xml:space="preserve"> (</w:t>
+        <w:t xml:space="preserve">o mesmo esquema</w:t>
+      </w:r>
+      <w:r>
+        <w:t xml:space="preserve"> de busca pela melhor escolha e diferem em duas escolhas: a prioridade usada na lista aberta e se nós já abertos podem ter </w:t>
+      </w:r>
+      <w:r>
+        <w:rPr>
+          <w:i/>
+          <w:iCs/>
+        </w:rPr>
+        <w:t xml:space="preserve">g</w:t>
+      </w:r>
+      <w:r>
+        <w:t xml:space="preserve"> melhorado (relaxamento). No código, cada um é uma função própria em </w:t>
       </w:r>
       <w:r>
         <w:rPr>
@@ -1896,10 +1536,10 @@
           <w:sz w:val="19"/>
           <w:szCs w:val="19"/>
         </w:rPr>
-        <w:t xml:space="preserve">bestFirstSearch</w:t>
-      </w:r>
-      <w:r>
-        <w:t xml:space="preserve"> em </w:t>
+        <w:t xml:space="preserve">src/core/search.ts</w:t>
+      </w:r>
+      <w:r>
+        <w:t xml:space="preserve"> (</w:t>
       </w:r>
       <w:r>
         <w:rPr>
@@ -1907,20 +1547,21 @@
           <w:sz w:val="19"/>
           <w:szCs w:val="19"/>
         </w:rPr>
-        <w:t xml:space="preserve">src/core/search.ts</w:t>
-      </w:r>
-      <w:r>
-        <w:t xml:space="preserve">), parametrizada por duas escolhas: a prioridade usada na lista aberta e se nós já abertos podem ter </w:t>
-      </w:r>
-      <w:r>
-        <w:rPr>
-          <w:i/>
-          <w:iCs/>
-        </w:rPr>
-        <w:t xml:space="preserve">g</w:t>
-      </w:r>
-      <w:r>
-        <w:t xml:space="preserve"> melhorado (relaxamento):</w:t>
+        <w:t xml:space="preserve">greedyBestFirst</w:t>
+      </w:r>
+      <w:r>
+        <w:t xml:space="preserve"> e </w:t>
+      </w:r>
+      <w:r>
+        <w:rPr>
+          <w:rFonts w:ascii="Consolas" w:cs="Consolas" w:eastAsia="Consolas" w:hAnsi="Consolas"/>
+          <w:sz w:val="19"/>
+          <w:szCs w:val="19"/>
+        </w:rPr>
+        <w:t xml:space="preserve">aStar</w:t>
+      </w:r>
+      <w:r>
+        <w:t xml:space="preserve">):</w:t>
       </w:r>
     </w:p>
     <w:p>
@@ -3447,7 +3088,7 @@
                 <w:sz w:val="18"/>
                 <w:szCs w:val="18"/>
               </w:rPr>
-              <w:t xml:space="preserve">15 testes automatizados (descritos abaixo).</w:t>
+              <w:t xml:space="preserve">14 testes automatizados (descritos abaixo).</w:t>
             </w:r>
           </w:p>
         </w:tc>
@@ -3532,7 +3173,7 @@
         <w:t xml:space="preserve">exatamente</w:t>
       </w:r>
       <w:r>
-        <w:t xml:space="preserve"> o mesmo custo que o Dijkstra; o A* ponderado nunca passa de 2× o ótimo; a Gulosa sempre encontra caminho quando ele existe, nunca abaixo do ótimo; todo caminho devolvido é válido e tem o custo declarado. Também são testados casos de borda (início = objetivo, objetivo isolado), o heap, a conectividade e o determinismo do gerador, e o mapa de demonstração.</w:t>
+        <w:t xml:space="preserve"> o mesmo custo que uma busca exaustiva (que relaxa todas as arestas até nada mudar); a Gulosa sempre encontra caminho quando ele existe, nunca abaixo do ótimo; todo caminho devolvido é válido e tem o custo declarado; e, no total de 300 consultas, a Manhattan expande menos nós que a Euclidiana. Também são testados casos de borda (início = objetivo, objetivo isolado), o heap, a conectividade e o determinismo do gerador, e o mapa de demonstração.</w:t>
       </w:r>
     </w:p>
     <w:p>
@@ -3751,7 +3392,7 @@
         <w:t xml:space="preserve">mesmos</w:t>
       </w:r>
       <w:r>
-        <w:t xml:space="preserve"> pares, e o custo ótimo de referência é o do Dijkstra. Como uma busca leva microssegundos, cada uma é repetida até somar pelo menos 1 ms e o tempo registrado é a média das repetições, após uma fase de aquecimento do compilador JIT. Métricas: tempo (média e percentil 95), nós expandidos, tamanho máximo da lista aberta (memória), custo do caminho, razão de subotimalidade (custo encontrado ÷ custo ótimo; 1,0 = ótimo) e porcentagem de caminhos ótimos. Ambiente: AMD Ryzen 5 5600 6-Core Processor, Windows 11, Node.js v20.15.0. O benchmark completo (900 tarefas) levou 26 s (</w:t>
+        <w:t xml:space="preserve"> pares. O custo ótimo de referência é o do A* com Manhattan: como a heurística é admissível, ele sempre encontra o caminho de custo mínimo (seção 2.2), o que os testes conferem contra uma busca exaustiva; por isso a razão do A* com Manhattan é 1,0 por construção. Como uma busca leva microssegundos, cada uma é repetida até somar pelo menos 1 ms e o tempo registrado é a média das repetições, após uma fase de aquecimento do compilador JIT. Métricas: tempo (média e percentil 95), nós expandidos, tamanho máximo da lista aberta (memória), custo do caminho, razão de subotimalidade (custo encontrado ÷ custo ótimo; 1,0 = ótimo) e porcentagem de caminhos ótimos. Ambiente: AMD Ryzen 5 5600 6-Core Processor, Windows 11, Node.js v20.15.0. O benchmark completo (900 tarefas) levou 18 s (</w:t>
       </w:r>
       <w:r>
         <w:rPr>
@@ -4370,7 +4011,7 @@
                 <w:sz w:val="16"/>
                 <w:szCs w:val="16"/>
               </w:rPr>
-              <w:t xml:space="preserve">0,021</w:t>
+              <w:t xml:space="preserve">0,020</w:t>
             </w:r>
           </w:p>
         </w:tc>
@@ -4674,7 +4315,7 @@
                 <w:sz w:val="16"/>
                 <w:szCs w:val="16"/>
               </w:rPr>
-              <w:t xml:space="preserve">0,008</w:t>
+              <w:t xml:space="preserve">0,007</w:t>
             </w:r>
           </w:p>
         </w:tc>
@@ -4706,7 +4347,7 @@
                 <w:sz w:val="16"/>
                 <w:szCs w:val="16"/>
               </w:rPr>
-              <w:t xml:space="preserve">0,014</w:t>
+              <w:t xml:space="preserve">0,013</w:t>
             </w:r>
           </w:p>
         </w:tc>
@@ -4935,7 +4576,7 @@
                 <w:sz w:val="16"/>
                 <w:szCs w:val="16"/>
               </w:rPr>
-              <w:t xml:space="preserve">20×20</w:t>
+              <w:t xml:space="preserve">40×40</w:t>
             </w:r>
           </w:p>
         </w:tc>
@@ -4964,7 +4605,7 @@
                 <w:rFonts w:ascii="Calibri" w:cs="Calibri" w:eastAsia="Calibri" w:hAnsi="Calibri"/>
                 <w:b w:val="false"/>
                 <w:bCs w:val="false"/>
-                <w:color w:val="1baf7a"/>
+                <w:color w:val="2a78d6"/>
                 <w:sz w:val="16"/>
                 <w:szCs w:val="16"/>
               </w:rPr>
@@ -4978,7 +4619,7 @@
                 <w:sz w:val="16"/>
                 <w:szCs w:val="16"/>
               </w:rPr>
-              <w:t xml:space="preserve">Dijkstra (A*, h = 0)</w:t>
+              <w:t xml:space="preserve">A* (Manhattan)</w:t>
             </w:r>
           </w:p>
         </w:tc>
@@ -5010,7 +4651,7 @@
                 <w:sz w:val="16"/>
                 <w:szCs w:val="16"/>
               </w:rPr>
-              <w:t xml:space="preserve">0,015</w:t>
+              <w:t xml:space="preserve">0,047</w:t>
             </w:r>
           </w:p>
         </w:tc>
@@ -5042,7 +4683,7 @@
                 <w:sz w:val="16"/>
                 <w:szCs w:val="16"/>
               </w:rPr>
-              <w:t xml:space="preserve">0,025</w:t>
+              <w:t xml:space="preserve">0,122</w:t>
             </w:r>
           </w:p>
         </w:tc>
@@ -5074,7 +4715,7 @@
                 <w:sz w:val="16"/>
                 <w:szCs w:val="16"/>
               </w:rPr>
-              <w:t xml:space="preserve">74</w:t>
+              <w:t xml:space="preserve">164</w:t>
             </w:r>
           </w:p>
         </w:tc>
@@ -5106,7 +4747,7 @@
                 <w:sz w:val="16"/>
                 <w:szCs w:val="16"/>
               </w:rPr>
-              <w:t xml:space="preserve">10</w:t>
+              <w:t xml:space="preserve">34</w:t>
             </w:r>
           </w:p>
         </w:tc>
@@ -5138,7 +4779,7 @@
                 <w:sz w:val="16"/>
                 <w:szCs w:val="16"/>
               </w:rPr>
-              <w:t xml:space="preserve">19,0</w:t>
+              <w:t xml:space="preserve">46,3</w:t>
             </w:r>
           </w:p>
         </w:tc>
@@ -5300,7 +4941,7 @@
                 <w:rFonts w:ascii="Calibri" w:cs="Calibri" w:eastAsia="Calibri" w:hAnsi="Calibri"/>
                 <w:b w:val="false"/>
                 <w:bCs w:val="false"/>
-                <w:color w:val="2a78d6"/>
+                <w:color w:val="eb6834"/>
                 <w:sz w:val="16"/>
                 <w:szCs w:val="16"/>
               </w:rPr>
@@ -5314,7 +4955,7 @@
                 <w:sz w:val="16"/>
                 <w:szCs w:val="16"/>
               </w:rPr>
-              <w:t xml:space="preserve">A* (Manhattan)</w:t>
+              <w:t xml:space="preserve">Gulosa (Manhattan)</w:t>
             </w:r>
           </w:p>
         </w:tc>
@@ -5346,7 +4987,7 @@
                 <w:sz w:val="16"/>
                 <w:szCs w:val="16"/>
               </w:rPr>
-              <w:t xml:space="preserve">0,093</w:t>
+              <w:t xml:space="preserve">0,023</w:t>
             </w:r>
           </w:p>
         </w:tc>
@@ -5378,7 +5019,7 @@
                 <w:sz w:val="16"/>
                 <w:szCs w:val="16"/>
               </w:rPr>
-              <w:t xml:space="preserve">0,232</w:t>
+              <w:t xml:space="preserve">0,047</w:t>
             </w:r>
           </w:p>
         </w:tc>
@@ -5410,7 +5051,7 @@
                 <w:sz w:val="16"/>
                 <w:szCs w:val="16"/>
               </w:rPr>
-              <w:t xml:space="preserve">164</w:t>
+              <w:t xml:space="preserve">72</w:t>
             </w:r>
           </w:p>
         </w:tc>
@@ -5442,7 +5083,7 @@
                 <w:sz w:val="16"/>
                 <w:szCs w:val="16"/>
               </w:rPr>
-              <w:t xml:space="preserve">34</w:t>
+              <w:t xml:space="preserve">37</w:t>
             </w:r>
           </w:p>
         </w:tc>
@@ -5474,7 +5115,7 @@
                 <w:sz w:val="16"/>
                 <w:szCs w:val="16"/>
               </w:rPr>
-              <w:t xml:space="preserve">46,3</w:t>
+              <w:t xml:space="preserve">56,5</w:t>
             </w:r>
           </w:p>
         </w:tc>
@@ -5506,7 +5147,7 @@
                 <w:sz w:val="16"/>
                 <w:szCs w:val="16"/>
               </w:rPr>
-              <w:t xml:space="preserve">1,000</w:t>
+              <w:t xml:space="preserve">1,217</w:t>
             </w:r>
           </w:p>
         </w:tc>
@@ -5538,7 +5179,7 @@
                 <w:sz w:val="16"/>
                 <w:szCs w:val="16"/>
               </w:rPr>
-              <w:t xml:space="preserve">1,00</w:t>
+              <w:t xml:space="preserve">2,36</w:t>
             </w:r>
           </w:p>
         </w:tc>
@@ -5570,7 +5211,7 @@
                 <w:sz w:val="16"/>
                 <w:szCs w:val="16"/>
               </w:rPr>
-              <w:t xml:space="preserve">100,0%</w:t>
+              <w:t xml:space="preserve">17,6%</w:t>
             </w:r>
           </w:p>
         </w:tc>
@@ -5607,7 +5248,7 @@
                 <w:sz w:val="16"/>
                 <w:szCs w:val="16"/>
               </w:rPr>
-              <w:t xml:space="preserve">40×40</w:t>
+              <w:t xml:space="preserve">80×80</w:t>
             </w:r>
           </w:p>
         </w:tc>
@@ -5636,7 +5277,7 @@
                 <w:rFonts w:ascii="Calibri" w:cs="Calibri" w:eastAsia="Calibri" w:hAnsi="Calibri"/>
                 <w:b w:val="false"/>
                 <w:bCs w:val="false"/>
-                <w:color w:val="eb6834"/>
+                <w:color w:val="2a78d6"/>
                 <w:sz w:val="16"/>
                 <w:szCs w:val="16"/>
               </w:rPr>
@@ -5650,7 +5291,7 @@
                 <w:sz w:val="16"/>
                 <w:szCs w:val="16"/>
               </w:rPr>
-              <w:t xml:space="preserve">Gulosa (Manhattan)</w:t>
+              <w:t xml:space="preserve">A* (Manhattan)</w:t>
             </w:r>
           </w:p>
         </w:tc>
@@ -5682,7 +5323,7 @@
                 <w:sz w:val="16"/>
                 <w:szCs w:val="16"/>
               </w:rPr>
-              <w:t xml:space="preserve">0,044</w:t>
+              <w:t xml:space="preserve">0,242</w:t>
             </w:r>
           </w:p>
         </w:tc>
@@ -5714,7 +5355,7 @@
                 <w:sz w:val="16"/>
                 <w:szCs w:val="16"/>
               </w:rPr>
-              <w:t xml:space="preserve">0,086</w:t>
+              <w:t xml:space="preserve">0,577</w:t>
             </w:r>
           </w:p>
         </w:tc>
@@ -5746,7 +5387,7 @@
                 <w:sz w:val="16"/>
                 <w:szCs w:val="16"/>
               </w:rPr>
-              <w:t xml:space="preserve">72</w:t>
+              <w:t xml:space="preserve">687</w:t>
             </w:r>
           </w:p>
         </w:tc>
@@ -5778,7 +5419,7 @@
                 <w:sz w:val="16"/>
                 <w:szCs w:val="16"/>
               </w:rPr>
-              <w:t xml:space="preserve">37</w:t>
+              <w:t xml:space="preserve">68</w:t>
             </w:r>
           </w:p>
         </w:tc>
@@ -5810,7 +5451,7 @@
                 <w:sz w:val="16"/>
                 <w:szCs w:val="16"/>
               </w:rPr>
-              <w:t xml:space="preserve">56,5</w:t>
+              <w:t xml:space="preserve">100,8</w:t>
             </w:r>
           </w:p>
         </w:tc>
@@ -5842,7 +5483,7 @@
                 <w:sz w:val="16"/>
                 <w:szCs w:val="16"/>
               </w:rPr>
-              <w:t xml:space="preserve">1,217</w:t>
+              <w:t xml:space="preserve">1,000</w:t>
             </w:r>
           </w:p>
         </w:tc>
@@ -5874,7 +5515,7 @@
                 <w:sz w:val="16"/>
                 <w:szCs w:val="16"/>
               </w:rPr>
-              <w:t xml:space="preserve">2,36</w:t>
+              <w:t xml:space="preserve">1,00</w:t>
             </w:r>
           </w:p>
         </w:tc>
@@ -5906,7 +5547,7 @@
                 <w:sz w:val="16"/>
                 <w:szCs w:val="16"/>
               </w:rPr>
-              <w:t xml:space="preserve">17,6%</w:t>
+              <w:t xml:space="preserve">100,0%</w:t>
             </w:r>
           </w:p>
         </w:tc>
@@ -5943,7 +5584,7 @@
                 <w:sz w:val="16"/>
                 <w:szCs w:val="16"/>
               </w:rPr>
-              <w:t xml:space="preserve">40×40</w:t>
+              <w:t xml:space="preserve">80×80</w:t>
             </w:r>
           </w:p>
         </w:tc>
@@ -5972,7 +5613,7 @@
                 <w:rFonts w:ascii="Calibri" w:cs="Calibri" w:eastAsia="Calibri" w:hAnsi="Calibri"/>
                 <w:b w:val="false"/>
                 <w:bCs w:val="false"/>
-                <w:color w:val="1baf7a"/>
+                <w:color w:val="eb6834"/>
                 <w:sz w:val="16"/>
                 <w:szCs w:val="16"/>
               </w:rPr>
@@ -5986,7 +5627,7 @@
                 <w:sz w:val="16"/>
                 <w:szCs w:val="16"/>
               </w:rPr>
-              <w:t xml:space="preserve">Dijkstra (A*, h = 0)</w:t>
+              <w:t xml:space="preserve">Gulosa (Manhattan)</w:t>
             </w:r>
           </w:p>
         </w:tc>
@@ -6018,7 +5659,7 @@
                 <w:sz w:val="16"/>
                 <w:szCs w:val="16"/>
               </w:rPr>
-              <w:t xml:space="preserve">0,140</w:t>
+              <w:t xml:space="preserve">0,087</w:t>
             </w:r>
           </w:p>
         </w:tc>
@@ -6050,7 +5691,7 @@
                 <w:sz w:val="16"/>
                 <w:szCs w:val="16"/>
               </w:rPr>
-              <w:t xml:space="preserve">0,238</w:t>
+              <w:t xml:space="preserve">0,182</w:t>
             </w:r>
           </w:p>
         </w:tc>
@@ -6082,7 +5723,7 @@
                 <w:sz w:val="16"/>
                 <w:szCs w:val="16"/>
               </w:rPr>
-              <w:t xml:space="preserve">409</w:t>
+              <w:t xml:space="preserve">225</w:t>
             </w:r>
           </w:p>
         </w:tc>
@@ -6114,7 +5755,7 @@
                 <w:sz w:val="16"/>
                 <w:szCs w:val="16"/>
               </w:rPr>
-              <w:t xml:space="preserve">24</w:t>
+              <w:t xml:space="preserve">77</w:t>
             </w:r>
           </w:p>
         </w:tc>
@@ -6146,7 +5787,7 @@
                 <w:sz w:val="16"/>
                 <w:szCs w:val="16"/>
               </w:rPr>
-              <w:t xml:space="preserve">46,3</w:t>
+              <w:t xml:space="preserve">134,4</w:t>
             </w:r>
           </w:p>
         </w:tc>
@@ -6178,7 +5819,7 @@
                 <w:sz w:val="16"/>
                 <w:szCs w:val="16"/>
               </w:rPr>
-              <w:t xml:space="preserve">1,000</w:t>
+              <w:t xml:space="preserve">1,325</w:t>
             </w:r>
           </w:p>
         </w:tc>
@@ -6210,7 +5851,7 @@
                 <w:sz w:val="16"/>
                 <w:szCs w:val="16"/>
               </w:rPr>
-              <w:t xml:space="preserve">1,00</w:t>
+              <w:t xml:space="preserve">3,19</w:t>
             </w:r>
           </w:p>
         </w:tc>
@@ -6242,7 +5883,7 @@
                 <w:sz w:val="16"/>
                 <w:szCs w:val="16"/>
               </w:rPr>
-              <w:t xml:space="preserve">100,0%</w:t>
+              <w:t xml:space="preserve">3,0%</w:t>
             </w:r>
           </w:p>
         </w:tc>
@@ -6279,7 +5920,7 @@
                 <w:sz w:val="16"/>
                 <w:szCs w:val="16"/>
               </w:rPr>
-              <w:t xml:space="preserve">80×80</w:t>
+              <w:t xml:space="preserve">160×160</w:t>
             </w:r>
           </w:p>
         </w:tc>
@@ -6354,7 +5995,7 @@
                 <w:sz w:val="16"/>
                 <w:szCs w:val="16"/>
               </w:rPr>
-              <w:t xml:space="preserve">0,257</w:t>
+              <w:t xml:space="preserve">1,027</w:t>
             </w:r>
           </w:p>
         </w:tc>
@@ -6386,7 +6027,7 @@
                 <w:sz w:val="16"/>
                 <w:szCs w:val="16"/>
               </w:rPr>
-              <w:t xml:space="preserve">0,601</w:t>
+              <w:t xml:space="preserve">2,302</w:t>
             </w:r>
           </w:p>
         </w:tc>
@@ -6418,7 +6059,7 @@
                 <w:sz w:val="16"/>
                 <w:szCs w:val="16"/>
               </w:rPr>
-              <w:t xml:space="preserve">687</w:t>
+              <w:t xml:space="preserve">2.781</w:t>
             </w:r>
           </w:p>
         </w:tc>
@@ -6450,7 +6091,7 @@
                 <w:sz w:val="16"/>
                 <w:szCs w:val="16"/>
               </w:rPr>
-              <w:t xml:space="preserve">68</w:t>
+              <w:t xml:space="preserve">140</w:t>
             </w:r>
           </w:p>
         </w:tc>
@@ -6482,7 +6123,7 @@
                 <w:sz w:val="16"/>
                 <w:szCs w:val="16"/>
               </w:rPr>
-              <w:t xml:space="preserve">100,8</w:t>
+              <w:t xml:space="preserve">204,1</w:t>
             </w:r>
           </w:p>
         </w:tc>
@@ -6615,7 +6256,7 @@
                 <w:sz w:val="16"/>
                 <w:szCs w:val="16"/>
               </w:rPr>
-              <w:t xml:space="preserve">80×80</w:t>
+              <w:t xml:space="preserve">160×160</w:t>
             </w:r>
           </w:p>
         </w:tc>
@@ -6690,7 +6331,7 @@
                 <w:sz w:val="16"/>
                 <w:szCs w:val="16"/>
               </w:rPr>
-              <w:t xml:space="preserve">0,097</w:t>
+              <w:t xml:space="preserve">0,213</w:t>
             </w:r>
           </w:p>
         </w:tc>
@@ -6722,7 +6363,7 @@
                 <w:sz w:val="16"/>
                 <w:szCs w:val="16"/>
               </w:rPr>
-              <w:t xml:space="preserve">0,231</w:t>
+              <w:t xml:space="preserve">0,457</w:t>
             </w:r>
           </w:p>
         </w:tc>
@@ -6754,7 +6395,7 @@
                 <w:sz w:val="16"/>
                 <w:szCs w:val="16"/>
               </w:rPr>
-              <w:t xml:space="preserve">225</w:t>
+              <w:t xml:space="preserve">513</w:t>
             </w:r>
           </w:p>
         </w:tc>
@@ -6786,7 +6427,7 @@
                 <w:sz w:val="16"/>
                 <w:szCs w:val="16"/>
               </w:rPr>
-              <w:t xml:space="preserve">77</w:t>
+              <w:t xml:space="preserve">153</w:t>
             </w:r>
           </w:p>
         </w:tc>
@@ -6818,7 +6459,7 @@
                 <w:sz w:val="16"/>
                 <w:szCs w:val="16"/>
               </w:rPr>
-              <w:t xml:space="preserve">134,4</w:t>
+              <w:t xml:space="preserve">285,4</w:t>
             </w:r>
           </w:p>
         </w:tc>
@@ -6850,7 +6491,7 @@
                 <w:sz w:val="16"/>
                 <w:szCs w:val="16"/>
               </w:rPr>
-              <w:t xml:space="preserve">1,325</w:t>
+              <w:t xml:space="preserve">1,395</w:t>
             </w:r>
           </w:p>
         </w:tc>
@@ -6882,7 +6523,7 @@
                 <w:sz w:val="16"/>
                 <w:szCs w:val="16"/>
               </w:rPr>
-              <w:t xml:space="preserve">3,19</w:t>
+              <w:t xml:space="preserve">2,72</w:t>
             </w:r>
           </w:p>
         </w:tc>
@@ -6914,1351 +6555,7 @@
                 <w:sz w:val="16"/>
                 <w:szCs w:val="16"/>
               </w:rPr>
-              <w:t xml:space="preserve">3,0%</w:t>
-            </w:r>
-          </w:p>
-        </w:tc>
-      </w:tr>
-      <w:tr>
-        <w:trPr>
-          <w:cantSplit/>
-        </w:trPr>
-        <w:tc>
-          <w:tcPr>
-            <w:tcW w:type="dxa" w:w="762"/>
-            <w:tcBorders>
-              <w:top w:val="single" w:color="C9C6D1" w:sz="4"/>
-              <w:left w:val="single" w:color="C9C6D1" w:sz="4"/>
-              <w:bottom w:val="single" w:color="C9C6D1" w:sz="4"/>
-              <w:right w:val="single" w:color="C9C6D1" w:sz="4"/>
-            </w:tcBorders>
-            <w:tcMar>
-              <w:top w:type="dxa" w:w="40"/>
-              <w:left w:type="dxa" w:w="80"/>
-              <w:bottom w:type="dxa" w:w="40"/>
-              <w:right w:type="dxa" w:w="80"/>
-            </w:tcMar>
-          </w:tcPr>
-          <w:p>
-            <w:pPr>
-              <w:jc w:val="left"/>
-            </w:pPr>
-            <w:r>
-              <w:rPr>
-                <w:rFonts w:ascii="Calibri" w:cs="Calibri" w:eastAsia="Calibri" w:hAnsi="Calibri"/>
-                <w:b w:val="false"/>
-                <w:bCs w:val="false"/>
-                <w:sz w:val="16"/>
-                <w:szCs w:val="16"/>
-              </w:rPr>
-              <w:t xml:space="preserve">80×80</w:t>
-            </w:r>
-          </w:p>
-        </w:tc>
-        <w:tc>
-          <w:tcPr>
-            <w:tcW w:type="dxa" w:w="2204"/>
-            <w:tcBorders>
-              <w:top w:val="single" w:color="C9C6D1" w:sz="4"/>
-              <w:left w:val="single" w:color="C9C6D1" w:sz="4"/>
-              <w:bottom w:val="single" w:color="C9C6D1" w:sz="4"/>
-              <w:right w:val="single" w:color="C9C6D1" w:sz="4"/>
-            </w:tcBorders>
-            <w:tcMar>
-              <w:top w:type="dxa" w:w="40"/>
-              <w:left w:type="dxa" w:w="80"/>
-              <w:bottom w:type="dxa" w:w="40"/>
-              <w:right w:type="dxa" w:w="80"/>
-            </w:tcMar>
-          </w:tcPr>
-          <w:p>
-            <w:pPr>
-              <w:jc w:val="left"/>
-            </w:pPr>
-            <w:r>
-              <w:rPr>
-                <w:rFonts w:ascii="Calibri" w:cs="Calibri" w:eastAsia="Calibri" w:hAnsi="Calibri"/>
-                <w:b w:val="false"/>
-                <w:bCs w:val="false"/>
-                <w:color w:val="1baf7a"/>
-                <w:sz w:val="16"/>
-                <w:szCs w:val="16"/>
-              </w:rPr>
-              <w:t xml:space="preserve">■ </w:t>
-            </w:r>
-            <w:r>
-              <w:rPr>
-                <w:rFonts w:ascii="Calibri" w:cs="Calibri" w:eastAsia="Calibri" w:hAnsi="Calibri"/>
-                <w:b w:val="false"/>
-                <w:bCs w:val="false"/>
-                <w:sz w:val="16"/>
-                <w:szCs w:val="16"/>
-              </w:rPr>
-              <w:t xml:space="preserve">Dijkstra (A*, h = 0)</w:t>
-            </w:r>
-          </w:p>
-        </w:tc>
-        <w:tc>
-          <w:tcPr>
-            <w:tcW w:type="dxa" w:w="762"/>
-            <w:tcBorders>
-              <w:top w:val="single" w:color="C9C6D1" w:sz="4"/>
-              <w:left w:val="single" w:color="C9C6D1" w:sz="4"/>
-              <w:bottom w:val="single" w:color="C9C6D1" w:sz="4"/>
-              <w:right w:val="single" w:color="C9C6D1" w:sz="4"/>
-            </w:tcBorders>
-            <w:tcMar>
-              <w:top w:type="dxa" w:w="40"/>
-              <w:left w:type="dxa" w:w="80"/>
-              <w:bottom w:type="dxa" w:w="40"/>
-              <w:right w:type="dxa" w:w="80"/>
-            </w:tcMar>
-          </w:tcPr>
-          <w:p>
-            <w:pPr>
-              <w:jc w:val="right"/>
-            </w:pPr>
-            <w:r>
-              <w:rPr>
-                <w:rFonts w:ascii="Calibri" w:cs="Calibri" w:eastAsia="Calibri" w:hAnsi="Calibri"/>
-                <w:b w:val="false"/>
-                <w:bCs w:val="false"/>
-                <w:sz w:val="16"/>
-                <w:szCs w:val="16"/>
-              </w:rPr>
-              <w:t xml:space="preserve">0,466</w:t>
-            </w:r>
-          </w:p>
-        </w:tc>
-        <w:tc>
-          <w:tcPr>
-            <w:tcW w:type="dxa" w:w="762"/>
-            <w:tcBorders>
-              <w:top w:val="single" w:color="C9C6D1" w:sz="4"/>
-              <w:left w:val="single" w:color="C9C6D1" w:sz="4"/>
-              <w:bottom w:val="single" w:color="C9C6D1" w:sz="4"/>
-              <w:right w:val="single" w:color="C9C6D1" w:sz="4"/>
-            </w:tcBorders>
-            <w:tcMar>
-              <w:top w:type="dxa" w:w="40"/>
-              <w:left w:type="dxa" w:w="80"/>
-              <w:bottom w:type="dxa" w:w="40"/>
-              <w:right w:type="dxa" w:w="80"/>
-            </w:tcMar>
-          </w:tcPr>
-          <w:p>
-            <w:pPr>
-              <w:jc w:val="right"/>
-            </w:pPr>
-            <w:r>
-              <w:rPr>
-                <w:rFonts w:ascii="Calibri" w:cs="Calibri" w:eastAsia="Calibri" w:hAnsi="Calibri"/>
-                <w:b w:val="false"/>
-                <w:bCs w:val="false"/>
-                <w:sz w:val="16"/>
-                <w:szCs w:val="16"/>
-              </w:rPr>
-              <w:t xml:space="preserve">0,829</w:t>
-            </w:r>
-          </w:p>
-        </w:tc>
-        <w:tc>
-          <w:tcPr>
-            <w:tcW w:type="dxa" w:w="762"/>
-            <w:tcBorders>
-              <w:top w:val="single" w:color="C9C6D1" w:sz="4"/>
-              <w:left w:val="single" w:color="C9C6D1" w:sz="4"/>
-              <w:bottom w:val="single" w:color="C9C6D1" w:sz="4"/>
-              <w:right w:val="single" w:color="C9C6D1" w:sz="4"/>
-            </w:tcBorders>
-            <w:tcMar>
-              <w:top w:type="dxa" w:w="40"/>
-              <w:left w:type="dxa" w:w="80"/>
-              <w:bottom w:type="dxa" w:w="40"/>
-              <w:right w:type="dxa" w:w="80"/>
-            </w:tcMar>
-          </w:tcPr>
-          <w:p>
-            <w:pPr>
-              <w:jc w:val="right"/>
-            </w:pPr>
-            <w:r>
-              <w:rPr>
-                <w:rFonts w:ascii="Calibri" w:cs="Calibri" w:eastAsia="Calibri" w:hAnsi="Calibri"/>
-                <w:b w:val="false"/>
-                <w:bCs w:val="false"/>
-                <w:sz w:val="16"/>
-                <w:szCs w:val="16"/>
-              </w:rPr>
-              <w:t xml:space="preserve">1.766</w:t>
-            </w:r>
-          </w:p>
-        </w:tc>
-        <w:tc>
-          <w:tcPr>
-            <w:tcW w:type="dxa" w:w="762"/>
-            <w:tcBorders>
-              <w:top w:val="single" w:color="C9C6D1" w:sz="4"/>
-              <w:left w:val="single" w:color="C9C6D1" w:sz="4"/>
-              <w:bottom w:val="single" w:color="C9C6D1" w:sz="4"/>
-              <w:right w:val="single" w:color="C9C6D1" w:sz="4"/>
-            </w:tcBorders>
-            <w:tcMar>
-              <w:top w:type="dxa" w:w="40"/>
-              <w:left w:type="dxa" w:w="80"/>
-              <w:bottom w:type="dxa" w:w="40"/>
-              <w:right w:type="dxa" w:w="80"/>
-            </w:tcMar>
-          </w:tcPr>
-          <w:p>
-            <w:pPr>
-              <w:jc w:val="right"/>
-            </w:pPr>
-            <w:r>
-              <w:rPr>
-                <w:rFonts w:ascii="Calibri" w:cs="Calibri" w:eastAsia="Calibri" w:hAnsi="Calibri"/>
-                <w:b w:val="false"/>
-                <w:bCs w:val="false"/>
-                <w:sz w:val="16"/>
-                <w:szCs w:val="16"/>
-              </w:rPr>
-              <w:t xml:space="preserve">51</w:t>
-            </w:r>
-          </w:p>
-        </w:tc>
-        <w:tc>
-          <w:tcPr>
-            <w:tcW w:type="dxa" w:w="678"/>
-            <w:tcBorders>
-              <w:top w:val="single" w:color="C9C6D1" w:sz="4"/>
-              <w:left w:val="single" w:color="C9C6D1" w:sz="4"/>
-              <w:bottom w:val="single" w:color="C9C6D1" w:sz="4"/>
-              <w:right w:val="single" w:color="C9C6D1" w:sz="4"/>
-            </w:tcBorders>
-            <w:tcMar>
-              <w:top w:type="dxa" w:w="40"/>
-              <w:left w:type="dxa" w:w="80"/>
-              <w:bottom w:type="dxa" w:w="40"/>
-              <w:right w:type="dxa" w:w="80"/>
-            </w:tcMar>
-          </w:tcPr>
-          <w:p>
-            <w:pPr>
-              <w:jc w:val="right"/>
-            </w:pPr>
-            <w:r>
-              <w:rPr>
-                <w:rFonts w:ascii="Calibri" w:cs="Calibri" w:eastAsia="Calibri" w:hAnsi="Calibri"/>
-                <w:b w:val="false"/>
-                <w:bCs w:val="false"/>
-                <w:sz w:val="16"/>
-                <w:szCs w:val="16"/>
-              </w:rPr>
-              <w:t xml:space="preserve">100,8</w:t>
-            </w:r>
-          </w:p>
-        </w:tc>
-        <w:tc>
-          <w:tcPr>
-            <w:tcW w:type="dxa" w:w="847"/>
-            <w:tcBorders>
-              <w:top w:val="single" w:color="C9C6D1" w:sz="4"/>
-              <w:left w:val="single" w:color="C9C6D1" w:sz="4"/>
-              <w:bottom w:val="single" w:color="C9C6D1" w:sz="4"/>
-              <w:right w:val="single" w:color="C9C6D1" w:sz="4"/>
-            </w:tcBorders>
-            <w:tcMar>
-              <w:top w:type="dxa" w:w="40"/>
-              <w:left w:type="dxa" w:w="80"/>
-              <w:bottom w:type="dxa" w:w="40"/>
-              <w:right w:type="dxa" w:w="80"/>
-            </w:tcMar>
-          </w:tcPr>
-          <w:p>
-            <w:pPr>
-              <w:jc w:val="right"/>
-            </w:pPr>
-            <w:r>
-              <w:rPr>
-                <w:rFonts w:ascii="Calibri" w:cs="Calibri" w:eastAsia="Calibri" w:hAnsi="Calibri"/>
-                <w:b w:val="false"/>
-                <w:bCs w:val="false"/>
-                <w:sz w:val="16"/>
-                <w:szCs w:val="16"/>
-              </w:rPr>
-              <w:t xml:space="preserve">1,000</w:t>
-            </w:r>
-          </w:p>
-        </w:tc>
-        <w:tc>
-          <w:tcPr>
-            <w:tcW w:type="dxa" w:w="762"/>
-            <w:tcBorders>
-              <w:top w:val="single" w:color="C9C6D1" w:sz="4"/>
-              <w:left w:val="single" w:color="C9C6D1" w:sz="4"/>
-              <w:bottom w:val="single" w:color="C9C6D1" w:sz="4"/>
-              <w:right w:val="single" w:color="C9C6D1" w:sz="4"/>
-            </w:tcBorders>
-            <w:tcMar>
-              <w:top w:type="dxa" w:w="40"/>
-              <w:left w:type="dxa" w:w="80"/>
-              <w:bottom w:type="dxa" w:w="40"/>
-              <w:right w:type="dxa" w:w="80"/>
-            </w:tcMar>
-          </w:tcPr>
-          <w:p>
-            <w:pPr>
-              <w:jc w:val="right"/>
-            </w:pPr>
-            <w:r>
-              <w:rPr>
-                <w:rFonts w:ascii="Calibri" w:cs="Calibri" w:eastAsia="Calibri" w:hAnsi="Calibri"/>
-                <w:b w:val="false"/>
-                <w:bCs w:val="false"/>
-                <w:sz w:val="16"/>
-                <w:szCs w:val="16"/>
-              </w:rPr>
-              <w:t xml:space="preserve">1,00</w:t>
-            </w:r>
-          </w:p>
-        </w:tc>
-        <w:tc>
-          <w:tcPr>
-            <w:tcW w:type="dxa" w:w="770"/>
-            <w:tcBorders>
-              <w:top w:val="single" w:color="C9C6D1" w:sz="4"/>
-              <w:left w:val="single" w:color="C9C6D1" w:sz="4"/>
-              <w:bottom w:val="single" w:color="C9C6D1" w:sz="4"/>
-              <w:right w:val="single" w:color="C9C6D1" w:sz="4"/>
-            </w:tcBorders>
-            <w:tcMar>
-              <w:top w:type="dxa" w:w="40"/>
-              <w:left w:type="dxa" w:w="80"/>
-              <w:bottom w:type="dxa" w:w="40"/>
-              <w:right w:type="dxa" w:w="80"/>
-            </w:tcMar>
-          </w:tcPr>
-          <w:p>
-            <w:pPr>
-              <w:jc w:val="right"/>
-            </w:pPr>
-            <w:r>
-              <w:rPr>
-                <w:rFonts w:ascii="Calibri" w:cs="Calibri" w:eastAsia="Calibri" w:hAnsi="Calibri"/>
-                <w:b w:val="false"/>
-                <w:bCs w:val="false"/>
-                <w:sz w:val="16"/>
-                <w:szCs w:val="16"/>
-              </w:rPr>
-              <w:t xml:space="preserve">100,0%</w:t>
-            </w:r>
-          </w:p>
-        </w:tc>
-      </w:tr>
-      <w:tr>
-        <w:trPr>
-          <w:cantSplit/>
-        </w:trPr>
-        <w:tc>
-          <w:tcPr>
-            <w:tcW w:type="dxa" w:w="762"/>
-            <w:tcBorders>
-              <w:top w:val="single" w:color="C9C6D1" w:sz="4"/>
-              <w:left w:val="single" w:color="C9C6D1" w:sz="4"/>
-              <w:bottom w:val="single" w:color="C9C6D1" w:sz="4"/>
-              <w:right w:val="single" w:color="C9C6D1" w:sz="4"/>
-            </w:tcBorders>
-            <w:tcMar>
-              <w:top w:type="dxa" w:w="40"/>
-              <w:left w:type="dxa" w:w="80"/>
-              <w:bottom w:type="dxa" w:w="40"/>
-              <w:right w:type="dxa" w:w="80"/>
-            </w:tcMar>
-          </w:tcPr>
-          <w:p>
-            <w:pPr>
-              <w:jc w:val="left"/>
-            </w:pPr>
-            <w:r>
-              <w:rPr>
-                <w:rFonts w:ascii="Calibri" w:cs="Calibri" w:eastAsia="Calibri" w:hAnsi="Calibri"/>
-                <w:b w:val="false"/>
-                <w:bCs w:val="false"/>
-                <w:sz w:val="16"/>
-                <w:szCs w:val="16"/>
-              </w:rPr>
-              <w:t xml:space="preserve">160×160</w:t>
-            </w:r>
-          </w:p>
-        </w:tc>
-        <w:tc>
-          <w:tcPr>
-            <w:tcW w:type="dxa" w:w="2204"/>
-            <w:tcBorders>
-              <w:top w:val="single" w:color="C9C6D1" w:sz="4"/>
-              <w:left w:val="single" w:color="C9C6D1" w:sz="4"/>
-              <w:bottom w:val="single" w:color="C9C6D1" w:sz="4"/>
-              <w:right w:val="single" w:color="C9C6D1" w:sz="4"/>
-            </w:tcBorders>
-            <w:tcMar>
-              <w:top w:type="dxa" w:w="40"/>
-              <w:left w:type="dxa" w:w="80"/>
-              <w:bottom w:type="dxa" w:w="40"/>
-              <w:right w:type="dxa" w:w="80"/>
-            </w:tcMar>
-          </w:tcPr>
-          <w:p>
-            <w:pPr>
-              <w:jc w:val="left"/>
-            </w:pPr>
-            <w:r>
-              <w:rPr>
-                <w:rFonts w:ascii="Calibri" w:cs="Calibri" w:eastAsia="Calibri" w:hAnsi="Calibri"/>
-                <w:b w:val="false"/>
-                <w:bCs w:val="false"/>
-                <w:color w:val="2a78d6"/>
-                <w:sz w:val="16"/>
-                <w:szCs w:val="16"/>
-              </w:rPr>
-              <w:t xml:space="preserve">■ </w:t>
-            </w:r>
-            <w:r>
-              <w:rPr>
-                <w:rFonts w:ascii="Calibri" w:cs="Calibri" w:eastAsia="Calibri" w:hAnsi="Calibri"/>
-                <w:b w:val="false"/>
-                <w:bCs w:val="false"/>
-                <w:sz w:val="16"/>
-                <w:szCs w:val="16"/>
-              </w:rPr>
-              <w:t xml:space="preserve">A* (Manhattan)</w:t>
-            </w:r>
-          </w:p>
-        </w:tc>
-        <w:tc>
-          <w:tcPr>
-            <w:tcW w:type="dxa" w:w="762"/>
-            <w:tcBorders>
-              <w:top w:val="single" w:color="C9C6D1" w:sz="4"/>
-              <w:left w:val="single" w:color="C9C6D1" w:sz="4"/>
-              <w:bottom w:val="single" w:color="C9C6D1" w:sz="4"/>
-              <w:right w:val="single" w:color="C9C6D1" w:sz="4"/>
-            </w:tcBorders>
-            <w:tcMar>
-              <w:top w:type="dxa" w:w="40"/>
-              <w:left w:type="dxa" w:w="80"/>
-              <w:bottom w:type="dxa" w:w="40"/>
-              <w:right w:type="dxa" w:w="80"/>
-            </w:tcMar>
-          </w:tcPr>
-          <w:p>
-            <w:pPr>
-              <w:jc w:val="right"/>
-            </w:pPr>
-            <w:r>
-              <w:rPr>
-                <w:rFonts w:ascii="Calibri" w:cs="Calibri" w:eastAsia="Calibri" w:hAnsi="Calibri"/>
-                <w:b w:val="false"/>
-                <w:bCs w:val="false"/>
-                <w:sz w:val="16"/>
-                <w:szCs w:val="16"/>
-              </w:rPr>
-              <w:t xml:space="preserve">1,019</w:t>
-            </w:r>
-          </w:p>
-        </w:tc>
-        <w:tc>
-          <w:tcPr>
-            <w:tcW w:type="dxa" w:w="762"/>
-            <w:tcBorders>
-              <w:top w:val="single" w:color="C9C6D1" w:sz="4"/>
-              <w:left w:val="single" w:color="C9C6D1" w:sz="4"/>
-              <w:bottom w:val="single" w:color="C9C6D1" w:sz="4"/>
-              <w:right w:val="single" w:color="C9C6D1" w:sz="4"/>
-            </w:tcBorders>
-            <w:tcMar>
-              <w:top w:type="dxa" w:w="40"/>
-              <w:left w:type="dxa" w:w="80"/>
-              <w:bottom w:type="dxa" w:w="40"/>
-              <w:right w:type="dxa" w:w="80"/>
-            </w:tcMar>
-          </w:tcPr>
-          <w:p>
-            <w:pPr>
-              <w:jc w:val="right"/>
-            </w:pPr>
-            <w:r>
-              <w:rPr>
-                <w:rFonts w:ascii="Calibri" w:cs="Calibri" w:eastAsia="Calibri" w:hAnsi="Calibri"/>
-                <w:b w:val="false"/>
-                <w:bCs w:val="false"/>
-                <w:sz w:val="16"/>
-                <w:szCs w:val="16"/>
-              </w:rPr>
-              <w:t xml:space="preserve">2,265</w:t>
-            </w:r>
-          </w:p>
-        </w:tc>
-        <w:tc>
-          <w:tcPr>
-            <w:tcW w:type="dxa" w:w="762"/>
-            <w:tcBorders>
-              <w:top w:val="single" w:color="C9C6D1" w:sz="4"/>
-              <w:left w:val="single" w:color="C9C6D1" w:sz="4"/>
-              <w:bottom w:val="single" w:color="C9C6D1" w:sz="4"/>
-              <w:right w:val="single" w:color="C9C6D1" w:sz="4"/>
-            </w:tcBorders>
-            <w:tcMar>
-              <w:top w:type="dxa" w:w="40"/>
-              <w:left w:type="dxa" w:w="80"/>
-              <w:bottom w:type="dxa" w:w="40"/>
-              <w:right w:type="dxa" w:w="80"/>
-            </w:tcMar>
-          </w:tcPr>
-          <w:p>
-            <w:pPr>
-              <w:jc w:val="right"/>
-            </w:pPr>
-            <w:r>
-              <w:rPr>
-                <w:rFonts w:ascii="Calibri" w:cs="Calibri" w:eastAsia="Calibri" w:hAnsi="Calibri"/>
-                <w:b w:val="false"/>
-                <w:bCs w:val="false"/>
-                <w:sz w:val="16"/>
-                <w:szCs w:val="16"/>
-              </w:rPr>
-              <w:t xml:space="preserve">2.781</w:t>
-            </w:r>
-          </w:p>
-        </w:tc>
-        <w:tc>
-          <w:tcPr>
-            <w:tcW w:type="dxa" w:w="762"/>
-            <w:tcBorders>
-              <w:top w:val="single" w:color="C9C6D1" w:sz="4"/>
-              <w:left w:val="single" w:color="C9C6D1" w:sz="4"/>
-              <w:bottom w:val="single" w:color="C9C6D1" w:sz="4"/>
-              <w:right w:val="single" w:color="C9C6D1" w:sz="4"/>
-            </w:tcBorders>
-            <w:tcMar>
-              <w:top w:type="dxa" w:w="40"/>
-              <w:left w:type="dxa" w:w="80"/>
-              <w:bottom w:type="dxa" w:w="40"/>
-              <w:right w:type="dxa" w:w="80"/>
-            </w:tcMar>
-          </w:tcPr>
-          <w:p>
-            <w:pPr>
-              <w:jc w:val="right"/>
-            </w:pPr>
-            <w:r>
-              <w:rPr>
-                <w:rFonts w:ascii="Calibri" w:cs="Calibri" w:eastAsia="Calibri" w:hAnsi="Calibri"/>
-                <w:b w:val="false"/>
-                <w:bCs w:val="false"/>
-                <w:sz w:val="16"/>
-                <w:szCs w:val="16"/>
-              </w:rPr>
-              <w:t xml:space="preserve">140</w:t>
-            </w:r>
-          </w:p>
-        </w:tc>
-        <w:tc>
-          <w:tcPr>
-            <w:tcW w:type="dxa" w:w="678"/>
-            <w:tcBorders>
-              <w:top w:val="single" w:color="C9C6D1" w:sz="4"/>
-              <w:left w:val="single" w:color="C9C6D1" w:sz="4"/>
-              <w:bottom w:val="single" w:color="C9C6D1" w:sz="4"/>
-              <w:right w:val="single" w:color="C9C6D1" w:sz="4"/>
-            </w:tcBorders>
-            <w:tcMar>
-              <w:top w:type="dxa" w:w="40"/>
-              <w:left w:type="dxa" w:w="80"/>
-              <w:bottom w:type="dxa" w:w="40"/>
-              <w:right w:type="dxa" w:w="80"/>
-            </w:tcMar>
-          </w:tcPr>
-          <w:p>
-            <w:pPr>
-              <w:jc w:val="right"/>
-            </w:pPr>
-            <w:r>
-              <w:rPr>
-                <w:rFonts w:ascii="Calibri" w:cs="Calibri" w:eastAsia="Calibri" w:hAnsi="Calibri"/>
-                <w:b w:val="false"/>
-                <w:bCs w:val="false"/>
-                <w:sz w:val="16"/>
-                <w:szCs w:val="16"/>
-              </w:rPr>
-              <w:t xml:space="preserve">204,1</w:t>
-            </w:r>
-          </w:p>
-        </w:tc>
-        <w:tc>
-          <w:tcPr>
-            <w:tcW w:type="dxa" w:w="847"/>
-            <w:tcBorders>
-              <w:top w:val="single" w:color="C9C6D1" w:sz="4"/>
-              <w:left w:val="single" w:color="C9C6D1" w:sz="4"/>
-              <w:bottom w:val="single" w:color="C9C6D1" w:sz="4"/>
-              <w:right w:val="single" w:color="C9C6D1" w:sz="4"/>
-            </w:tcBorders>
-            <w:tcMar>
-              <w:top w:type="dxa" w:w="40"/>
-              <w:left w:type="dxa" w:w="80"/>
-              <w:bottom w:type="dxa" w:w="40"/>
-              <w:right w:type="dxa" w:w="80"/>
-            </w:tcMar>
-          </w:tcPr>
-          <w:p>
-            <w:pPr>
-              <w:jc w:val="right"/>
-            </w:pPr>
-            <w:r>
-              <w:rPr>
-                <w:rFonts w:ascii="Calibri" w:cs="Calibri" w:eastAsia="Calibri" w:hAnsi="Calibri"/>
-                <w:b w:val="false"/>
-                <w:bCs w:val="false"/>
-                <w:sz w:val="16"/>
-                <w:szCs w:val="16"/>
-              </w:rPr>
-              <w:t xml:space="preserve">1,000</w:t>
-            </w:r>
-          </w:p>
-        </w:tc>
-        <w:tc>
-          <w:tcPr>
-            <w:tcW w:type="dxa" w:w="762"/>
-            <w:tcBorders>
-              <w:top w:val="single" w:color="C9C6D1" w:sz="4"/>
-              <w:left w:val="single" w:color="C9C6D1" w:sz="4"/>
-              <w:bottom w:val="single" w:color="C9C6D1" w:sz="4"/>
-              <w:right w:val="single" w:color="C9C6D1" w:sz="4"/>
-            </w:tcBorders>
-            <w:tcMar>
-              <w:top w:type="dxa" w:w="40"/>
-              <w:left w:type="dxa" w:w="80"/>
-              <w:bottom w:type="dxa" w:w="40"/>
-              <w:right w:type="dxa" w:w="80"/>
-            </w:tcMar>
-          </w:tcPr>
-          <w:p>
-            <w:pPr>
-              <w:jc w:val="right"/>
-            </w:pPr>
-            <w:r>
-              <w:rPr>
-                <w:rFonts w:ascii="Calibri" w:cs="Calibri" w:eastAsia="Calibri" w:hAnsi="Calibri"/>
-                <w:b w:val="false"/>
-                <w:bCs w:val="false"/>
-                <w:sz w:val="16"/>
-                <w:szCs w:val="16"/>
-              </w:rPr>
-              <w:t xml:space="preserve">1,00</w:t>
-            </w:r>
-          </w:p>
-        </w:tc>
-        <w:tc>
-          <w:tcPr>
-            <w:tcW w:type="dxa" w:w="770"/>
-            <w:tcBorders>
-              <w:top w:val="single" w:color="C9C6D1" w:sz="4"/>
-              <w:left w:val="single" w:color="C9C6D1" w:sz="4"/>
-              <w:bottom w:val="single" w:color="C9C6D1" w:sz="4"/>
-              <w:right w:val="single" w:color="C9C6D1" w:sz="4"/>
-            </w:tcBorders>
-            <w:tcMar>
-              <w:top w:type="dxa" w:w="40"/>
-              <w:left w:type="dxa" w:w="80"/>
-              <w:bottom w:type="dxa" w:w="40"/>
-              <w:right w:type="dxa" w:w="80"/>
-            </w:tcMar>
-          </w:tcPr>
-          <w:p>
-            <w:pPr>
-              <w:jc w:val="right"/>
-            </w:pPr>
-            <w:r>
-              <w:rPr>
-                <w:rFonts w:ascii="Calibri" w:cs="Calibri" w:eastAsia="Calibri" w:hAnsi="Calibri"/>
-                <w:b w:val="false"/>
-                <w:bCs w:val="false"/>
-                <w:sz w:val="16"/>
-                <w:szCs w:val="16"/>
-              </w:rPr>
-              <w:t xml:space="preserve">100,0%</w:t>
-            </w:r>
-          </w:p>
-        </w:tc>
-      </w:tr>
-      <w:tr>
-        <w:trPr>
-          <w:cantSplit/>
-        </w:trPr>
-        <w:tc>
-          <w:tcPr>
-            <w:tcW w:type="dxa" w:w="762"/>
-            <w:tcBorders>
-              <w:top w:val="single" w:color="C9C6D1" w:sz="4"/>
-              <w:left w:val="single" w:color="C9C6D1" w:sz="4"/>
-              <w:bottom w:val="single" w:color="C9C6D1" w:sz="4"/>
-              <w:right w:val="single" w:color="C9C6D1" w:sz="4"/>
-            </w:tcBorders>
-            <w:tcMar>
-              <w:top w:type="dxa" w:w="40"/>
-              <w:left w:type="dxa" w:w="80"/>
-              <w:bottom w:type="dxa" w:w="40"/>
-              <w:right w:type="dxa" w:w="80"/>
-            </w:tcMar>
-          </w:tcPr>
-          <w:p>
-            <w:pPr>
-              <w:jc w:val="left"/>
-            </w:pPr>
-            <w:r>
-              <w:rPr>
-                <w:rFonts w:ascii="Calibri" w:cs="Calibri" w:eastAsia="Calibri" w:hAnsi="Calibri"/>
-                <w:b w:val="false"/>
-                <w:bCs w:val="false"/>
-                <w:sz w:val="16"/>
-                <w:szCs w:val="16"/>
-              </w:rPr>
-              <w:t xml:space="preserve">160×160</w:t>
-            </w:r>
-          </w:p>
-        </w:tc>
-        <w:tc>
-          <w:tcPr>
-            <w:tcW w:type="dxa" w:w="2204"/>
-            <w:tcBorders>
-              <w:top w:val="single" w:color="C9C6D1" w:sz="4"/>
-              <w:left w:val="single" w:color="C9C6D1" w:sz="4"/>
-              <w:bottom w:val="single" w:color="C9C6D1" w:sz="4"/>
-              <w:right w:val="single" w:color="C9C6D1" w:sz="4"/>
-            </w:tcBorders>
-            <w:tcMar>
-              <w:top w:type="dxa" w:w="40"/>
-              <w:left w:type="dxa" w:w="80"/>
-              <w:bottom w:type="dxa" w:w="40"/>
-              <w:right w:type="dxa" w:w="80"/>
-            </w:tcMar>
-          </w:tcPr>
-          <w:p>
-            <w:pPr>
-              <w:jc w:val="left"/>
-            </w:pPr>
-            <w:r>
-              <w:rPr>
-                <w:rFonts w:ascii="Calibri" w:cs="Calibri" w:eastAsia="Calibri" w:hAnsi="Calibri"/>
-                <w:b w:val="false"/>
-                <w:bCs w:val="false"/>
-                <w:color w:val="eb6834"/>
-                <w:sz w:val="16"/>
-                <w:szCs w:val="16"/>
-              </w:rPr>
-              <w:t xml:space="preserve">■ </w:t>
-            </w:r>
-            <w:r>
-              <w:rPr>
-                <w:rFonts w:ascii="Calibri" w:cs="Calibri" w:eastAsia="Calibri" w:hAnsi="Calibri"/>
-                <w:b w:val="false"/>
-                <w:bCs w:val="false"/>
-                <w:sz w:val="16"/>
-                <w:szCs w:val="16"/>
-              </w:rPr>
-              <w:t xml:space="preserve">Gulosa (Manhattan)</w:t>
-            </w:r>
-          </w:p>
-        </w:tc>
-        <w:tc>
-          <w:tcPr>
-            <w:tcW w:type="dxa" w:w="762"/>
-            <w:tcBorders>
-              <w:top w:val="single" w:color="C9C6D1" w:sz="4"/>
-              <w:left w:val="single" w:color="C9C6D1" w:sz="4"/>
-              <w:bottom w:val="single" w:color="C9C6D1" w:sz="4"/>
-              <w:right w:val="single" w:color="C9C6D1" w:sz="4"/>
-            </w:tcBorders>
-            <w:tcMar>
-              <w:top w:type="dxa" w:w="40"/>
-              <w:left w:type="dxa" w:w="80"/>
-              <w:bottom w:type="dxa" w:w="40"/>
-              <w:right w:type="dxa" w:w="80"/>
-            </w:tcMar>
-          </w:tcPr>
-          <w:p>
-            <w:pPr>
-              <w:jc w:val="right"/>
-            </w:pPr>
-            <w:r>
-              <w:rPr>
-                <w:rFonts w:ascii="Calibri" w:cs="Calibri" w:eastAsia="Calibri" w:hAnsi="Calibri"/>
-                <w:b w:val="false"/>
-                <w:bCs w:val="false"/>
-                <w:sz w:val="16"/>
-                <w:szCs w:val="16"/>
-              </w:rPr>
-              <w:t xml:space="preserve">0,210</w:t>
-            </w:r>
-          </w:p>
-        </w:tc>
-        <w:tc>
-          <w:tcPr>
-            <w:tcW w:type="dxa" w:w="762"/>
-            <w:tcBorders>
-              <w:top w:val="single" w:color="C9C6D1" w:sz="4"/>
-              <w:left w:val="single" w:color="C9C6D1" w:sz="4"/>
-              <w:bottom w:val="single" w:color="C9C6D1" w:sz="4"/>
-              <w:right w:val="single" w:color="C9C6D1" w:sz="4"/>
-            </w:tcBorders>
-            <w:tcMar>
-              <w:top w:type="dxa" w:w="40"/>
-              <w:left w:type="dxa" w:w="80"/>
-              <w:bottom w:type="dxa" w:w="40"/>
-              <w:right w:type="dxa" w:w="80"/>
-            </w:tcMar>
-          </w:tcPr>
-          <w:p>
-            <w:pPr>
-              <w:jc w:val="right"/>
-            </w:pPr>
-            <w:r>
-              <w:rPr>
-                <w:rFonts w:ascii="Calibri" w:cs="Calibri" w:eastAsia="Calibri" w:hAnsi="Calibri"/>
-                <w:b w:val="false"/>
-                <w:bCs w:val="false"/>
-                <w:sz w:val="16"/>
-                <w:szCs w:val="16"/>
-              </w:rPr>
-              <w:t xml:space="preserve">0,458</w:t>
-            </w:r>
-          </w:p>
-        </w:tc>
-        <w:tc>
-          <w:tcPr>
-            <w:tcW w:type="dxa" w:w="762"/>
-            <w:tcBorders>
-              <w:top w:val="single" w:color="C9C6D1" w:sz="4"/>
-              <w:left w:val="single" w:color="C9C6D1" w:sz="4"/>
-              <w:bottom w:val="single" w:color="C9C6D1" w:sz="4"/>
-              <w:right w:val="single" w:color="C9C6D1" w:sz="4"/>
-            </w:tcBorders>
-            <w:tcMar>
-              <w:top w:type="dxa" w:w="40"/>
-              <w:left w:type="dxa" w:w="80"/>
-              <w:bottom w:type="dxa" w:w="40"/>
-              <w:right w:type="dxa" w:w="80"/>
-            </w:tcMar>
-          </w:tcPr>
-          <w:p>
-            <w:pPr>
-              <w:jc w:val="right"/>
-            </w:pPr>
-            <w:r>
-              <w:rPr>
-                <w:rFonts w:ascii="Calibri" w:cs="Calibri" w:eastAsia="Calibri" w:hAnsi="Calibri"/>
-                <w:b w:val="false"/>
-                <w:bCs w:val="false"/>
-                <w:sz w:val="16"/>
-                <w:szCs w:val="16"/>
-              </w:rPr>
-              <w:t xml:space="preserve">513</w:t>
-            </w:r>
-          </w:p>
-        </w:tc>
-        <w:tc>
-          <w:tcPr>
-            <w:tcW w:type="dxa" w:w="762"/>
-            <w:tcBorders>
-              <w:top w:val="single" w:color="C9C6D1" w:sz="4"/>
-              <w:left w:val="single" w:color="C9C6D1" w:sz="4"/>
-              <w:bottom w:val="single" w:color="C9C6D1" w:sz="4"/>
-              <w:right w:val="single" w:color="C9C6D1" w:sz="4"/>
-            </w:tcBorders>
-            <w:tcMar>
-              <w:top w:type="dxa" w:w="40"/>
-              <w:left w:type="dxa" w:w="80"/>
-              <w:bottom w:type="dxa" w:w="40"/>
-              <w:right w:type="dxa" w:w="80"/>
-            </w:tcMar>
-          </w:tcPr>
-          <w:p>
-            <w:pPr>
-              <w:jc w:val="right"/>
-            </w:pPr>
-            <w:r>
-              <w:rPr>
-                <w:rFonts w:ascii="Calibri" w:cs="Calibri" w:eastAsia="Calibri" w:hAnsi="Calibri"/>
-                <w:b w:val="false"/>
-                <w:bCs w:val="false"/>
-                <w:sz w:val="16"/>
-                <w:szCs w:val="16"/>
-              </w:rPr>
-              <w:t xml:space="preserve">153</w:t>
-            </w:r>
-          </w:p>
-        </w:tc>
-        <w:tc>
-          <w:tcPr>
-            <w:tcW w:type="dxa" w:w="678"/>
-            <w:tcBorders>
-              <w:top w:val="single" w:color="C9C6D1" w:sz="4"/>
-              <w:left w:val="single" w:color="C9C6D1" w:sz="4"/>
-              <w:bottom w:val="single" w:color="C9C6D1" w:sz="4"/>
-              <w:right w:val="single" w:color="C9C6D1" w:sz="4"/>
-            </w:tcBorders>
-            <w:tcMar>
-              <w:top w:type="dxa" w:w="40"/>
-              <w:left w:type="dxa" w:w="80"/>
-              <w:bottom w:type="dxa" w:w="40"/>
-              <w:right w:type="dxa" w:w="80"/>
-            </w:tcMar>
-          </w:tcPr>
-          <w:p>
-            <w:pPr>
-              <w:jc w:val="right"/>
-            </w:pPr>
-            <w:r>
-              <w:rPr>
-                <w:rFonts w:ascii="Calibri" w:cs="Calibri" w:eastAsia="Calibri" w:hAnsi="Calibri"/>
-                <w:b w:val="false"/>
-                <w:bCs w:val="false"/>
-                <w:sz w:val="16"/>
-                <w:szCs w:val="16"/>
-              </w:rPr>
-              <w:t xml:space="preserve">285,4</w:t>
-            </w:r>
-          </w:p>
-        </w:tc>
-        <w:tc>
-          <w:tcPr>
-            <w:tcW w:type="dxa" w:w="847"/>
-            <w:tcBorders>
-              <w:top w:val="single" w:color="C9C6D1" w:sz="4"/>
-              <w:left w:val="single" w:color="C9C6D1" w:sz="4"/>
-              <w:bottom w:val="single" w:color="C9C6D1" w:sz="4"/>
-              <w:right w:val="single" w:color="C9C6D1" w:sz="4"/>
-            </w:tcBorders>
-            <w:tcMar>
-              <w:top w:type="dxa" w:w="40"/>
-              <w:left w:type="dxa" w:w="80"/>
-              <w:bottom w:type="dxa" w:w="40"/>
-              <w:right w:type="dxa" w:w="80"/>
-            </w:tcMar>
-          </w:tcPr>
-          <w:p>
-            <w:pPr>
-              <w:jc w:val="right"/>
-            </w:pPr>
-            <w:r>
-              <w:rPr>
-                <w:rFonts w:ascii="Calibri" w:cs="Calibri" w:eastAsia="Calibri" w:hAnsi="Calibri"/>
-                <w:b w:val="false"/>
-                <w:bCs w:val="false"/>
-                <w:sz w:val="16"/>
-                <w:szCs w:val="16"/>
-              </w:rPr>
-              <w:t xml:space="preserve">1,395</w:t>
-            </w:r>
-          </w:p>
-        </w:tc>
-        <w:tc>
-          <w:tcPr>
-            <w:tcW w:type="dxa" w:w="762"/>
-            <w:tcBorders>
-              <w:top w:val="single" w:color="C9C6D1" w:sz="4"/>
-              <w:left w:val="single" w:color="C9C6D1" w:sz="4"/>
-              <w:bottom w:val="single" w:color="C9C6D1" w:sz="4"/>
-              <w:right w:val="single" w:color="C9C6D1" w:sz="4"/>
-            </w:tcBorders>
-            <w:tcMar>
-              <w:top w:type="dxa" w:w="40"/>
-              <w:left w:type="dxa" w:w="80"/>
-              <w:bottom w:type="dxa" w:w="40"/>
-              <w:right w:type="dxa" w:w="80"/>
-            </w:tcMar>
-          </w:tcPr>
-          <w:p>
-            <w:pPr>
-              <w:jc w:val="right"/>
-            </w:pPr>
-            <w:r>
-              <w:rPr>
-                <w:rFonts w:ascii="Calibri" w:cs="Calibri" w:eastAsia="Calibri" w:hAnsi="Calibri"/>
-                <w:b w:val="false"/>
-                <w:bCs w:val="false"/>
-                <w:sz w:val="16"/>
-                <w:szCs w:val="16"/>
-              </w:rPr>
-              <w:t xml:space="preserve">2,72</w:t>
-            </w:r>
-          </w:p>
-        </w:tc>
-        <w:tc>
-          <w:tcPr>
-            <w:tcW w:type="dxa" w:w="770"/>
-            <w:tcBorders>
-              <w:top w:val="single" w:color="C9C6D1" w:sz="4"/>
-              <w:left w:val="single" w:color="C9C6D1" w:sz="4"/>
-              <w:bottom w:val="single" w:color="C9C6D1" w:sz="4"/>
-              <w:right w:val="single" w:color="C9C6D1" w:sz="4"/>
-            </w:tcBorders>
-            <w:tcMar>
-              <w:top w:type="dxa" w:w="40"/>
-              <w:left w:type="dxa" w:w="80"/>
-              <w:bottom w:type="dxa" w:w="40"/>
-              <w:right w:type="dxa" w:w="80"/>
-            </w:tcMar>
-          </w:tcPr>
-          <w:p>
-            <w:pPr>
-              <w:jc w:val="right"/>
-            </w:pPr>
-            <w:r>
-              <w:rPr>
-                <w:rFonts w:ascii="Calibri" w:cs="Calibri" w:eastAsia="Calibri" w:hAnsi="Calibri"/>
-                <w:b w:val="false"/>
-                <w:bCs w:val="false"/>
-                <w:sz w:val="16"/>
-                <w:szCs w:val="16"/>
-              </w:rPr>
               <w:t xml:space="preserve">0,0%</w:t>
-            </w:r>
-          </w:p>
-        </w:tc>
-      </w:tr>
-      <w:tr>
-        <w:trPr>
-          <w:cantSplit/>
-        </w:trPr>
-        <w:tc>
-          <w:tcPr>
-            <w:tcW w:type="dxa" w:w="762"/>
-            <w:tcBorders>
-              <w:top w:val="single" w:color="C9C6D1" w:sz="4"/>
-              <w:left w:val="single" w:color="C9C6D1" w:sz="4"/>
-              <w:bottom w:val="single" w:color="C9C6D1" w:sz="4"/>
-              <w:right w:val="single" w:color="C9C6D1" w:sz="4"/>
-            </w:tcBorders>
-            <w:tcMar>
-              <w:top w:type="dxa" w:w="40"/>
-              <w:left w:type="dxa" w:w="80"/>
-              <w:bottom w:type="dxa" w:w="40"/>
-              <w:right w:type="dxa" w:w="80"/>
-            </w:tcMar>
-          </w:tcPr>
-          <w:p>
-            <w:pPr>
-              <w:jc w:val="left"/>
-            </w:pPr>
-            <w:r>
-              <w:rPr>
-                <w:rFonts w:ascii="Calibri" w:cs="Calibri" w:eastAsia="Calibri" w:hAnsi="Calibri"/>
-                <w:b w:val="false"/>
-                <w:bCs w:val="false"/>
-                <w:sz w:val="16"/>
-                <w:szCs w:val="16"/>
-              </w:rPr>
-              <w:t xml:space="preserve">160×160</w:t>
-            </w:r>
-          </w:p>
-        </w:tc>
-        <w:tc>
-          <w:tcPr>
-            <w:tcW w:type="dxa" w:w="2204"/>
-            <w:tcBorders>
-              <w:top w:val="single" w:color="C9C6D1" w:sz="4"/>
-              <w:left w:val="single" w:color="C9C6D1" w:sz="4"/>
-              <w:bottom w:val="single" w:color="C9C6D1" w:sz="4"/>
-              <w:right w:val="single" w:color="C9C6D1" w:sz="4"/>
-            </w:tcBorders>
-            <w:tcMar>
-              <w:top w:type="dxa" w:w="40"/>
-              <w:left w:type="dxa" w:w="80"/>
-              <w:bottom w:type="dxa" w:w="40"/>
-              <w:right w:type="dxa" w:w="80"/>
-            </w:tcMar>
-          </w:tcPr>
-          <w:p>
-            <w:pPr>
-              <w:jc w:val="left"/>
-            </w:pPr>
-            <w:r>
-              <w:rPr>
-                <w:rFonts w:ascii="Calibri" w:cs="Calibri" w:eastAsia="Calibri" w:hAnsi="Calibri"/>
-                <w:b w:val="false"/>
-                <w:bCs w:val="false"/>
-                <w:color w:val="1baf7a"/>
-                <w:sz w:val="16"/>
-                <w:szCs w:val="16"/>
-              </w:rPr>
-              <w:t xml:space="preserve">■ </w:t>
-            </w:r>
-            <w:r>
-              <w:rPr>
-                <w:rFonts w:ascii="Calibri" w:cs="Calibri" w:eastAsia="Calibri" w:hAnsi="Calibri"/>
-                <w:b w:val="false"/>
-                <w:bCs w:val="false"/>
-                <w:sz w:val="16"/>
-                <w:szCs w:val="16"/>
-              </w:rPr>
-              <w:t xml:space="preserve">Dijkstra (A*, h = 0)</w:t>
-            </w:r>
-          </w:p>
-        </w:tc>
-        <w:tc>
-          <w:tcPr>
-            <w:tcW w:type="dxa" w:w="762"/>
-            <w:tcBorders>
-              <w:top w:val="single" w:color="C9C6D1" w:sz="4"/>
-              <w:left w:val="single" w:color="C9C6D1" w:sz="4"/>
-              <w:bottom w:val="single" w:color="C9C6D1" w:sz="4"/>
-              <w:right w:val="single" w:color="C9C6D1" w:sz="4"/>
-            </w:tcBorders>
-            <w:tcMar>
-              <w:top w:type="dxa" w:w="40"/>
-              <w:left w:type="dxa" w:w="80"/>
-              <w:bottom w:type="dxa" w:w="40"/>
-              <w:right w:type="dxa" w:w="80"/>
-            </w:tcMar>
-          </w:tcPr>
-          <w:p>
-            <w:pPr>
-              <w:jc w:val="right"/>
-            </w:pPr>
-            <w:r>
-              <w:rPr>
-                <w:rFonts w:ascii="Calibri" w:cs="Calibri" w:eastAsia="Calibri" w:hAnsi="Calibri"/>
-                <w:b w:val="false"/>
-                <w:bCs w:val="false"/>
-                <w:sz w:val="16"/>
-                <w:szCs w:val="16"/>
-              </w:rPr>
-              <w:t xml:space="preserve">2,028</w:t>
-            </w:r>
-          </w:p>
-        </w:tc>
-        <w:tc>
-          <w:tcPr>
-            <w:tcW w:type="dxa" w:w="762"/>
-            <w:tcBorders>
-              <w:top w:val="single" w:color="C9C6D1" w:sz="4"/>
-              <w:left w:val="single" w:color="C9C6D1" w:sz="4"/>
-              <w:bottom w:val="single" w:color="C9C6D1" w:sz="4"/>
-              <w:right w:val="single" w:color="C9C6D1" w:sz="4"/>
-            </w:tcBorders>
-            <w:tcMar>
-              <w:top w:type="dxa" w:w="40"/>
-              <w:left w:type="dxa" w:w="80"/>
-              <w:bottom w:type="dxa" w:w="40"/>
-              <w:right w:type="dxa" w:w="80"/>
-            </w:tcMar>
-          </w:tcPr>
-          <w:p>
-            <w:pPr>
-              <w:jc w:val="right"/>
-            </w:pPr>
-            <w:r>
-              <w:rPr>
-                <w:rFonts w:ascii="Calibri" w:cs="Calibri" w:eastAsia="Calibri" w:hAnsi="Calibri"/>
-                <w:b w:val="false"/>
-                <w:bCs w:val="false"/>
-                <w:sz w:val="16"/>
-                <w:szCs w:val="16"/>
-              </w:rPr>
-              <w:t xml:space="preserve">3,151</w:t>
-            </w:r>
-          </w:p>
-        </w:tc>
-        <w:tc>
-          <w:tcPr>
-            <w:tcW w:type="dxa" w:w="762"/>
-            <w:tcBorders>
-              <w:top w:val="single" w:color="C9C6D1" w:sz="4"/>
-              <w:left w:val="single" w:color="C9C6D1" w:sz="4"/>
-              <w:bottom w:val="single" w:color="C9C6D1" w:sz="4"/>
-              <w:right w:val="single" w:color="C9C6D1" w:sz="4"/>
-            </w:tcBorders>
-            <w:tcMar>
-              <w:top w:type="dxa" w:w="40"/>
-              <w:left w:type="dxa" w:w="80"/>
-              <w:bottom w:type="dxa" w:w="40"/>
-              <w:right w:type="dxa" w:w="80"/>
-            </w:tcMar>
-          </w:tcPr>
-          <w:p>
-            <w:pPr>
-              <w:jc w:val="right"/>
-            </w:pPr>
-            <w:r>
-              <w:rPr>
-                <w:rFonts w:ascii="Calibri" w:cs="Calibri" w:eastAsia="Calibri" w:hAnsi="Calibri"/>
-                <w:b w:val="false"/>
-                <w:bCs w:val="false"/>
-                <w:sz w:val="16"/>
-                <w:szCs w:val="16"/>
-              </w:rPr>
-              <w:t xml:space="preserve">7.608</w:t>
-            </w:r>
-          </w:p>
-        </w:tc>
-        <w:tc>
-          <w:tcPr>
-            <w:tcW w:type="dxa" w:w="762"/>
-            <w:tcBorders>
-              <w:top w:val="single" w:color="C9C6D1" w:sz="4"/>
-              <w:left w:val="single" w:color="C9C6D1" w:sz="4"/>
-              <w:bottom w:val="single" w:color="C9C6D1" w:sz="4"/>
-              <w:right w:val="single" w:color="C9C6D1" w:sz="4"/>
-            </w:tcBorders>
-            <w:tcMar>
-              <w:top w:type="dxa" w:w="40"/>
-              <w:left w:type="dxa" w:w="80"/>
-              <w:bottom w:type="dxa" w:w="40"/>
-              <w:right w:type="dxa" w:w="80"/>
-            </w:tcMar>
-          </w:tcPr>
-          <w:p>
-            <w:pPr>
-              <w:jc w:val="right"/>
-            </w:pPr>
-            <w:r>
-              <w:rPr>
-                <w:rFonts w:ascii="Calibri" w:cs="Calibri" w:eastAsia="Calibri" w:hAnsi="Calibri"/>
-                <w:b w:val="false"/>
-                <w:bCs w:val="false"/>
-                <w:sz w:val="16"/>
-                <w:szCs w:val="16"/>
-              </w:rPr>
-              <w:t xml:space="preserve">107</w:t>
-            </w:r>
-          </w:p>
-        </w:tc>
-        <w:tc>
-          <w:tcPr>
-            <w:tcW w:type="dxa" w:w="678"/>
-            <w:tcBorders>
-              <w:top w:val="single" w:color="C9C6D1" w:sz="4"/>
-              <w:left w:val="single" w:color="C9C6D1" w:sz="4"/>
-              <w:bottom w:val="single" w:color="C9C6D1" w:sz="4"/>
-              <w:right w:val="single" w:color="C9C6D1" w:sz="4"/>
-            </w:tcBorders>
-            <w:tcMar>
-              <w:top w:type="dxa" w:w="40"/>
-              <w:left w:type="dxa" w:w="80"/>
-              <w:bottom w:type="dxa" w:w="40"/>
-              <w:right w:type="dxa" w:w="80"/>
-            </w:tcMar>
-          </w:tcPr>
-          <w:p>
-            <w:pPr>
-              <w:jc w:val="right"/>
-            </w:pPr>
-            <w:r>
-              <w:rPr>
-                <w:rFonts w:ascii="Calibri" w:cs="Calibri" w:eastAsia="Calibri" w:hAnsi="Calibri"/>
-                <w:b w:val="false"/>
-                <w:bCs w:val="false"/>
-                <w:sz w:val="16"/>
-                <w:szCs w:val="16"/>
-              </w:rPr>
-              <w:t xml:space="preserve">204,1</w:t>
-            </w:r>
-          </w:p>
-        </w:tc>
-        <w:tc>
-          <w:tcPr>
-            <w:tcW w:type="dxa" w:w="847"/>
-            <w:tcBorders>
-              <w:top w:val="single" w:color="C9C6D1" w:sz="4"/>
-              <w:left w:val="single" w:color="C9C6D1" w:sz="4"/>
-              <w:bottom w:val="single" w:color="C9C6D1" w:sz="4"/>
-              <w:right w:val="single" w:color="C9C6D1" w:sz="4"/>
-            </w:tcBorders>
-            <w:tcMar>
-              <w:top w:type="dxa" w:w="40"/>
-              <w:left w:type="dxa" w:w="80"/>
-              <w:bottom w:type="dxa" w:w="40"/>
-              <w:right w:type="dxa" w:w="80"/>
-            </w:tcMar>
-          </w:tcPr>
-          <w:p>
-            <w:pPr>
-              <w:jc w:val="right"/>
-            </w:pPr>
-            <w:r>
-              <w:rPr>
-                <w:rFonts w:ascii="Calibri" w:cs="Calibri" w:eastAsia="Calibri" w:hAnsi="Calibri"/>
-                <w:b w:val="false"/>
-                <w:bCs w:val="false"/>
-                <w:sz w:val="16"/>
-                <w:szCs w:val="16"/>
-              </w:rPr>
-              <w:t xml:space="preserve">1,000</w:t>
-            </w:r>
-          </w:p>
-        </w:tc>
-        <w:tc>
-          <w:tcPr>
-            <w:tcW w:type="dxa" w:w="762"/>
-            <w:tcBorders>
-              <w:top w:val="single" w:color="C9C6D1" w:sz="4"/>
-              <w:left w:val="single" w:color="C9C6D1" w:sz="4"/>
-              <w:bottom w:val="single" w:color="C9C6D1" w:sz="4"/>
-              <w:right w:val="single" w:color="C9C6D1" w:sz="4"/>
-            </w:tcBorders>
-            <w:tcMar>
-              <w:top w:type="dxa" w:w="40"/>
-              <w:left w:type="dxa" w:w="80"/>
-              <w:bottom w:type="dxa" w:w="40"/>
-              <w:right w:type="dxa" w:w="80"/>
-            </w:tcMar>
-          </w:tcPr>
-          <w:p>
-            <w:pPr>
-              <w:jc w:val="right"/>
-            </w:pPr>
-            <w:r>
-              <w:rPr>
-                <w:rFonts w:ascii="Calibri" w:cs="Calibri" w:eastAsia="Calibri" w:hAnsi="Calibri"/>
-                <w:b w:val="false"/>
-                <w:bCs w:val="false"/>
-                <w:sz w:val="16"/>
-                <w:szCs w:val="16"/>
-              </w:rPr>
-              <w:t xml:space="preserve">1,00</w:t>
-            </w:r>
-          </w:p>
-        </w:tc>
-        <w:tc>
-          <w:tcPr>
-            <w:tcW w:type="dxa" w:w="770"/>
-            <w:tcBorders>
-              <w:top w:val="single" w:color="C9C6D1" w:sz="4"/>
-              <w:left w:val="single" w:color="C9C6D1" w:sz="4"/>
-              <w:bottom w:val="single" w:color="C9C6D1" w:sz="4"/>
-              <w:right w:val="single" w:color="C9C6D1" w:sz="4"/>
-            </w:tcBorders>
-            <w:tcMar>
-              <w:top w:type="dxa" w:w="40"/>
-              <w:left w:type="dxa" w:w="80"/>
-              <w:bottom w:type="dxa" w:w="40"/>
-              <w:right w:type="dxa" w:w="80"/>
-            </w:tcMar>
-          </w:tcPr>
-          <w:p>
-            <w:pPr>
-              <w:jc w:val="right"/>
-            </w:pPr>
-            <w:r>
-              <w:rPr>
-                <w:rFonts w:ascii="Calibri" w:cs="Calibri" w:eastAsia="Calibri" w:hAnsi="Calibri"/>
-                <w:b w:val="false"/>
-                <w:bCs w:val="false"/>
-                <w:sz w:val="16"/>
-                <w:szCs w:val="16"/>
-              </w:rPr>
-              <w:t xml:space="preserve">100,0%</w:t>
             </w:r>
           </w:p>
         </w:tc>
@@ -8284,7 +6581,7 @@
         <w:jc w:val="both"/>
       </w:pPr>
       <w:r>
-        <w:t xml:space="preserve">O número de nós expandidos cresce com a área para todos os algoritmos, mas em ritmos diferentes: de 20×20 para 160×160 (64× mais células), o Dijkstra passa de 74 para 7.608 nós (≈103×), o A* de 31 para 2.781 (≈90×) e a Gulosa de 20 para 513 (≈26×). No maior mapa, o A* expande 2,7× menos nós que o Dijkstra e a Gulosa 5,4× menos que o A*, com tempos proporcionais. Em compensação, a qualidade da Gulosa </w:t>
+        <w:t xml:space="preserve">O número de nós expandidos cresce com a área para os dois algoritmos, mas em ritmos diferentes: de 20×20 para 160×160 (64× mais células), o A* passa de 31 para 2.781 nós (≈90×) e a Gulosa de 20 para 513 (≈26×). No maior mapa, a Gulosa expande 5,4× menos nós que o A*, e o tempo acompanha (0,21 ms contra 1,03 ms). Em compensação, a qualidade da Gulosa </w:t>
       </w:r>
       <w:r>
         <w:rPr>
@@ -8294,7 +6591,7 @@
         <w:t xml:space="preserve">piora com o tamanho</w:t>
       </w:r>
       <w:r>
-        <w:t xml:space="preserve">: a razão média vai de 1,12 para 1,40 e os caminhos ótimos caem de 55% para 0%, porque mapas maiores oferecem mais rotas alternativas e mais chances de a busca se comprometer cedo com uma rota ruim. O pior caso observado chegou a 3,19× o custo ótimo. A* e Dijkstra foram ótimos em 100% das 2.000 consultas, como garantem a teoria e os testes.</w:t>
+        <w:t xml:space="preserve">: a razão média vai de 1,12 para 1,40 e os caminhos ótimos caem de 55% para 0%, porque mapas maiores oferecem mais rotas alternativas e mais chances de a busca se comprometer cedo com uma rota ruim. O pior caso observado chegou a 3,19× o custo ótimo.</w:t>
       </w:r>
     </w:p>
     <w:p>
@@ -8793,7 +7090,7 @@
                 <w:sz w:val="16"/>
                 <w:szCs w:val="16"/>
               </w:rPr>
-              <w:t xml:space="preserve">0,235</w:t>
+              <w:t xml:space="preserve">0,248</w:t>
             </w:r>
           </w:p>
         </w:tc>
@@ -8825,7 +7122,7 @@
                 <w:sz w:val="16"/>
                 <w:szCs w:val="16"/>
               </w:rPr>
-              <w:t xml:space="preserve">0,562</w:t>
+              <w:t xml:space="preserve">0,577</w:t>
             </w:r>
           </w:p>
         </w:tc>
@@ -9097,7 +7394,7 @@
                 <w:sz w:val="16"/>
                 <w:szCs w:val="16"/>
               </w:rPr>
-              <w:t xml:space="preserve">0,083</w:t>
+              <w:t xml:space="preserve">0,091</w:t>
             </w:r>
           </w:p>
         </w:tc>
@@ -9129,7 +7426,7 @@
                 <w:sz w:val="16"/>
                 <w:szCs w:val="16"/>
               </w:rPr>
-              <w:t xml:space="preserve">0,181</w:t>
+              <w:t xml:space="preserve">0,193</w:t>
             </w:r>
           </w:p>
         </w:tc>
@@ -9369,7 +7666,7 @@
                 <w:sz w:val="16"/>
                 <w:szCs w:val="16"/>
               </w:rPr>
-              <w:t xml:space="preserve">Dijkstra (A*, h = 0)</w:t>
+              <w:t xml:space="preserve">A* (Euclidiana)</w:t>
             </w:r>
           </w:p>
         </w:tc>
@@ -9401,7 +7698,7 @@
                 <w:sz w:val="16"/>
                 <w:szCs w:val="16"/>
               </w:rPr>
-              <w:t xml:space="preserve">0,435</w:t>
+              <w:t xml:space="preserve">0,303</w:t>
             </w:r>
           </w:p>
         </w:tc>
@@ -9433,7 +7730,7 @@
                 <w:sz w:val="16"/>
                 <w:szCs w:val="16"/>
               </w:rPr>
-              <w:t xml:space="preserve">0,747</w:t>
+              <w:t xml:space="preserve">0,650</w:t>
             </w:r>
           </w:p>
         </w:tc>
@@ -9465,7 +7762,7 @@
                 <w:sz w:val="16"/>
                 <w:szCs w:val="16"/>
               </w:rPr>
-              <w:t xml:space="preserve">1.766</w:t>
+              <w:t xml:space="preserve">947</w:t>
             </w:r>
           </w:p>
         </w:tc>
@@ -9497,7 +7794,7 @@
                 <w:sz w:val="16"/>
                 <w:szCs w:val="16"/>
               </w:rPr>
-              <w:t xml:space="preserve">51</w:t>
+              <w:t xml:space="preserve">60</w:t>
             </w:r>
           </w:p>
         </w:tc>
@@ -9673,7 +7970,7 @@
                 <w:sz w:val="16"/>
                 <w:szCs w:val="16"/>
               </w:rPr>
-              <w:t xml:space="preserve">A* ponderado (2×Manhattan)</w:t>
+              <w:t xml:space="preserve">Gulosa (Euclidiana)</w:t>
             </w:r>
           </w:p>
         </w:tc>
@@ -9705,7 +8002,7 @@
                 <w:sz w:val="16"/>
                 <w:szCs w:val="16"/>
               </w:rPr>
-              <w:t xml:space="preserve">0,114</w:t>
+              <w:t xml:space="preserve">0,092</w:t>
             </w:r>
           </w:p>
         </w:tc>
@@ -9737,7 +8034,7 @@
                 <w:sz w:val="16"/>
                 <w:szCs w:val="16"/>
               </w:rPr>
-              <w:t xml:space="preserve">0,284</w:t>
+              <w:t xml:space="preserve">0,188</w:t>
             </w:r>
           </w:p>
         </w:tc>
@@ -9769,7 +8066,7 @@
                 <w:sz w:val="16"/>
                 <w:szCs w:val="16"/>
               </w:rPr>
-              <w:t xml:space="preserve">324</w:t>
+              <w:t xml:space="preserve">195</w:t>
             </w:r>
           </w:p>
         </w:tc>
@@ -9801,7 +8098,7 @@
                 <w:sz w:val="16"/>
                 <w:szCs w:val="16"/>
               </w:rPr>
-              <w:t xml:space="preserve">68</w:t>
+              <w:t xml:space="preserve">78</w:t>
             </w:r>
           </w:p>
         </w:tc>
@@ -9833,7 +8130,7 @@
                 <w:sz w:val="16"/>
                 <w:szCs w:val="16"/>
               </w:rPr>
-              <w:t xml:space="preserve">107,4</w:t>
+              <w:t xml:space="preserve">131,4</w:t>
             </w:r>
           </w:p>
         </w:tc>
@@ -9865,7 +8162,7 @@
                 <w:sz w:val="16"/>
                 <w:szCs w:val="16"/>
               </w:rPr>
-              <w:t xml:space="preserve">1,063</w:t>
+              <w:t xml:space="preserve">1,292</w:t>
             </w:r>
           </w:p>
         </w:tc>
@@ -9897,7 +8194,7 @@
                 <w:sz w:val="16"/>
                 <w:szCs w:val="16"/>
               </w:rPr>
-              <w:t xml:space="preserve">1,37</w:t>
+              <w:t xml:space="preserve">3,58</w:t>
             </w:r>
           </w:p>
         </w:tc>
@@ -9929,311 +8226,7 @@
                 <w:sz w:val="16"/>
                 <w:szCs w:val="16"/>
               </w:rPr>
-              <w:t xml:space="preserve">21,6%</w:t>
-            </w:r>
-          </w:p>
-        </w:tc>
-      </w:tr>
-      <w:tr>
-        <w:trPr>
-          <w:cantSplit/>
-        </w:trPr>
-        <w:tc>
-          <w:tcPr>
-            <w:tcW w:type="dxa" w:w="2406"/>
-            <w:tcBorders>
-              <w:top w:val="single" w:color="C9C6D1" w:sz="4"/>
-              <w:left w:val="single" w:color="C9C6D1" w:sz="4"/>
-              <w:bottom w:val="single" w:color="C9C6D1" w:sz="4"/>
-              <w:right w:val="single" w:color="C9C6D1" w:sz="4"/>
-            </w:tcBorders>
-            <w:tcMar>
-              <w:top w:type="dxa" w:w="40"/>
-              <w:left w:type="dxa" w:w="80"/>
-              <w:bottom w:type="dxa" w:w="40"/>
-              <w:right w:type="dxa" w:w="80"/>
-            </w:tcMar>
-          </w:tcPr>
-          <w:p>
-            <w:pPr>
-              <w:jc w:val="left"/>
-            </w:pPr>
-            <w:r>
-              <w:rPr>
-                <w:rFonts w:ascii="Calibri" w:cs="Calibri" w:eastAsia="Calibri" w:hAnsi="Calibri"/>
-                <w:b w:val="false"/>
-                <w:bCs w:val="false"/>
-                <w:color w:val="e87ba4"/>
-                <w:sz w:val="16"/>
-                <w:szCs w:val="16"/>
-              </w:rPr>
-              <w:t xml:space="preserve">■ </w:t>
-            </w:r>
-            <w:r>
-              <w:rPr>
-                <w:rFonts w:ascii="Calibri" w:cs="Calibri" w:eastAsia="Calibri" w:hAnsi="Calibri"/>
-                <w:b w:val="false"/>
-                <w:bCs w:val="false"/>
-                <w:sz w:val="16"/>
-                <w:szCs w:val="16"/>
-              </w:rPr>
-              <w:t xml:space="preserve">A* (Euclidiana)</w:t>
-            </w:r>
-          </w:p>
-        </w:tc>
-        <w:tc>
-          <w:tcPr>
-            <w:tcW w:type="dxa" w:w="833"/>
-            <w:tcBorders>
-              <w:top w:val="single" w:color="C9C6D1" w:sz="4"/>
-              <w:left w:val="single" w:color="C9C6D1" w:sz="4"/>
-              <w:bottom w:val="single" w:color="C9C6D1" w:sz="4"/>
-              <w:right w:val="single" w:color="C9C6D1" w:sz="4"/>
-            </w:tcBorders>
-            <w:tcMar>
-              <w:top w:type="dxa" w:w="40"/>
-              <w:left w:type="dxa" w:w="80"/>
-              <w:bottom w:type="dxa" w:w="40"/>
-              <w:right w:type="dxa" w:w="80"/>
-            </w:tcMar>
-          </w:tcPr>
-          <w:p>
-            <w:pPr>
-              <w:jc w:val="right"/>
-            </w:pPr>
-            <w:r>
-              <w:rPr>
-                <w:rFonts w:ascii="Calibri" w:cs="Calibri" w:eastAsia="Calibri" w:hAnsi="Calibri"/>
-                <w:b w:val="false"/>
-                <w:bCs w:val="false"/>
-                <w:sz w:val="16"/>
-                <w:szCs w:val="16"/>
-              </w:rPr>
-              <w:t xml:space="preserve">0,279</w:t>
-            </w:r>
-          </w:p>
-        </w:tc>
-        <w:tc>
-          <w:tcPr>
-            <w:tcW w:type="dxa" w:w="833"/>
-            <w:tcBorders>
-              <w:top w:val="single" w:color="C9C6D1" w:sz="4"/>
-              <w:left w:val="single" w:color="C9C6D1" w:sz="4"/>
-              <w:bottom w:val="single" w:color="C9C6D1" w:sz="4"/>
-              <w:right w:val="single" w:color="C9C6D1" w:sz="4"/>
-            </w:tcBorders>
-            <w:tcMar>
-              <w:top w:type="dxa" w:w="40"/>
-              <w:left w:type="dxa" w:w="80"/>
-              <w:bottom w:type="dxa" w:w="40"/>
-              <w:right w:type="dxa" w:w="80"/>
-            </w:tcMar>
-          </w:tcPr>
-          <w:p>
-            <w:pPr>
-              <w:jc w:val="right"/>
-            </w:pPr>
-            <w:r>
-              <w:rPr>
-                <w:rFonts w:ascii="Calibri" w:cs="Calibri" w:eastAsia="Calibri" w:hAnsi="Calibri"/>
-                <w:b w:val="false"/>
-                <w:bCs w:val="false"/>
-                <w:sz w:val="16"/>
-                <w:szCs w:val="16"/>
-              </w:rPr>
-              <w:t xml:space="preserve">0,577</w:t>
-            </w:r>
-          </w:p>
-        </w:tc>
-        <w:tc>
-          <w:tcPr>
-            <w:tcW w:type="dxa" w:w="833"/>
-            <w:tcBorders>
-              <w:top w:val="single" w:color="C9C6D1" w:sz="4"/>
-              <w:left w:val="single" w:color="C9C6D1" w:sz="4"/>
-              <w:bottom w:val="single" w:color="C9C6D1" w:sz="4"/>
-              <w:right w:val="single" w:color="C9C6D1" w:sz="4"/>
-            </w:tcBorders>
-            <w:tcMar>
-              <w:top w:type="dxa" w:w="40"/>
-              <w:left w:type="dxa" w:w="80"/>
-              <w:bottom w:type="dxa" w:w="40"/>
-              <w:right w:type="dxa" w:w="80"/>
-            </w:tcMar>
-          </w:tcPr>
-          <w:p>
-            <w:pPr>
-              <w:jc w:val="right"/>
-            </w:pPr>
-            <w:r>
-              <w:rPr>
-                <w:rFonts w:ascii="Calibri" w:cs="Calibri" w:eastAsia="Calibri" w:hAnsi="Calibri"/>
-                <w:b w:val="false"/>
-                <w:bCs w:val="false"/>
-                <w:sz w:val="16"/>
-                <w:szCs w:val="16"/>
-              </w:rPr>
-              <w:t xml:space="preserve">947</w:t>
-            </w:r>
-          </w:p>
-        </w:tc>
-        <w:tc>
-          <w:tcPr>
-            <w:tcW w:type="dxa" w:w="833"/>
-            <w:tcBorders>
-              <w:top w:val="single" w:color="C9C6D1" w:sz="4"/>
-              <w:left w:val="single" w:color="C9C6D1" w:sz="4"/>
-              <w:bottom w:val="single" w:color="C9C6D1" w:sz="4"/>
-              <w:right w:val="single" w:color="C9C6D1" w:sz="4"/>
-            </w:tcBorders>
-            <w:tcMar>
-              <w:top w:type="dxa" w:w="40"/>
-              <w:left w:type="dxa" w:w="80"/>
-              <w:bottom w:type="dxa" w:w="40"/>
-              <w:right w:type="dxa" w:w="80"/>
-            </w:tcMar>
-          </w:tcPr>
-          <w:p>
-            <w:pPr>
-              <w:jc w:val="right"/>
-            </w:pPr>
-            <w:r>
-              <w:rPr>
-                <w:rFonts w:ascii="Calibri" w:cs="Calibri" w:eastAsia="Calibri" w:hAnsi="Calibri"/>
-                <w:b w:val="false"/>
-                <w:bCs w:val="false"/>
-                <w:sz w:val="16"/>
-                <w:szCs w:val="16"/>
-              </w:rPr>
-              <w:t xml:space="preserve">60</w:t>
-            </w:r>
-          </w:p>
-        </w:tc>
-        <w:tc>
-          <w:tcPr>
-            <w:tcW w:type="dxa" w:w="740"/>
-            <w:tcBorders>
-              <w:top w:val="single" w:color="C9C6D1" w:sz="4"/>
-              <w:left w:val="single" w:color="C9C6D1" w:sz="4"/>
-              <w:bottom w:val="single" w:color="C9C6D1" w:sz="4"/>
-              <w:right w:val="single" w:color="C9C6D1" w:sz="4"/>
-            </w:tcBorders>
-            <w:tcMar>
-              <w:top w:type="dxa" w:w="40"/>
-              <w:left w:type="dxa" w:w="80"/>
-              <w:bottom w:type="dxa" w:w="40"/>
-              <w:right w:type="dxa" w:w="80"/>
-            </w:tcMar>
-          </w:tcPr>
-          <w:p>
-            <w:pPr>
-              <w:jc w:val="right"/>
-            </w:pPr>
-            <w:r>
-              <w:rPr>
-                <w:rFonts w:ascii="Calibri" w:cs="Calibri" w:eastAsia="Calibri" w:hAnsi="Calibri"/>
-                <w:b w:val="false"/>
-                <w:bCs w:val="false"/>
-                <w:sz w:val="16"/>
-                <w:szCs w:val="16"/>
-              </w:rPr>
-              <w:t xml:space="preserve">100,8</w:t>
-            </w:r>
-          </w:p>
-        </w:tc>
-        <w:tc>
-          <w:tcPr>
-            <w:tcW w:type="dxa" w:w="925"/>
-            <w:tcBorders>
-              <w:top w:val="single" w:color="C9C6D1" w:sz="4"/>
-              <w:left w:val="single" w:color="C9C6D1" w:sz="4"/>
-              <w:bottom w:val="single" w:color="C9C6D1" w:sz="4"/>
-              <w:right w:val="single" w:color="C9C6D1" w:sz="4"/>
-            </w:tcBorders>
-            <w:tcMar>
-              <w:top w:type="dxa" w:w="40"/>
-              <w:left w:type="dxa" w:w="80"/>
-              <w:bottom w:type="dxa" w:w="40"/>
-              <w:right w:type="dxa" w:w="80"/>
-            </w:tcMar>
-          </w:tcPr>
-          <w:p>
-            <w:pPr>
-              <w:jc w:val="right"/>
-            </w:pPr>
-            <w:r>
-              <w:rPr>
-                <w:rFonts w:ascii="Calibri" w:cs="Calibri" w:eastAsia="Calibri" w:hAnsi="Calibri"/>
-                <w:b w:val="false"/>
-                <w:bCs w:val="false"/>
-                <w:sz w:val="16"/>
-                <w:szCs w:val="16"/>
-              </w:rPr>
-              <w:t xml:space="preserve">1,000</w:t>
-            </w:r>
-          </w:p>
-        </w:tc>
-        <w:tc>
-          <w:tcPr>
-            <w:tcW w:type="dxa" w:w="833"/>
-            <w:tcBorders>
-              <w:top w:val="single" w:color="C9C6D1" w:sz="4"/>
-              <w:left w:val="single" w:color="C9C6D1" w:sz="4"/>
-              <w:bottom w:val="single" w:color="C9C6D1" w:sz="4"/>
-              <w:right w:val="single" w:color="C9C6D1" w:sz="4"/>
-            </w:tcBorders>
-            <w:tcMar>
-              <w:top w:type="dxa" w:w="40"/>
-              <w:left w:type="dxa" w:w="80"/>
-              <w:bottom w:type="dxa" w:w="40"/>
-              <w:right w:type="dxa" w:w="80"/>
-            </w:tcMar>
-          </w:tcPr>
-          <w:p>
-            <w:pPr>
-              <w:jc w:val="right"/>
-            </w:pPr>
-            <w:r>
-              <w:rPr>
-                <w:rFonts w:ascii="Calibri" w:cs="Calibri" w:eastAsia="Calibri" w:hAnsi="Calibri"/>
-                <w:b w:val="false"/>
-                <w:bCs w:val="false"/>
-                <w:sz w:val="16"/>
-                <w:szCs w:val="16"/>
-              </w:rPr>
-              <w:t xml:space="preserve">1,00</w:t>
-            </w:r>
-          </w:p>
-        </w:tc>
-        <w:tc>
-          <w:tcPr>
-            <w:tcW w:type="dxa" w:w="835"/>
-            <w:tcBorders>
-              <w:top w:val="single" w:color="C9C6D1" w:sz="4"/>
-              <w:left w:val="single" w:color="C9C6D1" w:sz="4"/>
-              <w:bottom w:val="single" w:color="C9C6D1" w:sz="4"/>
-              <w:right w:val="single" w:color="C9C6D1" w:sz="4"/>
-            </w:tcBorders>
-            <w:tcMar>
-              <w:top w:type="dxa" w:w="40"/>
-              <w:left w:type="dxa" w:w="80"/>
-              <w:bottom w:type="dxa" w:w="40"/>
-              <w:right w:type="dxa" w:w="80"/>
-            </w:tcMar>
-          </w:tcPr>
-          <w:p>
-            <w:pPr>
-              <w:jc w:val="right"/>
-            </w:pPr>
-            <w:r>
-              <w:rPr>
-                <w:rFonts w:ascii="Calibri" w:cs="Calibri" w:eastAsia="Calibri" w:hAnsi="Calibri"/>
-                <w:b w:val="false"/>
-                <w:bCs w:val="false"/>
-                <w:sz w:val="16"/>
-                <w:szCs w:val="16"/>
-              </w:rPr>
-              <w:t xml:space="preserve">100,0%</w:t>
+              <w:t xml:space="preserve">3,2%</w:t>
             </w:r>
           </w:p>
         </w:tc>
@@ -10259,27 +8252,27 @@
         <w:jc w:val="both"/>
       </w:pPr>
       <w:r>
-        <w:t xml:space="preserve">Quanto mais informada a heurística, menos nós o A* expande, sem perder otimalidade: 1.766 com </w:t>
+        <w:t xml:space="preserve">No A*, a heurística muda só o esforço: com a Euclidiana ele expande 947 nós e com a Manhattan 687 (27% menos), os dois com custo ótimo. Como a Manhattan domina a Euclidiana (é sempre maior ou igual e continua admissível), ela descarta mais nós sem perder a otimalidade, o que mostra por que se deve escolher a heurística admissível mais "apertada". Na Gulosa, a heurística muda o próprio caminho, mas nenhuma das duas garante qualidade: com a Euclidiana ela expande 195 nós e fica 29,2% acima do ótimo, com a Manhattan 225 nós e 32,5%, e as duas acertam o ótimo em só 3% das consultas (pior caso de 3,6×). A diferença entre as heurísticas é pequena perto da diferença entre os algoritmos: o que separa a Gulosa do A* é ignorar </w:t>
       </w:r>
       <w:r>
         <w:rPr>
           <w:i/>
           <w:iCs/>
         </w:rPr>
-        <w:t xml:space="preserve">h</w:t>
-      </w:r>
-      <w:r>
-        <w:t xml:space="preserve"> = 0, 947 com a Euclidiana e 687 com a Manhattan. Como a Manhattan domina a Euclidiana, ela expande 27% menos nós para o mesmo custo, o que mostra por que se deve escolher a heurística admissível mais "apertada". O A* ponderado (w = 2) expande 324 nós (2,1× menos que o A*) com custo médio apenas 6,3% acima do ótimo e pior caso de 1,37, bem dentro do limite teórico de 2. A Gulosa expande menos que todos (225), mas paga 32,5% a mais de custo em média e só acerta o ótimo em 3% das consultas. Um detalhe de memória: o Dijkstra tem a </w:t>
+        <w:t xml:space="preserve">g</w:t>
+      </w:r>
+      <w:r>
+        <w:t xml:space="preserve">(</w:t>
       </w:r>
       <w:r>
         <w:rPr>
           <w:i/>
           <w:iCs/>
         </w:rPr>
-        <w:t xml:space="preserve">menor</w:t>
-      </w:r>
-      <w:r>
-        <w:t xml:space="preserve"> lista aberta máxima (51) apesar de expandir mais, pois sua frente de onda avança de forma uniforme pelos corredores; a Gulosa tem a maior (77), porque, guiada só por </w:t>
+        <w:t xml:space="preserve">n</w:t>
+      </w:r>
+      <w:r>
+        <w:t xml:space="preserve">). Um detalhe de memória: a Gulosa tem as maiores listas abertas (77 e 78 nós) apesar de expandir menos, porque, guiada só por </w:t>
       </w:r>
       <w:r>
         <w:rPr>
@@ -10854,7 +8847,7 @@
                 <w:sz w:val="16"/>
                 <w:szCs w:val="16"/>
               </w:rPr>
-              <w:t xml:space="preserve">0,179</w:t>
+              <w:t xml:space="preserve">0,172</w:t>
             </w:r>
           </w:p>
         </w:tc>
@@ -10886,7 +8879,7 @@
                 <w:sz w:val="16"/>
                 <w:szCs w:val="16"/>
               </w:rPr>
-              <w:t xml:space="preserve">0,460</w:t>
+              <w:t xml:space="preserve">0,467</w:t>
             </w:r>
           </w:p>
         </w:tc>
@@ -11190,7 +9183,7 @@
                 <w:sz w:val="16"/>
                 <w:szCs w:val="16"/>
               </w:rPr>
-              <w:t xml:space="preserve">0,083</w:t>
+              <w:t xml:space="preserve">0,086</w:t>
             </w:r>
           </w:p>
         </w:tc>
@@ -11222,7 +9215,7 @@
                 <w:sz w:val="16"/>
                 <w:szCs w:val="16"/>
               </w:rPr>
-              <w:t xml:space="preserve">0,183</w:t>
+              <w:t xml:space="preserve">0,188</w:t>
             </w:r>
           </w:p>
         </w:tc>
@@ -11451,7 +9444,7 @@
                 <w:sz w:val="16"/>
                 <w:szCs w:val="16"/>
               </w:rPr>
-              <w:t xml:space="preserve">0%</w:t>
+              <w:t xml:space="preserve">10%</w:t>
             </w:r>
           </w:p>
         </w:tc>
@@ -11480,7 +9473,7 @@
                 <w:rFonts w:ascii="Calibri" w:cs="Calibri" w:eastAsia="Calibri" w:hAnsi="Calibri"/>
                 <w:b w:val="false"/>
                 <w:bCs w:val="false"/>
-                <w:color w:val="eda100"/>
+                <w:color w:val="2a78d6"/>
                 <w:sz w:val="16"/>
                 <w:szCs w:val="16"/>
               </w:rPr>
@@ -11494,7 +9487,7 @@
                 <w:sz w:val="16"/>
                 <w:szCs w:val="16"/>
               </w:rPr>
-              <w:t xml:space="preserve">A* ponderado (2×Manhattan)</w:t>
+              <w:t xml:space="preserve">A* (Manhattan)</w:t>
             </w:r>
           </w:p>
         </w:tc>
@@ -11526,7 +9519,7 @@
                 <w:sz w:val="16"/>
                 <w:szCs w:val="16"/>
               </w:rPr>
-              <w:t xml:space="preserve">0,101</w:t>
+              <w:t xml:space="preserve">0,229</w:t>
             </w:r>
           </w:p>
         </w:tc>
@@ -11558,7 +9551,7 @@
                 <w:sz w:val="16"/>
                 <w:szCs w:val="16"/>
               </w:rPr>
-              <w:t xml:space="preserve">0,251</w:t>
+              <w:t xml:space="preserve">0,581</w:t>
             </w:r>
           </w:p>
         </w:tc>
@@ -11590,7 +9583,7 @@
                 <w:sz w:val="16"/>
                 <w:szCs w:val="16"/>
               </w:rPr>
-              <w:t xml:space="preserve">284</w:t>
+              <w:t xml:space="preserve">623</w:t>
             </w:r>
           </w:p>
         </w:tc>
@@ -11622,7 +9615,7 @@
                 <w:sz w:val="16"/>
                 <w:szCs w:val="16"/>
               </w:rPr>
-              <w:t xml:space="preserve">70</w:t>
+              <w:t xml:space="preserve">68</w:t>
             </w:r>
           </w:p>
         </w:tc>
@@ -11654,7 +9647,7 @@
                 <w:sz w:val="16"/>
                 <w:szCs w:val="16"/>
               </w:rPr>
-              <w:t xml:space="preserve">91,0</w:t>
+              <w:t xml:space="preserve">95,2</w:t>
             </w:r>
           </w:p>
         </w:tc>
@@ -11686,7 +9679,7 @@
                 <w:sz w:val="16"/>
                 <w:szCs w:val="16"/>
               </w:rPr>
-              <w:t xml:space="preserve">1,069</w:t>
+              <w:t xml:space="preserve">1,000</w:t>
             </w:r>
           </w:p>
         </w:tc>
@@ -11718,7 +9711,7 @@
                 <w:sz w:val="16"/>
                 <w:szCs w:val="16"/>
               </w:rPr>
-              <w:t xml:space="preserve">1,44</w:t>
+              <w:t xml:space="preserve">1,00</w:t>
             </w:r>
           </w:p>
         </w:tc>
@@ -11750,7 +9743,7 @@
                 <w:sz w:val="16"/>
                 <w:szCs w:val="16"/>
               </w:rPr>
-              <w:t xml:space="preserve">23,2%</w:t>
+              <w:t xml:space="preserve">100,0%</w:t>
             </w:r>
           </w:p>
         </w:tc>
@@ -11816,7 +9809,7 @@
                 <w:rFonts w:ascii="Calibri" w:cs="Calibri" w:eastAsia="Calibri" w:hAnsi="Calibri"/>
                 <w:b w:val="false"/>
                 <w:bCs w:val="false"/>
-                <w:color w:val="2a78d6"/>
+                <w:color w:val="eb6834"/>
                 <w:sz w:val="16"/>
                 <w:szCs w:val="16"/>
               </w:rPr>
@@ -11830,7 +9823,7 @@
                 <w:sz w:val="16"/>
                 <w:szCs w:val="16"/>
               </w:rPr>
-              <w:t xml:space="preserve">A* (Manhattan)</w:t>
+              <w:t xml:space="preserve">Gulosa (Manhattan)</w:t>
             </w:r>
           </w:p>
         </w:tc>
@@ -11862,7 +9855,7 @@
                 <w:sz w:val="16"/>
                 <w:szCs w:val="16"/>
               </w:rPr>
-              <w:t xml:space="preserve">0,217</w:t>
+              <w:t xml:space="preserve">0,084</w:t>
             </w:r>
           </w:p>
         </w:tc>
@@ -11894,7 +9887,7 @@
                 <w:sz w:val="16"/>
                 <w:szCs w:val="16"/>
               </w:rPr>
-              <w:t xml:space="preserve">0,541</w:t>
+              <w:t xml:space="preserve">0,187</w:t>
             </w:r>
           </w:p>
         </w:tc>
@@ -11926,7 +9919,7 @@
                 <w:sz w:val="16"/>
                 <w:szCs w:val="16"/>
               </w:rPr>
-              <w:t xml:space="preserve">623</w:t>
+              <w:t xml:space="preserve">225</w:t>
             </w:r>
           </w:p>
         </w:tc>
@@ -11958,7 +9951,7 @@
                 <w:sz w:val="16"/>
                 <w:szCs w:val="16"/>
               </w:rPr>
-              <w:t xml:space="preserve">68</w:t>
+              <w:t xml:space="preserve">77</w:t>
             </w:r>
           </w:p>
         </w:tc>
@@ -11990,7 +9983,7 @@
                 <w:sz w:val="16"/>
                 <w:szCs w:val="16"/>
               </w:rPr>
-              <w:t xml:space="preserve">95,2</w:t>
+              <w:t xml:space="preserve">124,3</w:t>
             </w:r>
           </w:p>
         </w:tc>
@@ -12022,7 +10015,7 @@
                 <w:sz w:val="16"/>
                 <w:szCs w:val="16"/>
               </w:rPr>
-              <w:t xml:space="preserve">1,000</w:t>
+              <w:t xml:space="preserve">1,297</w:t>
             </w:r>
           </w:p>
         </w:tc>
@@ -12054,7 +10047,7 @@
                 <w:sz w:val="16"/>
                 <w:szCs w:val="16"/>
               </w:rPr>
-              <w:t xml:space="preserve">1,00</w:t>
+              <w:t xml:space="preserve">2,82</w:t>
             </w:r>
           </w:p>
         </w:tc>
@@ -12086,7 +10079,7 @@
                 <w:sz w:val="16"/>
                 <w:szCs w:val="16"/>
               </w:rPr>
-              <w:t xml:space="preserve">100,0%</w:t>
+              <w:t xml:space="preserve">4,6%</w:t>
             </w:r>
           </w:p>
         </w:tc>
@@ -12123,7 +10116,7 @@
                 <w:sz w:val="16"/>
                 <w:szCs w:val="16"/>
               </w:rPr>
-              <w:t xml:space="preserve">10%</w:t>
+              <w:t xml:space="preserve">25%</w:t>
             </w:r>
           </w:p>
         </w:tc>
@@ -12152,7 +10145,7 @@
                 <w:rFonts w:ascii="Calibri" w:cs="Calibri" w:eastAsia="Calibri" w:hAnsi="Calibri"/>
                 <w:b w:val="false"/>
                 <w:bCs w:val="false"/>
-                <w:color w:val="eb6834"/>
+                <w:color w:val="2a78d6"/>
                 <w:sz w:val="16"/>
                 <w:szCs w:val="16"/>
               </w:rPr>
@@ -12166,7 +10159,7 @@
                 <w:sz w:val="16"/>
                 <w:szCs w:val="16"/>
               </w:rPr>
-              <w:t xml:space="preserve">Gulosa (Manhattan)</w:t>
+              <w:t xml:space="preserve">A* (Manhattan)</w:t>
             </w:r>
           </w:p>
         </w:tc>
@@ -12198,7 +10191,7 @@
                 <w:sz w:val="16"/>
                 <w:szCs w:val="16"/>
               </w:rPr>
-              <w:t xml:space="preserve">0,081</w:t>
+              <w:t xml:space="preserve">0,250</w:t>
             </w:r>
           </w:p>
         </w:tc>
@@ -12230,7 +10223,7 @@
                 <w:sz w:val="16"/>
                 <w:szCs w:val="16"/>
               </w:rPr>
-              <w:t xml:space="preserve">0,193</w:t>
+              <w:t xml:space="preserve">0,604</w:t>
             </w:r>
           </w:p>
         </w:tc>
@@ -12262,7 +10255,7 @@
                 <w:sz w:val="16"/>
                 <w:szCs w:val="16"/>
               </w:rPr>
-              <w:t xml:space="preserve">225</w:t>
+              <w:t xml:space="preserve">809</w:t>
             </w:r>
           </w:p>
         </w:tc>
@@ -12294,7 +10287,7 @@
                 <w:sz w:val="16"/>
                 <w:szCs w:val="16"/>
               </w:rPr>
-              <w:t xml:space="preserve">77</w:t>
+              <w:t xml:space="preserve">65</w:t>
             </w:r>
           </w:p>
         </w:tc>
@@ -12326,7 +10319,7 @@
                 <w:sz w:val="16"/>
                 <w:szCs w:val="16"/>
               </w:rPr>
-              <w:t xml:space="preserve">124,3</w:t>
+              <w:t xml:space="preserve">113,5</w:t>
             </w:r>
           </w:p>
         </w:tc>
@@ -12358,7 +10351,7 @@
                 <w:sz w:val="16"/>
                 <w:szCs w:val="16"/>
               </w:rPr>
-              <w:t xml:space="preserve">1,297</w:t>
+              <w:t xml:space="preserve">1,000</w:t>
             </w:r>
           </w:p>
         </w:tc>
@@ -12390,7 +10383,7 @@
                 <w:sz w:val="16"/>
                 <w:szCs w:val="16"/>
               </w:rPr>
-              <w:t xml:space="preserve">2,82</w:t>
+              <w:t xml:space="preserve">1,00</w:t>
             </w:r>
           </w:p>
         </w:tc>
@@ -12422,7 +10415,7 @@
                 <w:sz w:val="16"/>
                 <w:szCs w:val="16"/>
               </w:rPr>
-              <w:t xml:space="preserve">4,6%</w:t>
+              <w:t xml:space="preserve">100,0%</w:t>
             </w:r>
           </w:p>
         </w:tc>
@@ -12459,7 +10452,7 @@
                 <w:sz w:val="16"/>
                 <w:szCs w:val="16"/>
               </w:rPr>
-              <w:t xml:space="preserve">10%</w:t>
+              <w:t xml:space="preserve">25%</w:t>
             </w:r>
           </w:p>
         </w:tc>
@@ -12488,7 +10481,7 @@
                 <w:rFonts w:ascii="Calibri" w:cs="Calibri" w:eastAsia="Calibri" w:hAnsi="Calibri"/>
                 <w:b w:val="false"/>
                 <w:bCs w:val="false"/>
-                <w:color w:val="eda100"/>
+                <w:color w:val="eb6834"/>
                 <w:sz w:val="16"/>
                 <w:szCs w:val="16"/>
               </w:rPr>
@@ -12502,7 +10495,7 @@
                 <w:sz w:val="16"/>
                 <w:szCs w:val="16"/>
               </w:rPr>
-              <w:t xml:space="preserve">A* ponderado (2×Manhattan)</w:t>
+              <w:t xml:space="preserve">Gulosa (Manhattan)</w:t>
             </w:r>
           </w:p>
         </w:tc>
@@ -12534,7 +10527,7 @@
                 <w:sz w:val="16"/>
                 <w:szCs w:val="16"/>
               </w:rPr>
-              <w:t xml:space="preserve">0,109</w:t>
+              <w:t xml:space="preserve">0,073</w:t>
             </w:r>
           </w:p>
         </w:tc>
@@ -12566,7 +10559,7 @@
                 <w:sz w:val="16"/>
                 <w:szCs w:val="16"/>
               </w:rPr>
-              <w:t xml:space="preserve">0,282</w:t>
+              <w:t xml:space="preserve">0,170</w:t>
             </w:r>
           </w:p>
         </w:tc>
@@ -12598,7 +10591,7 @@
                 <w:sz w:val="16"/>
                 <w:szCs w:val="16"/>
               </w:rPr>
-              <w:t xml:space="preserve">309</w:t>
+              <w:t xml:space="preserve">225</w:t>
             </w:r>
           </w:p>
         </w:tc>
@@ -12630,7 +10623,7 @@
                 <w:sz w:val="16"/>
                 <w:szCs w:val="16"/>
               </w:rPr>
-              <w:t xml:space="preserve">68</w:t>
+              <w:t xml:space="preserve">77</w:t>
             </w:r>
           </w:p>
         </w:tc>
@@ -12662,7 +10655,7 @@
                 <w:sz w:val="16"/>
                 <w:szCs w:val="16"/>
               </w:rPr>
-              <w:t xml:space="preserve">101,9</w:t>
+              <w:t xml:space="preserve">153,9</w:t>
             </w:r>
           </w:p>
         </w:tc>
@@ -12694,7 +10687,7 @@
                 <w:sz w:val="16"/>
                 <w:szCs w:val="16"/>
               </w:rPr>
-              <w:t xml:space="preserve">1,068</w:t>
+              <w:t xml:space="preserve">1,350</w:t>
             </w:r>
           </w:p>
         </w:tc>
@@ -12726,7 +10719,7 @@
                 <w:sz w:val="16"/>
                 <w:szCs w:val="16"/>
               </w:rPr>
-              <w:t xml:space="preserve">1,63</w:t>
+              <w:t xml:space="preserve">3,62</w:t>
             </w:r>
           </w:p>
         </w:tc>
@@ -12758,7 +10751,7 @@
                 <w:sz w:val="16"/>
                 <w:szCs w:val="16"/>
               </w:rPr>
-              <w:t xml:space="preserve">22,2%</w:t>
+              <w:t xml:space="preserve">3,4%</w:t>
             </w:r>
           </w:p>
         </w:tc>
@@ -12795,7 +10788,7 @@
                 <w:sz w:val="16"/>
                 <w:szCs w:val="16"/>
               </w:rPr>
-              <w:t xml:space="preserve">25%</w:t>
+              <w:t xml:space="preserve">40%</w:t>
             </w:r>
           </w:p>
         </w:tc>
@@ -12870,7 +10863,7 @@
                 <w:sz w:val="16"/>
                 <w:szCs w:val="16"/>
               </w:rPr>
-              <w:t xml:space="preserve">0,265</w:t>
+              <w:t xml:space="preserve">0,334</w:t>
             </w:r>
           </w:p>
         </w:tc>
@@ -12902,7 +10895,7 @@
                 <w:sz w:val="16"/>
                 <w:szCs w:val="16"/>
               </w:rPr>
-              <w:t xml:space="preserve">0,625</w:t>
+              <w:t xml:space="preserve">0,739</w:t>
             </w:r>
           </w:p>
         </w:tc>
@@ -12934,7 +10927,7 @@
                 <w:sz w:val="16"/>
                 <w:szCs w:val="16"/>
               </w:rPr>
-              <w:t xml:space="preserve">809</w:t>
+              <w:t xml:space="preserve">978</w:t>
             </w:r>
           </w:p>
         </w:tc>
@@ -12966,7 +10959,7 @@
                 <w:sz w:val="16"/>
                 <w:szCs w:val="16"/>
               </w:rPr>
-              <w:t xml:space="preserve">65</w:t>
+              <w:t xml:space="preserve">61</w:t>
             </w:r>
           </w:p>
         </w:tc>
@@ -12998,7 +10991,7 @@
                 <w:sz w:val="16"/>
                 <w:szCs w:val="16"/>
               </w:rPr>
-              <w:t xml:space="preserve">113,5</w:t>
+              <w:t xml:space="preserve">135,7</w:t>
             </w:r>
           </w:p>
         </w:tc>
@@ -13131,7 +11124,7 @@
                 <w:sz w:val="16"/>
                 <w:szCs w:val="16"/>
               </w:rPr>
-              <w:t xml:space="preserve">25%</w:t>
+              <w:t xml:space="preserve">40%</w:t>
             </w:r>
           </w:p>
         </w:tc>
@@ -13206,7 +11199,7 @@
                 <w:sz w:val="16"/>
                 <w:szCs w:val="16"/>
               </w:rPr>
-              <w:t xml:space="preserve">0,080</w:t>
+              <w:t xml:space="preserve">0,087</w:t>
             </w:r>
           </w:p>
         </w:tc>
@@ -13238,7 +11231,7 @@
                 <w:sz w:val="16"/>
                 <w:szCs w:val="16"/>
               </w:rPr>
-              <w:t xml:space="preserve">0,169</w:t>
+              <w:t xml:space="preserve">0,201</w:t>
             </w:r>
           </w:p>
         </w:tc>
@@ -13334,7 +11327,7 @@
                 <w:sz w:val="16"/>
                 <w:szCs w:val="16"/>
               </w:rPr>
-              <w:t xml:space="preserve">153,9</w:t>
+              <w:t xml:space="preserve">184,5</w:t>
             </w:r>
           </w:p>
         </w:tc>
@@ -13366,7 +11359,7 @@
                 <w:sz w:val="16"/>
                 <w:szCs w:val="16"/>
               </w:rPr>
-              <w:t xml:space="preserve">1,350</w:t>
+              <w:t xml:space="preserve">1,355</w:t>
             </w:r>
           </w:p>
         </w:tc>
@@ -13398,7 +11391,7 @@
                 <w:sz w:val="16"/>
                 <w:szCs w:val="16"/>
               </w:rPr>
-              <w:t xml:space="preserve">3,62</w:t>
+              <w:t xml:space="preserve">3,15</w:t>
             </w:r>
           </w:p>
         </w:tc>
@@ -13430,1351 +11423,7 @@
                 <w:sz w:val="16"/>
                 <w:szCs w:val="16"/>
               </w:rPr>
-              <w:t xml:space="preserve">3,4%</w:t>
-            </w:r>
-          </w:p>
-        </w:tc>
-      </w:tr>
-      <w:tr>
-        <w:trPr>
-          <w:cantSplit/>
-        </w:trPr>
-        <w:tc>
-          <w:tcPr>
-            <w:tcW w:type="dxa" w:w="762"/>
-            <w:tcBorders>
-              <w:top w:val="single" w:color="C9C6D1" w:sz="4"/>
-              <w:left w:val="single" w:color="C9C6D1" w:sz="4"/>
-              <w:bottom w:val="single" w:color="C9C6D1" w:sz="4"/>
-              <w:right w:val="single" w:color="C9C6D1" w:sz="4"/>
-            </w:tcBorders>
-            <w:tcMar>
-              <w:top w:type="dxa" w:w="40"/>
-              <w:left w:type="dxa" w:w="80"/>
-              <w:bottom w:type="dxa" w:w="40"/>
-              <w:right w:type="dxa" w:w="80"/>
-            </w:tcMar>
-          </w:tcPr>
-          <w:p>
-            <w:pPr>
-              <w:jc w:val="left"/>
-            </w:pPr>
-            <w:r>
-              <w:rPr>
-                <w:rFonts w:ascii="Calibri" w:cs="Calibri" w:eastAsia="Calibri" w:hAnsi="Calibri"/>
-                <w:b w:val="false"/>
-                <w:bCs w:val="false"/>
-                <w:sz w:val="16"/>
-                <w:szCs w:val="16"/>
-              </w:rPr>
-              <w:t xml:space="preserve">25%</w:t>
-            </w:r>
-          </w:p>
-        </w:tc>
-        <w:tc>
-          <w:tcPr>
-            <w:tcW w:type="dxa" w:w="2204"/>
-            <w:tcBorders>
-              <w:top w:val="single" w:color="C9C6D1" w:sz="4"/>
-              <w:left w:val="single" w:color="C9C6D1" w:sz="4"/>
-              <w:bottom w:val="single" w:color="C9C6D1" w:sz="4"/>
-              <w:right w:val="single" w:color="C9C6D1" w:sz="4"/>
-            </w:tcBorders>
-            <w:tcMar>
-              <w:top w:type="dxa" w:w="40"/>
-              <w:left w:type="dxa" w:w="80"/>
-              <w:bottom w:type="dxa" w:w="40"/>
-              <w:right w:type="dxa" w:w="80"/>
-            </w:tcMar>
-          </w:tcPr>
-          <w:p>
-            <w:pPr>
-              <w:jc w:val="left"/>
-            </w:pPr>
-            <w:r>
-              <w:rPr>
-                <w:rFonts w:ascii="Calibri" w:cs="Calibri" w:eastAsia="Calibri" w:hAnsi="Calibri"/>
-                <w:b w:val="false"/>
-                <w:bCs w:val="false"/>
-                <w:color w:val="eda100"/>
-                <w:sz w:val="16"/>
-                <w:szCs w:val="16"/>
-              </w:rPr>
-              <w:t xml:space="preserve">■ </w:t>
-            </w:r>
-            <w:r>
-              <w:rPr>
-                <w:rFonts w:ascii="Calibri" w:cs="Calibri" w:eastAsia="Calibri" w:hAnsi="Calibri"/>
-                <w:b w:val="false"/>
-                <w:bCs w:val="false"/>
-                <w:sz w:val="16"/>
-                <w:szCs w:val="16"/>
-              </w:rPr>
-              <w:t xml:space="preserve">A* ponderado (2×Manhattan)</w:t>
-            </w:r>
-          </w:p>
-        </w:tc>
-        <w:tc>
-          <w:tcPr>
-            <w:tcW w:type="dxa" w:w="762"/>
-            <w:tcBorders>
-              <w:top w:val="single" w:color="C9C6D1" w:sz="4"/>
-              <w:left w:val="single" w:color="C9C6D1" w:sz="4"/>
-              <w:bottom w:val="single" w:color="C9C6D1" w:sz="4"/>
-              <w:right w:val="single" w:color="C9C6D1" w:sz="4"/>
-            </w:tcBorders>
-            <w:tcMar>
-              <w:top w:type="dxa" w:w="40"/>
-              <w:left w:type="dxa" w:w="80"/>
-              <w:bottom w:type="dxa" w:w="40"/>
-              <w:right w:type="dxa" w:w="80"/>
-            </w:tcMar>
-          </w:tcPr>
-          <w:p>
-            <w:pPr>
-              <w:jc w:val="right"/>
-            </w:pPr>
-            <w:r>
-              <w:rPr>
-                <w:rFonts w:ascii="Calibri" w:cs="Calibri" w:eastAsia="Calibri" w:hAnsi="Calibri"/>
-                <w:b w:val="false"/>
-                <w:bCs w:val="false"/>
-                <w:sz w:val="16"/>
-                <w:szCs w:val="16"/>
-              </w:rPr>
-              <w:t xml:space="preserve">0,124</w:t>
-            </w:r>
-          </w:p>
-        </w:tc>
-        <w:tc>
-          <w:tcPr>
-            <w:tcW w:type="dxa" w:w="762"/>
-            <w:tcBorders>
-              <w:top w:val="single" w:color="C9C6D1" w:sz="4"/>
-              <w:left w:val="single" w:color="C9C6D1" w:sz="4"/>
-              <w:bottom w:val="single" w:color="C9C6D1" w:sz="4"/>
-              <w:right w:val="single" w:color="C9C6D1" w:sz="4"/>
-            </w:tcBorders>
-            <w:tcMar>
-              <w:top w:type="dxa" w:w="40"/>
-              <w:left w:type="dxa" w:w="80"/>
-              <w:bottom w:type="dxa" w:w="40"/>
-              <w:right w:type="dxa" w:w="80"/>
-            </w:tcMar>
-          </w:tcPr>
-          <w:p>
-            <w:pPr>
-              <w:jc w:val="right"/>
-            </w:pPr>
-            <w:r>
-              <w:rPr>
-                <w:rFonts w:ascii="Calibri" w:cs="Calibri" w:eastAsia="Calibri" w:hAnsi="Calibri"/>
-                <w:b w:val="false"/>
-                <w:bCs w:val="false"/>
-                <w:sz w:val="16"/>
-                <w:szCs w:val="16"/>
-              </w:rPr>
-              <w:t xml:space="preserve">0,351</w:t>
-            </w:r>
-          </w:p>
-        </w:tc>
-        <w:tc>
-          <w:tcPr>
-            <w:tcW w:type="dxa" w:w="762"/>
-            <w:tcBorders>
-              <w:top w:val="single" w:color="C9C6D1" w:sz="4"/>
-              <w:left w:val="single" w:color="C9C6D1" w:sz="4"/>
-              <w:bottom w:val="single" w:color="C9C6D1" w:sz="4"/>
-              <w:right w:val="single" w:color="C9C6D1" w:sz="4"/>
-            </w:tcBorders>
-            <w:tcMar>
-              <w:top w:type="dxa" w:w="40"/>
-              <w:left w:type="dxa" w:w="80"/>
-              <w:bottom w:type="dxa" w:w="40"/>
-              <w:right w:type="dxa" w:w="80"/>
-            </w:tcMar>
-          </w:tcPr>
-          <w:p>
-            <w:pPr>
-              <w:jc w:val="right"/>
-            </w:pPr>
-            <w:r>
-              <w:rPr>
-                <w:rFonts w:ascii="Calibri" w:cs="Calibri" w:eastAsia="Calibri" w:hAnsi="Calibri"/>
-                <w:b w:val="false"/>
-                <w:bCs w:val="false"/>
-                <w:sz w:val="16"/>
-                <w:szCs w:val="16"/>
-              </w:rPr>
-              <w:t xml:space="preserve">362</w:t>
-            </w:r>
-          </w:p>
-        </w:tc>
-        <w:tc>
-          <w:tcPr>
-            <w:tcW w:type="dxa" w:w="762"/>
-            <w:tcBorders>
-              <w:top w:val="single" w:color="C9C6D1" w:sz="4"/>
-              <w:left w:val="single" w:color="C9C6D1" w:sz="4"/>
-              <w:bottom w:val="single" w:color="C9C6D1" w:sz="4"/>
-              <w:right w:val="single" w:color="C9C6D1" w:sz="4"/>
-            </w:tcBorders>
-            <w:tcMar>
-              <w:top w:type="dxa" w:w="40"/>
-              <w:left w:type="dxa" w:w="80"/>
-              <w:bottom w:type="dxa" w:w="40"/>
-              <w:right w:type="dxa" w:w="80"/>
-            </w:tcMar>
-          </w:tcPr>
-          <w:p>
-            <w:pPr>
-              <w:jc w:val="right"/>
-            </w:pPr>
-            <w:r>
-              <w:rPr>
-                <w:rFonts w:ascii="Calibri" w:cs="Calibri" w:eastAsia="Calibri" w:hAnsi="Calibri"/>
-                <w:b w:val="false"/>
-                <w:bCs w:val="false"/>
-                <w:sz w:val="16"/>
-                <w:szCs w:val="16"/>
-              </w:rPr>
-              <w:t xml:space="preserve">66</w:t>
-            </w:r>
-          </w:p>
-        </w:tc>
-        <w:tc>
-          <w:tcPr>
-            <w:tcW w:type="dxa" w:w="678"/>
-            <w:tcBorders>
-              <w:top w:val="single" w:color="C9C6D1" w:sz="4"/>
-              <w:left w:val="single" w:color="C9C6D1" w:sz="4"/>
-              <w:bottom w:val="single" w:color="C9C6D1" w:sz="4"/>
-              <w:right w:val="single" w:color="C9C6D1" w:sz="4"/>
-            </w:tcBorders>
-            <w:tcMar>
-              <w:top w:type="dxa" w:w="40"/>
-              <w:left w:type="dxa" w:w="80"/>
-              <w:bottom w:type="dxa" w:w="40"/>
-              <w:right w:type="dxa" w:w="80"/>
-            </w:tcMar>
-          </w:tcPr>
-          <w:p>
-            <w:pPr>
-              <w:jc w:val="right"/>
-            </w:pPr>
-            <w:r>
-              <w:rPr>
-                <w:rFonts w:ascii="Calibri" w:cs="Calibri" w:eastAsia="Calibri" w:hAnsi="Calibri"/>
-                <w:b w:val="false"/>
-                <w:bCs w:val="false"/>
-                <w:sz w:val="16"/>
-                <w:szCs w:val="16"/>
-              </w:rPr>
-              <w:t xml:space="preserve">119,4</w:t>
-            </w:r>
-          </w:p>
-        </w:tc>
-        <w:tc>
-          <w:tcPr>
-            <w:tcW w:type="dxa" w:w="847"/>
-            <w:tcBorders>
-              <w:top w:val="single" w:color="C9C6D1" w:sz="4"/>
-              <w:left w:val="single" w:color="C9C6D1" w:sz="4"/>
-              <w:bottom w:val="single" w:color="C9C6D1" w:sz="4"/>
-              <w:right w:val="single" w:color="C9C6D1" w:sz="4"/>
-            </w:tcBorders>
-            <w:tcMar>
-              <w:top w:type="dxa" w:w="40"/>
-              <w:left w:type="dxa" w:w="80"/>
-              <w:bottom w:type="dxa" w:w="40"/>
-              <w:right w:type="dxa" w:w="80"/>
-            </w:tcMar>
-          </w:tcPr>
-          <w:p>
-            <w:pPr>
-              <w:jc w:val="right"/>
-            </w:pPr>
-            <w:r>
-              <w:rPr>
-                <w:rFonts w:ascii="Calibri" w:cs="Calibri" w:eastAsia="Calibri" w:hAnsi="Calibri"/>
-                <w:b w:val="false"/>
-                <w:bCs w:val="false"/>
-                <w:sz w:val="16"/>
-                <w:szCs w:val="16"/>
-              </w:rPr>
-              <w:t xml:space="preserve">1,051</w:t>
-            </w:r>
-          </w:p>
-        </w:tc>
-        <w:tc>
-          <w:tcPr>
-            <w:tcW w:type="dxa" w:w="762"/>
-            <w:tcBorders>
-              <w:top w:val="single" w:color="C9C6D1" w:sz="4"/>
-              <w:left w:val="single" w:color="C9C6D1" w:sz="4"/>
-              <w:bottom w:val="single" w:color="C9C6D1" w:sz="4"/>
-              <w:right w:val="single" w:color="C9C6D1" w:sz="4"/>
-            </w:tcBorders>
-            <w:tcMar>
-              <w:top w:type="dxa" w:w="40"/>
-              <w:left w:type="dxa" w:w="80"/>
-              <w:bottom w:type="dxa" w:w="40"/>
-              <w:right w:type="dxa" w:w="80"/>
-            </w:tcMar>
-          </w:tcPr>
-          <w:p>
-            <w:pPr>
-              <w:jc w:val="right"/>
-            </w:pPr>
-            <w:r>
-              <w:rPr>
-                <w:rFonts w:ascii="Calibri" w:cs="Calibri" w:eastAsia="Calibri" w:hAnsi="Calibri"/>
-                <w:b w:val="false"/>
-                <w:bCs w:val="false"/>
-                <w:sz w:val="16"/>
-                <w:szCs w:val="16"/>
-              </w:rPr>
-              <w:t xml:space="preserve">1,38</w:t>
-            </w:r>
-          </w:p>
-        </w:tc>
-        <w:tc>
-          <w:tcPr>
-            <w:tcW w:type="dxa" w:w="770"/>
-            <w:tcBorders>
-              <w:top w:val="single" w:color="C9C6D1" w:sz="4"/>
-              <w:left w:val="single" w:color="C9C6D1" w:sz="4"/>
-              <w:bottom w:val="single" w:color="C9C6D1" w:sz="4"/>
-              <w:right w:val="single" w:color="C9C6D1" w:sz="4"/>
-            </w:tcBorders>
-            <w:tcMar>
-              <w:top w:type="dxa" w:w="40"/>
-              <w:left w:type="dxa" w:w="80"/>
-              <w:bottom w:type="dxa" w:w="40"/>
-              <w:right w:type="dxa" w:w="80"/>
-            </w:tcMar>
-          </w:tcPr>
-          <w:p>
-            <w:pPr>
-              <w:jc w:val="right"/>
-            </w:pPr>
-            <w:r>
-              <w:rPr>
-                <w:rFonts w:ascii="Calibri" w:cs="Calibri" w:eastAsia="Calibri" w:hAnsi="Calibri"/>
-                <w:b w:val="false"/>
-                <w:bCs w:val="false"/>
-                <w:sz w:val="16"/>
-                <w:szCs w:val="16"/>
-              </w:rPr>
-              <w:t xml:space="preserve">25,0%</w:t>
-            </w:r>
-          </w:p>
-        </w:tc>
-      </w:tr>
-      <w:tr>
-        <w:trPr>
-          <w:cantSplit/>
-        </w:trPr>
-        <w:tc>
-          <w:tcPr>
-            <w:tcW w:type="dxa" w:w="762"/>
-            <w:tcBorders>
-              <w:top w:val="single" w:color="C9C6D1" w:sz="4"/>
-              <w:left w:val="single" w:color="C9C6D1" w:sz="4"/>
-              <w:bottom w:val="single" w:color="C9C6D1" w:sz="4"/>
-              <w:right w:val="single" w:color="C9C6D1" w:sz="4"/>
-            </w:tcBorders>
-            <w:tcMar>
-              <w:top w:type="dxa" w:w="40"/>
-              <w:left w:type="dxa" w:w="80"/>
-              <w:bottom w:type="dxa" w:w="40"/>
-              <w:right w:type="dxa" w:w="80"/>
-            </w:tcMar>
-          </w:tcPr>
-          <w:p>
-            <w:pPr>
-              <w:jc w:val="left"/>
-            </w:pPr>
-            <w:r>
-              <w:rPr>
-                <w:rFonts w:ascii="Calibri" w:cs="Calibri" w:eastAsia="Calibri" w:hAnsi="Calibri"/>
-                <w:b w:val="false"/>
-                <w:bCs w:val="false"/>
-                <w:sz w:val="16"/>
-                <w:szCs w:val="16"/>
-              </w:rPr>
-              <w:t xml:space="preserve">40%</w:t>
-            </w:r>
-          </w:p>
-        </w:tc>
-        <w:tc>
-          <w:tcPr>
-            <w:tcW w:type="dxa" w:w="2204"/>
-            <w:tcBorders>
-              <w:top w:val="single" w:color="C9C6D1" w:sz="4"/>
-              <w:left w:val="single" w:color="C9C6D1" w:sz="4"/>
-              <w:bottom w:val="single" w:color="C9C6D1" w:sz="4"/>
-              <w:right w:val="single" w:color="C9C6D1" w:sz="4"/>
-            </w:tcBorders>
-            <w:tcMar>
-              <w:top w:type="dxa" w:w="40"/>
-              <w:left w:type="dxa" w:w="80"/>
-              <w:bottom w:type="dxa" w:w="40"/>
-              <w:right w:type="dxa" w:w="80"/>
-            </w:tcMar>
-          </w:tcPr>
-          <w:p>
-            <w:pPr>
-              <w:jc w:val="left"/>
-            </w:pPr>
-            <w:r>
-              <w:rPr>
-                <w:rFonts w:ascii="Calibri" w:cs="Calibri" w:eastAsia="Calibri" w:hAnsi="Calibri"/>
-                <w:b w:val="false"/>
-                <w:bCs w:val="false"/>
-                <w:color w:val="2a78d6"/>
-                <w:sz w:val="16"/>
-                <w:szCs w:val="16"/>
-              </w:rPr>
-              <w:t xml:space="preserve">■ </w:t>
-            </w:r>
-            <w:r>
-              <w:rPr>
-                <w:rFonts w:ascii="Calibri" w:cs="Calibri" w:eastAsia="Calibri" w:hAnsi="Calibri"/>
-                <w:b w:val="false"/>
-                <w:bCs w:val="false"/>
-                <w:sz w:val="16"/>
-                <w:szCs w:val="16"/>
-              </w:rPr>
-              <w:t xml:space="preserve">A* (Manhattan)</w:t>
-            </w:r>
-          </w:p>
-        </w:tc>
-        <w:tc>
-          <w:tcPr>
-            <w:tcW w:type="dxa" w:w="762"/>
-            <w:tcBorders>
-              <w:top w:val="single" w:color="C9C6D1" w:sz="4"/>
-              <w:left w:val="single" w:color="C9C6D1" w:sz="4"/>
-              <w:bottom w:val="single" w:color="C9C6D1" w:sz="4"/>
-              <w:right w:val="single" w:color="C9C6D1" w:sz="4"/>
-            </w:tcBorders>
-            <w:tcMar>
-              <w:top w:type="dxa" w:w="40"/>
-              <w:left w:type="dxa" w:w="80"/>
-              <w:bottom w:type="dxa" w:w="40"/>
-              <w:right w:type="dxa" w:w="80"/>
-            </w:tcMar>
-          </w:tcPr>
-          <w:p>
-            <w:pPr>
-              <w:jc w:val="right"/>
-            </w:pPr>
-            <w:r>
-              <w:rPr>
-                <w:rFonts w:ascii="Calibri" w:cs="Calibri" w:eastAsia="Calibri" w:hAnsi="Calibri"/>
-                <w:b w:val="false"/>
-                <w:bCs w:val="false"/>
-                <w:sz w:val="16"/>
-                <w:szCs w:val="16"/>
-              </w:rPr>
-              <w:t xml:space="preserve">0,331</w:t>
-            </w:r>
-          </w:p>
-        </w:tc>
-        <w:tc>
-          <w:tcPr>
-            <w:tcW w:type="dxa" w:w="762"/>
-            <w:tcBorders>
-              <w:top w:val="single" w:color="C9C6D1" w:sz="4"/>
-              <w:left w:val="single" w:color="C9C6D1" w:sz="4"/>
-              <w:bottom w:val="single" w:color="C9C6D1" w:sz="4"/>
-              <w:right w:val="single" w:color="C9C6D1" w:sz="4"/>
-            </w:tcBorders>
-            <w:tcMar>
-              <w:top w:type="dxa" w:w="40"/>
-              <w:left w:type="dxa" w:w="80"/>
-              <w:bottom w:type="dxa" w:w="40"/>
-              <w:right w:type="dxa" w:w="80"/>
-            </w:tcMar>
-          </w:tcPr>
-          <w:p>
-            <w:pPr>
-              <w:jc w:val="right"/>
-            </w:pPr>
-            <w:r>
-              <w:rPr>
-                <w:rFonts w:ascii="Calibri" w:cs="Calibri" w:eastAsia="Calibri" w:hAnsi="Calibri"/>
-                <w:b w:val="false"/>
-                <w:bCs w:val="false"/>
-                <w:sz w:val="16"/>
-                <w:szCs w:val="16"/>
-              </w:rPr>
-              <w:t xml:space="preserve">0,747</w:t>
-            </w:r>
-          </w:p>
-        </w:tc>
-        <w:tc>
-          <w:tcPr>
-            <w:tcW w:type="dxa" w:w="762"/>
-            <w:tcBorders>
-              <w:top w:val="single" w:color="C9C6D1" w:sz="4"/>
-              <w:left w:val="single" w:color="C9C6D1" w:sz="4"/>
-              <w:bottom w:val="single" w:color="C9C6D1" w:sz="4"/>
-              <w:right w:val="single" w:color="C9C6D1" w:sz="4"/>
-            </w:tcBorders>
-            <w:tcMar>
-              <w:top w:type="dxa" w:w="40"/>
-              <w:left w:type="dxa" w:w="80"/>
-              <w:bottom w:type="dxa" w:w="40"/>
-              <w:right w:type="dxa" w:w="80"/>
-            </w:tcMar>
-          </w:tcPr>
-          <w:p>
-            <w:pPr>
-              <w:jc w:val="right"/>
-            </w:pPr>
-            <w:r>
-              <w:rPr>
-                <w:rFonts w:ascii="Calibri" w:cs="Calibri" w:eastAsia="Calibri" w:hAnsi="Calibri"/>
-                <w:b w:val="false"/>
-                <w:bCs w:val="false"/>
-                <w:sz w:val="16"/>
-                <w:szCs w:val="16"/>
-              </w:rPr>
-              <w:t xml:space="preserve">978</w:t>
-            </w:r>
-          </w:p>
-        </w:tc>
-        <w:tc>
-          <w:tcPr>
-            <w:tcW w:type="dxa" w:w="762"/>
-            <w:tcBorders>
-              <w:top w:val="single" w:color="C9C6D1" w:sz="4"/>
-              <w:left w:val="single" w:color="C9C6D1" w:sz="4"/>
-              <w:bottom w:val="single" w:color="C9C6D1" w:sz="4"/>
-              <w:right w:val="single" w:color="C9C6D1" w:sz="4"/>
-            </w:tcBorders>
-            <w:tcMar>
-              <w:top w:type="dxa" w:w="40"/>
-              <w:left w:type="dxa" w:w="80"/>
-              <w:bottom w:type="dxa" w:w="40"/>
-              <w:right w:type="dxa" w:w="80"/>
-            </w:tcMar>
-          </w:tcPr>
-          <w:p>
-            <w:pPr>
-              <w:jc w:val="right"/>
-            </w:pPr>
-            <w:r>
-              <w:rPr>
-                <w:rFonts w:ascii="Calibri" w:cs="Calibri" w:eastAsia="Calibri" w:hAnsi="Calibri"/>
-                <w:b w:val="false"/>
-                <w:bCs w:val="false"/>
-                <w:sz w:val="16"/>
-                <w:szCs w:val="16"/>
-              </w:rPr>
-              <w:t xml:space="preserve">61</w:t>
-            </w:r>
-          </w:p>
-        </w:tc>
-        <w:tc>
-          <w:tcPr>
-            <w:tcW w:type="dxa" w:w="678"/>
-            <w:tcBorders>
-              <w:top w:val="single" w:color="C9C6D1" w:sz="4"/>
-              <w:left w:val="single" w:color="C9C6D1" w:sz="4"/>
-              <w:bottom w:val="single" w:color="C9C6D1" w:sz="4"/>
-              <w:right w:val="single" w:color="C9C6D1" w:sz="4"/>
-            </w:tcBorders>
-            <w:tcMar>
-              <w:top w:type="dxa" w:w="40"/>
-              <w:left w:type="dxa" w:w="80"/>
-              <w:bottom w:type="dxa" w:w="40"/>
-              <w:right w:type="dxa" w:w="80"/>
-            </w:tcMar>
-          </w:tcPr>
-          <w:p>
-            <w:pPr>
-              <w:jc w:val="right"/>
-            </w:pPr>
-            <w:r>
-              <w:rPr>
-                <w:rFonts w:ascii="Calibri" w:cs="Calibri" w:eastAsia="Calibri" w:hAnsi="Calibri"/>
-                <w:b w:val="false"/>
-                <w:bCs w:val="false"/>
-                <w:sz w:val="16"/>
-                <w:szCs w:val="16"/>
-              </w:rPr>
-              <w:t xml:space="preserve">135,7</w:t>
-            </w:r>
-          </w:p>
-        </w:tc>
-        <w:tc>
-          <w:tcPr>
-            <w:tcW w:type="dxa" w:w="847"/>
-            <w:tcBorders>
-              <w:top w:val="single" w:color="C9C6D1" w:sz="4"/>
-              <w:left w:val="single" w:color="C9C6D1" w:sz="4"/>
-              <w:bottom w:val="single" w:color="C9C6D1" w:sz="4"/>
-              <w:right w:val="single" w:color="C9C6D1" w:sz="4"/>
-            </w:tcBorders>
-            <w:tcMar>
-              <w:top w:type="dxa" w:w="40"/>
-              <w:left w:type="dxa" w:w="80"/>
-              <w:bottom w:type="dxa" w:w="40"/>
-              <w:right w:type="dxa" w:w="80"/>
-            </w:tcMar>
-          </w:tcPr>
-          <w:p>
-            <w:pPr>
-              <w:jc w:val="right"/>
-            </w:pPr>
-            <w:r>
-              <w:rPr>
-                <w:rFonts w:ascii="Calibri" w:cs="Calibri" w:eastAsia="Calibri" w:hAnsi="Calibri"/>
-                <w:b w:val="false"/>
-                <w:bCs w:val="false"/>
-                <w:sz w:val="16"/>
-                <w:szCs w:val="16"/>
-              </w:rPr>
-              <w:t xml:space="preserve">1,000</w:t>
-            </w:r>
-          </w:p>
-        </w:tc>
-        <w:tc>
-          <w:tcPr>
-            <w:tcW w:type="dxa" w:w="762"/>
-            <w:tcBorders>
-              <w:top w:val="single" w:color="C9C6D1" w:sz="4"/>
-              <w:left w:val="single" w:color="C9C6D1" w:sz="4"/>
-              <w:bottom w:val="single" w:color="C9C6D1" w:sz="4"/>
-              <w:right w:val="single" w:color="C9C6D1" w:sz="4"/>
-            </w:tcBorders>
-            <w:tcMar>
-              <w:top w:type="dxa" w:w="40"/>
-              <w:left w:type="dxa" w:w="80"/>
-              <w:bottom w:type="dxa" w:w="40"/>
-              <w:right w:type="dxa" w:w="80"/>
-            </w:tcMar>
-          </w:tcPr>
-          <w:p>
-            <w:pPr>
-              <w:jc w:val="right"/>
-            </w:pPr>
-            <w:r>
-              <w:rPr>
-                <w:rFonts w:ascii="Calibri" w:cs="Calibri" w:eastAsia="Calibri" w:hAnsi="Calibri"/>
-                <w:b w:val="false"/>
-                <w:bCs w:val="false"/>
-                <w:sz w:val="16"/>
-                <w:szCs w:val="16"/>
-              </w:rPr>
-              <w:t xml:space="preserve">1,00</w:t>
-            </w:r>
-          </w:p>
-        </w:tc>
-        <w:tc>
-          <w:tcPr>
-            <w:tcW w:type="dxa" w:w="770"/>
-            <w:tcBorders>
-              <w:top w:val="single" w:color="C9C6D1" w:sz="4"/>
-              <w:left w:val="single" w:color="C9C6D1" w:sz="4"/>
-              <w:bottom w:val="single" w:color="C9C6D1" w:sz="4"/>
-              <w:right w:val="single" w:color="C9C6D1" w:sz="4"/>
-            </w:tcBorders>
-            <w:tcMar>
-              <w:top w:type="dxa" w:w="40"/>
-              <w:left w:type="dxa" w:w="80"/>
-              <w:bottom w:type="dxa" w:w="40"/>
-              <w:right w:type="dxa" w:w="80"/>
-            </w:tcMar>
-          </w:tcPr>
-          <w:p>
-            <w:pPr>
-              <w:jc w:val="right"/>
-            </w:pPr>
-            <w:r>
-              <w:rPr>
-                <w:rFonts w:ascii="Calibri" w:cs="Calibri" w:eastAsia="Calibri" w:hAnsi="Calibri"/>
-                <w:b w:val="false"/>
-                <w:bCs w:val="false"/>
-                <w:sz w:val="16"/>
-                <w:szCs w:val="16"/>
-              </w:rPr>
-              <w:t xml:space="preserve">100,0%</w:t>
-            </w:r>
-          </w:p>
-        </w:tc>
-      </w:tr>
-      <w:tr>
-        <w:trPr>
-          <w:cantSplit/>
-        </w:trPr>
-        <w:tc>
-          <w:tcPr>
-            <w:tcW w:type="dxa" w:w="762"/>
-            <w:tcBorders>
-              <w:top w:val="single" w:color="C9C6D1" w:sz="4"/>
-              <w:left w:val="single" w:color="C9C6D1" w:sz="4"/>
-              <w:bottom w:val="single" w:color="C9C6D1" w:sz="4"/>
-              <w:right w:val="single" w:color="C9C6D1" w:sz="4"/>
-            </w:tcBorders>
-            <w:tcMar>
-              <w:top w:type="dxa" w:w="40"/>
-              <w:left w:type="dxa" w:w="80"/>
-              <w:bottom w:type="dxa" w:w="40"/>
-              <w:right w:type="dxa" w:w="80"/>
-            </w:tcMar>
-          </w:tcPr>
-          <w:p>
-            <w:pPr>
-              <w:jc w:val="left"/>
-            </w:pPr>
-            <w:r>
-              <w:rPr>
-                <w:rFonts w:ascii="Calibri" w:cs="Calibri" w:eastAsia="Calibri" w:hAnsi="Calibri"/>
-                <w:b w:val="false"/>
-                <w:bCs w:val="false"/>
-                <w:sz w:val="16"/>
-                <w:szCs w:val="16"/>
-              </w:rPr>
-              <w:t xml:space="preserve">40%</w:t>
-            </w:r>
-          </w:p>
-        </w:tc>
-        <w:tc>
-          <w:tcPr>
-            <w:tcW w:type="dxa" w:w="2204"/>
-            <w:tcBorders>
-              <w:top w:val="single" w:color="C9C6D1" w:sz="4"/>
-              <w:left w:val="single" w:color="C9C6D1" w:sz="4"/>
-              <w:bottom w:val="single" w:color="C9C6D1" w:sz="4"/>
-              <w:right w:val="single" w:color="C9C6D1" w:sz="4"/>
-            </w:tcBorders>
-            <w:tcMar>
-              <w:top w:type="dxa" w:w="40"/>
-              <w:left w:type="dxa" w:w="80"/>
-              <w:bottom w:type="dxa" w:w="40"/>
-              <w:right w:type="dxa" w:w="80"/>
-            </w:tcMar>
-          </w:tcPr>
-          <w:p>
-            <w:pPr>
-              <w:jc w:val="left"/>
-            </w:pPr>
-            <w:r>
-              <w:rPr>
-                <w:rFonts w:ascii="Calibri" w:cs="Calibri" w:eastAsia="Calibri" w:hAnsi="Calibri"/>
-                <w:b w:val="false"/>
-                <w:bCs w:val="false"/>
-                <w:color w:val="eb6834"/>
-                <w:sz w:val="16"/>
-                <w:szCs w:val="16"/>
-              </w:rPr>
-              <w:t xml:space="preserve">■ </w:t>
-            </w:r>
-            <w:r>
-              <w:rPr>
-                <w:rFonts w:ascii="Calibri" w:cs="Calibri" w:eastAsia="Calibri" w:hAnsi="Calibri"/>
-                <w:b w:val="false"/>
-                <w:bCs w:val="false"/>
-                <w:sz w:val="16"/>
-                <w:szCs w:val="16"/>
-              </w:rPr>
-              <w:t xml:space="preserve">Gulosa (Manhattan)</w:t>
-            </w:r>
-          </w:p>
-        </w:tc>
-        <w:tc>
-          <w:tcPr>
-            <w:tcW w:type="dxa" w:w="762"/>
-            <w:tcBorders>
-              <w:top w:val="single" w:color="C9C6D1" w:sz="4"/>
-              <w:left w:val="single" w:color="C9C6D1" w:sz="4"/>
-              <w:bottom w:val="single" w:color="C9C6D1" w:sz="4"/>
-              <w:right w:val="single" w:color="C9C6D1" w:sz="4"/>
-            </w:tcBorders>
-            <w:tcMar>
-              <w:top w:type="dxa" w:w="40"/>
-              <w:left w:type="dxa" w:w="80"/>
-              <w:bottom w:type="dxa" w:w="40"/>
-              <w:right w:type="dxa" w:w="80"/>
-            </w:tcMar>
-          </w:tcPr>
-          <w:p>
-            <w:pPr>
-              <w:jc w:val="right"/>
-            </w:pPr>
-            <w:r>
-              <w:rPr>
-                <w:rFonts w:ascii="Calibri" w:cs="Calibri" w:eastAsia="Calibri" w:hAnsi="Calibri"/>
-                <w:b w:val="false"/>
-                <w:bCs w:val="false"/>
-                <w:sz w:val="16"/>
-                <w:szCs w:val="16"/>
-              </w:rPr>
-              <w:t xml:space="preserve">0,086</w:t>
-            </w:r>
-          </w:p>
-        </w:tc>
-        <w:tc>
-          <w:tcPr>
-            <w:tcW w:type="dxa" w:w="762"/>
-            <w:tcBorders>
-              <w:top w:val="single" w:color="C9C6D1" w:sz="4"/>
-              <w:left w:val="single" w:color="C9C6D1" w:sz="4"/>
-              <w:bottom w:val="single" w:color="C9C6D1" w:sz="4"/>
-              <w:right w:val="single" w:color="C9C6D1" w:sz="4"/>
-            </w:tcBorders>
-            <w:tcMar>
-              <w:top w:type="dxa" w:w="40"/>
-              <w:left w:type="dxa" w:w="80"/>
-              <w:bottom w:type="dxa" w:w="40"/>
-              <w:right w:type="dxa" w:w="80"/>
-            </w:tcMar>
-          </w:tcPr>
-          <w:p>
-            <w:pPr>
-              <w:jc w:val="right"/>
-            </w:pPr>
-            <w:r>
-              <w:rPr>
-                <w:rFonts w:ascii="Calibri" w:cs="Calibri" w:eastAsia="Calibri" w:hAnsi="Calibri"/>
-                <w:b w:val="false"/>
-                <w:bCs w:val="false"/>
-                <w:sz w:val="16"/>
-                <w:szCs w:val="16"/>
-              </w:rPr>
-              <w:t xml:space="preserve">0,217</w:t>
-            </w:r>
-          </w:p>
-        </w:tc>
-        <w:tc>
-          <w:tcPr>
-            <w:tcW w:type="dxa" w:w="762"/>
-            <w:tcBorders>
-              <w:top w:val="single" w:color="C9C6D1" w:sz="4"/>
-              <w:left w:val="single" w:color="C9C6D1" w:sz="4"/>
-              <w:bottom w:val="single" w:color="C9C6D1" w:sz="4"/>
-              <w:right w:val="single" w:color="C9C6D1" w:sz="4"/>
-            </w:tcBorders>
-            <w:tcMar>
-              <w:top w:type="dxa" w:w="40"/>
-              <w:left w:type="dxa" w:w="80"/>
-              <w:bottom w:type="dxa" w:w="40"/>
-              <w:right w:type="dxa" w:w="80"/>
-            </w:tcMar>
-          </w:tcPr>
-          <w:p>
-            <w:pPr>
-              <w:jc w:val="right"/>
-            </w:pPr>
-            <w:r>
-              <w:rPr>
-                <w:rFonts w:ascii="Calibri" w:cs="Calibri" w:eastAsia="Calibri" w:hAnsi="Calibri"/>
-                <w:b w:val="false"/>
-                <w:bCs w:val="false"/>
-                <w:sz w:val="16"/>
-                <w:szCs w:val="16"/>
-              </w:rPr>
-              <w:t xml:space="preserve">225</w:t>
-            </w:r>
-          </w:p>
-        </w:tc>
-        <w:tc>
-          <w:tcPr>
-            <w:tcW w:type="dxa" w:w="762"/>
-            <w:tcBorders>
-              <w:top w:val="single" w:color="C9C6D1" w:sz="4"/>
-              <w:left w:val="single" w:color="C9C6D1" w:sz="4"/>
-              <w:bottom w:val="single" w:color="C9C6D1" w:sz="4"/>
-              <w:right w:val="single" w:color="C9C6D1" w:sz="4"/>
-            </w:tcBorders>
-            <w:tcMar>
-              <w:top w:type="dxa" w:w="40"/>
-              <w:left w:type="dxa" w:w="80"/>
-              <w:bottom w:type="dxa" w:w="40"/>
-              <w:right w:type="dxa" w:w="80"/>
-            </w:tcMar>
-          </w:tcPr>
-          <w:p>
-            <w:pPr>
-              <w:jc w:val="right"/>
-            </w:pPr>
-            <w:r>
-              <w:rPr>
-                <w:rFonts w:ascii="Calibri" w:cs="Calibri" w:eastAsia="Calibri" w:hAnsi="Calibri"/>
-                <w:b w:val="false"/>
-                <w:bCs w:val="false"/>
-                <w:sz w:val="16"/>
-                <w:szCs w:val="16"/>
-              </w:rPr>
-              <w:t xml:space="preserve">77</w:t>
-            </w:r>
-          </w:p>
-        </w:tc>
-        <w:tc>
-          <w:tcPr>
-            <w:tcW w:type="dxa" w:w="678"/>
-            <w:tcBorders>
-              <w:top w:val="single" w:color="C9C6D1" w:sz="4"/>
-              <w:left w:val="single" w:color="C9C6D1" w:sz="4"/>
-              <w:bottom w:val="single" w:color="C9C6D1" w:sz="4"/>
-              <w:right w:val="single" w:color="C9C6D1" w:sz="4"/>
-            </w:tcBorders>
-            <w:tcMar>
-              <w:top w:type="dxa" w:w="40"/>
-              <w:left w:type="dxa" w:w="80"/>
-              <w:bottom w:type="dxa" w:w="40"/>
-              <w:right w:type="dxa" w:w="80"/>
-            </w:tcMar>
-          </w:tcPr>
-          <w:p>
-            <w:pPr>
-              <w:jc w:val="right"/>
-            </w:pPr>
-            <w:r>
-              <w:rPr>
-                <w:rFonts w:ascii="Calibri" w:cs="Calibri" w:eastAsia="Calibri" w:hAnsi="Calibri"/>
-                <w:b w:val="false"/>
-                <w:bCs w:val="false"/>
-                <w:sz w:val="16"/>
-                <w:szCs w:val="16"/>
-              </w:rPr>
-              <w:t xml:space="preserve">184,5</w:t>
-            </w:r>
-          </w:p>
-        </w:tc>
-        <w:tc>
-          <w:tcPr>
-            <w:tcW w:type="dxa" w:w="847"/>
-            <w:tcBorders>
-              <w:top w:val="single" w:color="C9C6D1" w:sz="4"/>
-              <w:left w:val="single" w:color="C9C6D1" w:sz="4"/>
-              <w:bottom w:val="single" w:color="C9C6D1" w:sz="4"/>
-              <w:right w:val="single" w:color="C9C6D1" w:sz="4"/>
-            </w:tcBorders>
-            <w:tcMar>
-              <w:top w:type="dxa" w:w="40"/>
-              <w:left w:type="dxa" w:w="80"/>
-              <w:bottom w:type="dxa" w:w="40"/>
-              <w:right w:type="dxa" w:w="80"/>
-            </w:tcMar>
-          </w:tcPr>
-          <w:p>
-            <w:pPr>
-              <w:jc w:val="right"/>
-            </w:pPr>
-            <w:r>
-              <w:rPr>
-                <w:rFonts w:ascii="Calibri" w:cs="Calibri" w:eastAsia="Calibri" w:hAnsi="Calibri"/>
-                <w:b w:val="false"/>
-                <w:bCs w:val="false"/>
-                <w:sz w:val="16"/>
-                <w:szCs w:val="16"/>
-              </w:rPr>
-              <w:t xml:space="preserve">1,355</w:t>
-            </w:r>
-          </w:p>
-        </w:tc>
-        <w:tc>
-          <w:tcPr>
-            <w:tcW w:type="dxa" w:w="762"/>
-            <w:tcBorders>
-              <w:top w:val="single" w:color="C9C6D1" w:sz="4"/>
-              <w:left w:val="single" w:color="C9C6D1" w:sz="4"/>
-              <w:bottom w:val="single" w:color="C9C6D1" w:sz="4"/>
-              <w:right w:val="single" w:color="C9C6D1" w:sz="4"/>
-            </w:tcBorders>
-            <w:tcMar>
-              <w:top w:type="dxa" w:w="40"/>
-              <w:left w:type="dxa" w:w="80"/>
-              <w:bottom w:type="dxa" w:w="40"/>
-              <w:right w:type="dxa" w:w="80"/>
-            </w:tcMar>
-          </w:tcPr>
-          <w:p>
-            <w:pPr>
-              <w:jc w:val="right"/>
-            </w:pPr>
-            <w:r>
-              <w:rPr>
-                <w:rFonts w:ascii="Calibri" w:cs="Calibri" w:eastAsia="Calibri" w:hAnsi="Calibri"/>
-                <w:b w:val="false"/>
-                <w:bCs w:val="false"/>
-                <w:sz w:val="16"/>
-                <w:szCs w:val="16"/>
-              </w:rPr>
-              <w:t xml:space="preserve">3,15</w:t>
-            </w:r>
-          </w:p>
-        </w:tc>
-        <w:tc>
-          <w:tcPr>
-            <w:tcW w:type="dxa" w:w="770"/>
-            <w:tcBorders>
-              <w:top w:val="single" w:color="C9C6D1" w:sz="4"/>
-              <w:left w:val="single" w:color="C9C6D1" w:sz="4"/>
-              <w:bottom w:val="single" w:color="C9C6D1" w:sz="4"/>
-              <w:right w:val="single" w:color="C9C6D1" w:sz="4"/>
-            </w:tcBorders>
-            <w:tcMar>
-              <w:top w:type="dxa" w:w="40"/>
-              <w:left w:type="dxa" w:w="80"/>
-              <w:bottom w:type="dxa" w:w="40"/>
-              <w:right w:type="dxa" w:w="80"/>
-            </w:tcMar>
-          </w:tcPr>
-          <w:p>
-            <w:pPr>
-              <w:jc w:val="right"/>
-            </w:pPr>
-            <w:r>
-              <w:rPr>
-                <w:rFonts w:ascii="Calibri" w:cs="Calibri" w:eastAsia="Calibri" w:hAnsi="Calibri"/>
-                <w:b w:val="false"/>
-                <w:bCs w:val="false"/>
-                <w:sz w:val="16"/>
-                <w:szCs w:val="16"/>
-              </w:rPr>
               <w:t xml:space="preserve">1,4%</w:t>
-            </w:r>
-          </w:p>
-        </w:tc>
-      </w:tr>
-      <w:tr>
-        <w:trPr>
-          <w:cantSplit/>
-        </w:trPr>
-        <w:tc>
-          <w:tcPr>
-            <w:tcW w:type="dxa" w:w="762"/>
-            <w:tcBorders>
-              <w:top w:val="single" w:color="C9C6D1" w:sz="4"/>
-              <w:left w:val="single" w:color="C9C6D1" w:sz="4"/>
-              <w:bottom w:val="single" w:color="C9C6D1" w:sz="4"/>
-              <w:right w:val="single" w:color="C9C6D1" w:sz="4"/>
-            </w:tcBorders>
-            <w:tcMar>
-              <w:top w:type="dxa" w:w="40"/>
-              <w:left w:type="dxa" w:w="80"/>
-              <w:bottom w:type="dxa" w:w="40"/>
-              <w:right w:type="dxa" w:w="80"/>
-            </w:tcMar>
-          </w:tcPr>
-          <w:p>
-            <w:pPr>
-              <w:jc w:val="left"/>
-            </w:pPr>
-            <w:r>
-              <w:rPr>
-                <w:rFonts w:ascii="Calibri" w:cs="Calibri" w:eastAsia="Calibri" w:hAnsi="Calibri"/>
-                <w:b w:val="false"/>
-                <w:bCs w:val="false"/>
-                <w:sz w:val="16"/>
-                <w:szCs w:val="16"/>
-              </w:rPr>
-              <w:t xml:space="preserve">40%</w:t>
-            </w:r>
-          </w:p>
-        </w:tc>
-        <w:tc>
-          <w:tcPr>
-            <w:tcW w:type="dxa" w:w="2204"/>
-            <w:tcBorders>
-              <w:top w:val="single" w:color="C9C6D1" w:sz="4"/>
-              <w:left w:val="single" w:color="C9C6D1" w:sz="4"/>
-              <w:bottom w:val="single" w:color="C9C6D1" w:sz="4"/>
-              <w:right w:val="single" w:color="C9C6D1" w:sz="4"/>
-            </w:tcBorders>
-            <w:tcMar>
-              <w:top w:type="dxa" w:w="40"/>
-              <w:left w:type="dxa" w:w="80"/>
-              <w:bottom w:type="dxa" w:w="40"/>
-              <w:right w:type="dxa" w:w="80"/>
-            </w:tcMar>
-          </w:tcPr>
-          <w:p>
-            <w:pPr>
-              <w:jc w:val="left"/>
-            </w:pPr>
-            <w:r>
-              <w:rPr>
-                <w:rFonts w:ascii="Calibri" w:cs="Calibri" w:eastAsia="Calibri" w:hAnsi="Calibri"/>
-                <w:b w:val="false"/>
-                <w:bCs w:val="false"/>
-                <w:color w:val="eda100"/>
-                <w:sz w:val="16"/>
-                <w:szCs w:val="16"/>
-              </w:rPr>
-              <w:t xml:space="preserve">■ </w:t>
-            </w:r>
-            <w:r>
-              <w:rPr>
-                <w:rFonts w:ascii="Calibri" w:cs="Calibri" w:eastAsia="Calibri" w:hAnsi="Calibri"/>
-                <w:b w:val="false"/>
-                <w:bCs w:val="false"/>
-                <w:sz w:val="16"/>
-                <w:szCs w:val="16"/>
-              </w:rPr>
-              <w:t xml:space="preserve">A* ponderado (2×Manhattan)</w:t>
-            </w:r>
-          </w:p>
-        </w:tc>
-        <w:tc>
-          <w:tcPr>
-            <w:tcW w:type="dxa" w:w="762"/>
-            <w:tcBorders>
-              <w:top w:val="single" w:color="C9C6D1" w:sz="4"/>
-              <w:left w:val="single" w:color="C9C6D1" w:sz="4"/>
-              <w:bottom w:val="single" w:color="C9C6D1" w:sz="4"/>
-              <w:right w:val="single" w:color="C9C6D1" w:sz="4"/>
-            </w:tcBorders>
-            <w:tcMar>
-              <w:top w:type="dxa" w:w="40"/>
-              <w:left w:type="dxa" w:w="80"/>
-              <w:bottom w:type="dxa" w:w="40"/>
-              <w:right w:type="dxa" w:w="80"/>
-            </w:tcMar>
-          </w:tcPr>
-          <w:p>
-            <w:pPr>
-              <w:jc w:val="right"/>
-            </w:pPr>
-            <w:r>
-              <w:rPr>
-                <w:rFonts w:ascii="Calibri" w:cs="Calibri" w:eastAsia="Calibri" w:hAnsi="Calibri"/>
-                <w:b w:val="false"/>
-                <w:bCs w:val="false"/>
-                <w:sz w:val="16"/>
-                <w:szCs w:val="16"/>
-              </w:rPr>
-              <w:t xml:space="preserve">0,159</w:t>
-            </w:r>
-          </w:p>
-        </w:tc>
-        <w:tc>
-          <w:tcPr>
-            <w:tcW w:type="dxa" w:w="762"/>
-            <w:tcBorders>
-              <w:top w:val="single" w:color="C9C6D1" w:sz="4"/>
-              <w:left w:val="single" w:color="C9C6D1" w:sz="4"/>
-              <w:bottom w:val="single" w:color="C9C6D1" w:sz="4"/>
-              <w:right w:val="single" w:color="C9C6D1" w:sz="4"/>
-            </w:tcBorders>
-            <w:tcMar>
-              <w:top w:type="dxa" w:w="40"/>
-              <w:left w:type="dxa" w:w="80"/>
-              <w:bottom w:type="dxa" w:w="40"/>
-              <w:right w:type="dxa" w:w="80"/>
-            </w:tcMar>
-          </w:tcPr>
-          <w:p>
-            <w:pPr>
-              <w:jc w:val="right"/>
-            </w:pPr>
-            <w:r>
-              <w:rPr>
-                <w:rFonts w:ascii="Calibri" w:cs="Calibri" w:eastAsia="Calibri" w:hAnsi="Calibri"/>
-                <w:b w:val="false"/>
-                <w:bCs w:val="false"/>
-                <w:sz w:val="16"/>
-                <w:szCs w:val="16"/>
-              </w:rPr>
-              <w:t xml:space="preserve">0,409</w:t>
-            </w:r>
-          </w:p>
-        </w:tc>
-        <w:tc>
-          <w:tcPr>
-            <w:tcW w:type="dxa" w:w="762"/>
-            <w:tcBorders>
-              <w:top w:val="single" w:color="C9C6D1" w:sz="4"/>
-              <w:left w:val="single" w:color="C9C6D1" w:sz="4"/>
-              <w:bottom w:val="single" w:color="C9C6D1" w:sz="4"/>
-              <w:right w:val="single" w:color="C9C6D1" w:sz="4"/>
-            </w:tcBorders>
-            <w:tcMar>
-              <w:top w:type="dxa" w:w="40"/>
-              <w:left w:type="dxa" w:w="80"/>
-              <w:bottom w:type="dxa" w:w="40"/>
-              <w:right w:type="dxa" w:w="80"/>
-            </w:tcMar>
-          </w:tcPr>
-          <w:p>
-            <w:pPr>
-              <w:jc w:val="right"/>
-            </w:pPr>
-            <w:r>
-              <w:rPr>
-                <w:rFonts w:ascii="Calibri" w:cs="Calibri" w:eastAsia="Calibri" w:hAnsi="Calibri"/>
-                <w:b w:val="false"/>
-                <w:bCs w:val="false"/>
-                <w:sz w:val="16"/>
-                <w:szCs w:val="16"/>
-              </w:rPr>
-              <w:t xml:space="preserve">440</w:t>
-            </w:r>
-          </w:p>
-        </w:tc>
-        <w:tc>
-          <w:tcPr>
-            <w:tcW w:type="dxa" w:w="762"/>
-            <w:tcBorders>
-              <w:top w:val="single" w:color="C9C6D1" w:sz="4"/>
-              <w:left w:val="single" w:color="C9C6D1" w:sz="4"/>
-              <w:bottom w:val="single" w:color="C9C6D1" w:sz="4"/>
-              <w:right w:val="single" w:color="C9C6D1" w:sz="4"/>
-            </w:tcBorders>
-            <w:tcMar>
-              <w:top w:type="dxa" w:w="40"/>
-              <w:left w:type="dxa" w:w="80"/>
-              <w:bottom w:type="dxa" w:w="40"/>
-              <w:right w:type="dxa" w:w="80"/>
-            </w:tcMar>
-          </w:tcPr>
-          <w:p>
-            <w:pPr>
-              <w:jc w:val="right"/>
-            </w:pPr>
-            <w:r>
-              <w:rPr>
-                <w:rFonts w:ascii="Calibri" w:cs="Calibri" w:eastAsia="Calibri" w:hAnsi="Calibri"/>
-                <w:b w:val="false"/>
-                <w:bCs w:val="false"/>
-                <w:sz w:val="16"/>
-                <w:szCs w:val="16"/>
-              </w:rPr>
-              <w:t xml:space="preserve">64</w:t>
-            </w:r>
-          </w:p>
-        </w:tc>
-        <w:tc>
-          <w:tcPr>
-            <w:tcW w:type="dxa" w:w="678"/>
-            <w:tcBorders>
-              <w:top w:val="single" w:color="C9C6D1" w:sz="4"/>
-              <w:left w:val="single" w:color="C9C6D1" w:sz="4"/>
-              <w:bottom w:val="single" w:color="C9C6D1" w:sz="4"/>
-              <w:right w:val="single" w:color="C9C6D1" w:sz="4"/>
-            </w:tcBorders>
-            <w:tcMar>
-              <w:top w:type="dxa" w:w="40"/>
-              <w:left w:type="dxa" w:w="80"/>
-              <w:bottom w:type="dxa" w:w="40"/>
-              <w:right w:type="dxa" w:w="80"/>
-            </w:tcMar>
-          </w:tcPr>
-          <w:p>
-            <w:pPr>
-              <w:jc w:val="right"/>
-            </w:pPr>
-            <w:r>
-              <w:rPr>
-                <w:rFonts w:ascii="Calibri" w:cs="Calibri" w:eastAsia="Calibri" w:hAnsi="Calibri"/>
-                <w:b w:val="false"/>
-                <w:bCs w:val="false"/>
-                <w:sz w:val="16"/>
-                <w:szCs w:val="16"/>
-              </w:rPr>
-              <w:t xml:space="preserve">140,0</w:t>
-            </w:r>
-          </w:p>
-        </w:tc>
-        <w:tc>
-          <w:tcPr>
-            <w:tcW w:type="dxa" w:w="847"/>
-            <w:tcBorders>
-              <w:top w:val="single" w:color="C9C6D1" w:sz="4"/>
-              <w:left w:val="single" w:color="C9C6D1" w:sz="4"/>
-              <w:bottom w:val="single" w:color="C9C6D1" w:sz="4"/>
-              <w:right w:val="single" w:color="C9C6D1" w:sz="4"/>
-            </w:tcBorders>
-            <w:tcMar>
-              <w:top w:type="dxa" w:w="40"/>
-              <w:left w:type="dxa" w:w="80"/>
-              <w:bottom w:type="dxa" w:w="40"/>
-              <w:right w:type="dxa" w:w="80"/>
-            </w:tcMar>
-          </w:tcPr>
-          <w:p>
-            <w:pPr>
-              <w:jc w:val="right"/>
-            </w:pPr>
-            <w:r>
-              <w:rPr>
-                <w:rFonts w:ascii="Calibri" w:cs="Calibri" w:eastAsia="Calibri" w:hAnsi="Calibri"/>
-                <w:b w:val="false"/>
-                <w:bCs w:val="false"/>
-                <w:sz w:val="16"/>
-                <w:szCs w:val="16"/>
-              </w:rPr>
-              <w:t xml:space="preserve">1,032</w:t>
-            </w:r>
-          </w:p>
-        </w:tc>
-        <w:tc>
-          <w:tcPr>
-            <w:tcW w:type="dxa" w:w="762"/>
-            <w:tcBorders>
-              <w:top w:val="single" w:color="C9C6D1" w:sz="4"/>
-              <w:left w:val="single" w:color="C9C6D1" w:sz="4"/>
-              <w:bottom w:val="single" w:color="C9C6D1" w:sz="4"/>
-              <w:right w:val="single" w:color="C9C6D1" w:sz="4"/>
-            </w:tcBorders>
-            <w:tcMar>
-              <w:top w:type="dxa" w:w="40"/>
-              <w:left w:type="dxa" w:w="80"/>
-              <w:bottom w:type="dxa" w:w="40"/>
-              <w:right w:type="dxa" w:w="80"/>
-            </w:tcMar>
-          </w:tcPr>
-          <w:p>
-            <w:pPr>
-              <w:jc w:val="right"/>
-            </w:pPr>
-            <w:r>
-              <w:rPr>
-                <w:rFonts w:ascii="Calibri" w:cs="Calibri" w:eastAsia="Calibri" w:hAnsi="Calibri"/>
-                <w:b w:val="false"/>
-                <w:bCs w:val="false"/>
-                <w:sz w:val="16"/>
-                <w:szCs w:val="16"/>
-              </w:rPr>
-              <w:t xml:space="preserve">1,26</w:t>
-            </w:r>
-          </w:p>
-        </w:tc>
-        <w:tc>
-          <w:tcPr>
-            <w:tcW w:type="dxa" w:w="770"/>
-            <w:tcBorders>
-              <w:top w:val="single" w:color="C9C6D1" w:sz="4"/>
-              <w:left w:val="single" w:color="C9C6D1" w:sz="4"/>
-              <w:bottom w:val="single" w:color="C9C6D1" w:sz="4"/>
-              <w:right w:val="single" w:color="C9C6D1" w:sz="4"/>
-            </w:tcBorders>
-            <w:tcMar>
-              <w:top w:type="dxa" w:w="40"/>
-              <w:left w:type="dxa" w:w="80"/>
-              <w:bottom w:type="dxa" w:w="40"/>
-              <w:right w:type="dxa" w:w="80"/>
-            </w:tcMar>
-          </w:tcPr>
-          <w:p>
-            <w:pPr>
-              <w:jc w:val="right"/>
-            </w:pPr>
-            <w:r>
-              <w:rPr>
-                <w:rFonts w:ascii="Calibri" w:cs="Calibri" w:eastAsia="Calibri" w:hAnsi="Calibri"/>
-                <w:b w:val="false"/>
-                <w:bCs w:val="false"/>
-                <w:sz w:val="16"/>
-                <w:szCs w:val="16"/>
-              </w:rPr>
-              <w:t xml:space="preserve">32,6%</w:t>
             </w:r>
           </w:p>
         </w:tc>
@@ -14851,17 +11500,7 @@
         <w:jc w:val="both"/>
       </w:pPr>
       <w:r>
-        <w:t xml:space="preserve">O A*, ao contrário, reage ao terreno: expande de 481 para 978 nós (≈2×), porque com mais lama a Manhattan subestima mais o custo real e se torna menos informada; em troca, mantém 100% de caminhos ótimos. O A* ponderado chega a </w:t>
-      </w:r>
-      <w:r>
-        <w:rPr>
-          <w:i/>
-          <w:iCs/>
-        </w:rPr>
-        <w:t xml:space="preserve">melhorar</w:t>
-      </w:r>
-      <w:r>
-        <w:t xml:space="preserve"> com mais lama (razão 1,069 → 1,032): quando o custo médio do passo se aproxima de 2 a 3, a heurística 2×Manhattan deixa de superestimar tanto.</w:t>
+        <w:t xml:space="preserve">O A*, ao contrário, reage ao terreno: expande de 481 para 978 nós (≈2×), porque com mais lama a Manhattan subestima mais o custo real e se torna menos informada; em troca, continua devolvendo o caminho ótimo.</w:t>
       </w:r>
     </w:p>
     <w:p>
@@ -15109,7 +11748,7 @@
                 <w:sz w:val="18"/>
                 <w:szCs w:val="18"/>
               </w:rPr>
-              <w:t xml:space="preserve">Dijkstra (h = 0)</w:t>
+              <w:t xml:space="preserve">A* (Manhattan)</w:t>
             </w:r>
           </w:p>
         </w:tc>
@@ -15205,7 +11844,7 @@
                 <w:sz w:val="18"/>
                 <w:szCs w:val="18"/>
               </w:rPr>
-              <w:t xml:space="preserve">625</w:t>
+              <w:t xml:space="preserve">273</w:t>
             </w:r>
           </w:p>
         </w:tc>
@@ -15237,7 +11876,7 @@
                 <w:sz w:val="18"/>
                 <w:szCs w:val="18"/>
               </w:rPr>
-              <w:t xml:space="preserve">27</w:t>
+              <w:t xml:space="preserve">80</w:t>
             </w:r>
           </w:p>
         </w:tc>
@@ -15439,7 +12078,7 @@
                 <w:sz w:val="18"/>
                 <w:szCs w:val="18"/>
               </w:rPr>
-              <w:t xml:space="preserve">A* (Manhattan)</w:t>
+              <w:t xml:space="preserve">Gulosa (Manhattan)</w:t>
             </w:r>
           </w:p>
         </w:tc>
@@ -15471,7 +12110,7 @@
                 <w:sz w:val="18"/>
                 <w:szCs w:val="18"/>
               </w:rPr>
-              <w:t xml:space="preserve">52</w:t>
+              <w:t xml:space="preserve">68</w:t>
             </w:r>
           </w:p>
         </w:tc>
@@ -15503,7 +12142,7 @@
                 <w:sz w:val="18"/>
                 <w:szCs w:val="18"/>
               </w:rPr>
-              <w:t xml:space="preserve">52</w:t>
+              <w:t xml:space="preserve">54</w:t>
             </w:r>
           </w:p>
         </w:tc>
@@ -15535,7 +12174,7 @@
                 <w:sz w:val="18"/>
                 <w:szCs w:val="18"/>
               </w:rPr>
-              <w:t xml:space="preserve">273</w:t>
+              <w:t xml:space="preserve">135</w:t>
             </w:r>
           </w:p>
         </w:tc>
@@ -15567,7 +12206,7 @@
                 <w:sz w:val="18"/>
                 <w:szCs w:val="18"/>
               </w:rPr>
-              <w:t xml:space="preserve">80</w:t>
+              <w:t xml:space="preserve">90</w:t>
             </w:r>
           </w:p>
         </w:tc>
@@ -15604,7 +12243,7 @@
                 <w:sz w:val="18"/>
                 <w:szCs w:val="18"/>
               </w:rPr>
-              <w:t xml:space="preserve">A* ponderado (2×Manhattan)</w:t>
+              <w:t xml:space="preserve">Gulosa (Euclidiana)</w:t>
             </w:r>
           </w:p>
         </w:tc>
@@ -15636,7 +12275,7 @@
                 <w:sz w:val="18"/>
                 <w:szCs w:val="18"/>
               </w:rPr>
-              <w:t xml:space="preserve">54</w:t>
+              <w:t xml:space="preserve">76</w:t>
             </w:r>
           </w:p>
         </w:tc>
@@ -15668,7 +12307,7 @@
                 <w:sz w:val="18"/>
                 <w:szCs w:val="18"/>
               </w:rPr>
-              <w:t xml:space="preserve">54</w:t>
+              <w:t xml:space="preserve">62</w:t>
             </w:r>
           </w:p>
         </w:tc>
@@ -15700,7 +12339,7 @@
                 <w:sz w:val="18"/>
                 <w:szCs w:val="18"/>
               </w:rPr>
-              <w:t xml:space="preserve">248</w:t>
+              <w:t xml:space="preserve">110</w:t>
             </w:r>
           </w:p>
         </w:tc>
@@ -15732,172 +12371,7 @@
                 <w:sz w:val="18"/>
                 <w:szCs w:val="18"/>
               </w:rPr>
-              <w:t xml:space="preserve">92</w:t>
-            </w:r>
-          </w:p>
-        </w:tc>
-      </w:tr>
-      <w:tr>
-        <w:trPr>
-          <w:cantSplit/>
-        </w:trPr>
-        <w:tc>
-          <w:tcPr>
-            <w:tcW w:type="dxa" w:w="3265"/>
-            <w:tcBorders>
-              <w:top w:val="single" w:color="C9C6D1" w:sz="4"/>
-              <w:left w:val="single" w:color="C9C6D1" w:sz="4"/>
-              <w:bottom w:val="single" w:color="C9C6D1" w:sz="4"/>
-              <w:right w:val="single" w:color="C9C6D1" w:sz="4"/>
-            </w:tcBorders>
-            <w:tcMar>
-              <w:top w:type="dxa" w:w="40"/>
-              <w:left w:type="dxa" w:w="80"/>
-              <w:bottom w:type="dxa" w:w="40"/>
-              <w:right w:type="dxa" w:w="80"/>
-            </w:tcMar>
-          </w:tcPr>
-          <w:p>
-            <w:pPr>
-              <w:jc w:val="left"/>
-            </w:pPr>
-            <w:r>
-              <w:rPr>
-                <w:rFonts w:ascii="Calibri" w:cs="Calibri" w:eastAsia="Calibri" w:hAnsi="Calibri"/>
-                <w:b w:val="false"/>
-                <w:bCs w:val="false"/>
-                <w:sz w:val="18"/>
-                <w:szCs w:val="18"/>
-              </w:rPr>
-              <w:t xml:space="preserve">Gulosa (Manhattan)</w:t>
-            </w:r>
-          </w:p>
-        </w:tc>
-        <w:tc>
-          <w:tcPr>
-            <w:tcW w:type="dxa" w:w="1269"/>
-            <w:tcBorders>
-              <w:top w:val="single" w:color="C9C6D1" w:sz="4"/>
-              <w:left w:val="single" w:color="C9C6D1" w:sz="4"/>
-              <w:bottom w:val="single" w:color="C9C6D1" w:sz="4"/>
-              <w:right w:val="single" w:color="C9C6D1" w:sz="4"/>
-            </w:tcBorders>
-            <w:tcMar>
-              <w:top w:type="dxa" w:w="40"/>
-              <w:left w:type="dxa" w:w="80"/>
-              <w:bottom w:type="dxa" w:w="40"/>
-              <w:right w:type="dxa" w:w="80"/>
-            </w:tcMar>
-          </w:tcPr>
-          <w:p>
-            <w:pPr>
-              <w:jc w:val="right"/>
-            </w:pPr>
-            <w:r>
-              <w:rPr>
-                <w:rFonts w:ascii="Calibri" w:cs="Calibri" w:eastAsia="Calibri" w:hAnsi="Calibri"/>
-                <w:b w:val="false"/>
-                <w:bCs w:val="false"/>
-                <w:sz w:val="18"/>
-                <w:szCs w:val="18"/>
-              </w:rPr>
-              <w:t xml:space="preserve">68</w:t>
-            </w:r>
-          </w:p>
-        </w:tc>
-        <w:tc>
-          <w:tcPr>
-            <w:tcW w:type="dxa" w:w="1269"/>
-            <w:tcBorders>
-              <w:top w:val="single" w:color="C9C6D1" w:sz="4"/>
-              <w:left w:val="single" w:color="C9C6D1" w:sz="4"/>
-              <w:bottom w:val="single" w:color="C9C6D1" w:sz="4"/>
-              <w:right w:val="single" w:color="C9C6D1" w:sz="4"/>
-            </w:tcBorders>
-            <w:tcMar>
-              <w:top w:type="dxa" w:w="40"/>
-              <w:left w:type="dxa" w:w="80"/>
-              <w:bottom w:type="dxa" w:w="40"/>
-              <w:right w:type="dxa" w:w="80"/>
-            </w:tcMar>
-          </w:tcPr>
-          <w:p>
-            <w:pPr>
-              <w:jc w:val="right"/>
-            </w:pPr>
-            <w:r>
-              <w:rPr>
-                <w:rFonts w:ascii="Calibri" w:cs="Calibri" w:eastAsia="Calibri" w:hAnsi="Calibri"/>
-                <w:b w:val="false"/>
-                <w:bCs w:val="false"/>
-                <w:sz w:val="18"/>
-                <w:szCs w:val="18"/>
-              </w:rPr>
-              <w:t xml:space="preserve">54</w:t>
-            </w:r>
-          </w:p>
-        </w:tc>
-        <w:tc>
-          <w:tcPr>
-            <w:tcW w:type="dxa" w:w="1632"/>
-            <w:tcBorders>
-              <w:top w:val="single" w:color="C9C6D1" w:sz="4"/>
-              <w:left w:val="single" w:color="C9C6D1" w:sz="4"/>
-              <w:bottom w:val="single" w:color="C9C6D1" w:sz="4"/>
-              <w:right w:val="single" w:color="C9C6D1" w:sz="4"/>
-            </w:tcBorders>
-            <w:tcMar>
-              <w:top w:type="dxa" w:w="40"/>
-              <w:left w:type="dxa" w:w="80"/>
-              <w:bottom w:type="dxa" w:w="40"/>
-              <w:right w:type="dxa" w:w="80"/>
-            </w:tcMar>
-          </w:tcPr>
-          <w:p>
-            <w:pPr>
-              <w:jc w:val="right"/>
-            </w:pPr>
-            <w:r>
-              <w:rPr>
-                <w:rFonts w:ascii="Calibri" w:cs="Calibri" w:eastAsia="Calibri" w:hAnsi="Calibri"/>
-                <w:b w:val="false"/>
-                <w:bCs w:val="false"/>
-                <w:sz w:val="18"/>
-                <w:szCs w:val="18"/>
-              </w:rPr>
-              <w:t xml:space="preserve">135</w:t>
-            </w:r>
-          </w:p>
-        </w:tc>
-        <w:tc>
-          <w:tcPr>
-            <w:tcW w:type="dxa" w:w="1636"/>
-            <w:tcBorders>
-              <w:top w:val="single" w:color="C9C6D1" w:sz="4"/>
-              <w:left w:val="single" w:color="C9C6D1" w:sz="4"/>
-              <w:bottom w:val="single" w:color="C9C6D1" w:sz="4"/>
-              <w:right w:val="single" w:color="C9C6D1" w:sz="4"/>
-            </w:tcBorders>
-            <w:tcMar>
-              <w:top w:type="dxa" w:w="40"/>
-              <w:left w:type="dxa" w:w="80"/>
-              <w:bottom w:type="dxa" w:w="40"/>
-              <w:right w:type="dxa" w:w="80"/>
-            </w:tcMar>
-          </w:tcPr>
-          <w:p>
-            <w:pPr>
-              <w:jc w:val="right"/>
-            </w:pPr>
-            <w:r>
-              <w:rPr>
-                <w:rFonts w:ascii="Calibri" w:cs="Calibri" w:eastAsia="Calibri" w:hAnsi="Calibri"/>
-                <w:b w:val="false"/>
-                <w:bCs w:val="false"/>
-                <w:sz w:val="18"/>
-                <w:szCs w:val="18"/>
-              </w:rPr>
-              <w:t xml:space="preserve">90</w:t>
+              <w:t xml:space="preserve">81</w:t>
             </w:r>
           </w:p>
         </w:tc>
@@ -15923,7 +12397,7 @@
         <w:jc w:val="both"/>
       </w:pPr>
       <w:r>
-        <w:t xml:space="preserve">No mapa de demonstração, a Gulosa expande metade dos nós do A*, mas escolhe um caminho de custo 68 contra 52: ela atravessa 7 células de lama, o que custa ao Zumbi cerca de 16 turnos a mais que o caminho ótimo. Um teste automatizado garante que essa cena se repete na apresentação. Dentro do jogo, cada busca leva da ordem de décimos de milissegundo no navegador (0,2 ms na Figura 1); mesmo com 8 monstros replanejando a cada turno, o custo da IA fica em poucos milissegundos por turno, imperceptível para o jogador.</w:t>
+        <w:t xml:space="preserve">No mapa de demonstração, a Gulosa expande metade dos nós do A*, mas escolhe um caminho de custo 68 contra 52: ela atravessa 7 células de lama, o que custa ao Zumbi cerca de 16 turnos a mais que o caminho ótimo. Com a Euclidiana ela fica ainda pior aqui (custo 76), embora seja um pouco melhor na média do Cenário 2: na Gulosa, a heurística muda o caminho, mas não há garantia de qualidade. Um teste automatizado garante que essa cena se repete na apresentação. Dentro do jogo, cada busca leva da ordem de décimos de milissegundo no navegador (0,2 ms na Figura 1); mesmo com 8 monstros replanejando a cada turno, o custo da IA fica em poucos milissegundos por turno, imperceptível para o jogador.</w:t>
       </w:r>
     </w:p>
     <w:p>
@@ -15940,17 +12414,7 @@
         <w:jc w:val="both"/>
       </w:pPr>
       <w:r>
-        <w:t xml:space="preserve">Os experimentos confirmaram a teoria. O A* com heurística consistente foi ótimo em todas as consultas, e a qualidade da heurística determina quantos nós ele expande. A Gulosa expandiu até 5,4 vezes menos nós que o A* (3× no mapa 80×80), mas devolveu caminhos em média 12% a 40% mais caros (até 3,6× no pior caso), e é insensível ao custo do terreno. A escolha depende do objetivo de design: para inimigos "burros", baratos e numerosos, a Gulosa é adequada e até desejável, pois o jogador pode explorar seus erros; para inimigos competentes, o A*; e o A* ponderado oferece um meio-termo ajustável pelo peso </w:t>
-      </w:r>
-      <w:r>
-        <w:rPr>
-          <w:i/>
-          <w:iCs/>
-        </w:rPr>
-        <w:t xml:space="preserve">w</w:t>
-      </w:r>
-      <w:r>
-        <w:t xml:space="preserve">.</w:t>
+        <w:t xml:space="preserve">Os experimentos confirmaram a teoria. O A* com heurística consistente sempre encontrou o caminho de custo mínimo (conferido contra uma busca exaustiva nos testes), e a qualidade da heurística determina quantos nós ele expande. A Gulosa expandiu até 5,4 vezes menos nós que o A* (3× no mapa 80×80), mas devolveu caminhos em média 12% a 40% mais caros (até 3,6× no pior caso), e é insensível ao custo do terreno. A escolha depende do objetivo de design: para inimigos "burros", baratos e numerosos, a Gulosa é adequada e até desejável, pois o jogador pode explorar seus erros; para inimigos competentes, o A*.</w:t>
       </w:r>
     </w:p>
     <w:p>
@@ -16074,7 +12538,7 @@
         <w:jc w:val="both"/>
       </w:pPr>
       <w:r>
-        <w:t xml:space="preserve">Busca incremental (D* Lite, LPA*), ou um único mapa de distâncias calculado por Dijkstra a partir do jogador e compartilhado por todos os monstros: uma busca por turno em vez de uma por monstro.</w:t>
+        <w:t xml:space="preserve">Busca incremental (D* Lite, LPA*), ou um único mapa de distâncias calculado a partir do jogador e compartilhado por todos os monstros: uma busca por turno em vez de uma por monstro.</w:t>
       </w:r>
     </w:p>
     <w:p>
@@ -16088,14 +12552,67 @@
         <w:jc w:val="both"/>
       </w:pPr>
       <w:r>
+        <w:t xml:space="preserve">A* ponderado (</w:t>
+      </w:r>
+      <w:r>
         <w:rPr>
           <w:i/>
           <w:iCs/>
         </w:rPr>
-        <w:t xml:space="preserve">Jump Point Search</w:t>
-      </w:r>
-      <w:r>
-        <w:t xml:space="preserve"> para trechos de custo uniforme.</w:t>
+        <w:t xml:space="preserve">f</w:t>
+      </w:r>
+      <w:r>
+        <w:t xml:space="preserve"> = </w:t>
+      </w:r>
+      <w:r>
+        <w:rPr>
+          <w:i/>
+          <w:iCs/>
+        </w:rPr>
+        <w:t xml:space="preserve">g</w:t>
+      </w:r>
+      <w:r>
+        <w:t xml:space="preserve"> + </w:t>
+      </w:r>
+      <w:r>
+        <w:rPr>
+          <w:i/>
+          <w:iCs/>
+        </w:rPr>
+        <w:t xml:space="preserve">w</w:t>
+      </w:r>
+      <w:r>
+        <w:t xml:space="preserve">·</w:t>
+      </w:r>
+      <w:r>
+        <w:rPr>
+          <w:i/>
+          <w:iCs/>
+        </w:rPr>
+        <w:t xml:space="preserve">h</w:t>
+      </w:r>
+      <w:r>
+        <w:t xml:space="preserve">, com </w:t>
+      </w:r>
+      <w:r>
+        <w:rPr>
+          <w:i/>
+          <w:iCs/>
+        </w:rPr>
+        <w:t xml:space="preserve">w</w:t>
+      </w:r>
+      <w:r>
+        <w:t xml:space="preserve"> &gt; 1) como meio-termo ajustável entre a Gulosa e o A*: menos nós, com custo no máximo </w:t>
+      </w:r>
+      <w:r>
+        <w:rPr>
+          <w:i/>
+          <w:iCs/>
+        </w:rPr>
+        <w:t xml:space="preserve">w</w:t>
+      </w:r>
+      <w:r>
+        <w:t xml:space="preserve"> vezes o ótimo (POHL, 1970).</w:t>
       </w:r>
     </w:p>
     <w:p>
@@ -16109,7 +12626,14 @@
         <w:jc w:val="both"/>
       </w:pPr>
       <w:r>
-        <w:t xml:space="preserve">Movimento em 8 direções com heurística octile.</w:t>
+        <w:rPr>
+          <w:i/>
+          <w:iCs/>
+        </w:rPr>
+        <w:t xml:space="preserve">Jump Point Search</w:t>
+      </w:r>
+      <w:r>
+        <w:t xml:space="preserve"> para trechos de custo uniforme.</w:t>
       </w:r>
     </w:p>
     <w:p>
@@ -16123,17 +12647,7 @@
         <w:jc w:val="both"/>
       </w:pPr>
       <w:r>
-        <w:t xml:space="preserve">Heurísticas sensíveis ao terreno, como </w:t>
-      </w:r>
-      <w:r>
-        <w:rPr>
-          <w:i/>
-          <w:iCs/>
-        </w:rPr>
-        <w:t xml:space="preserve">landmarks</w:t>
-      </w:r>
-      <w:r>
-        <w:t xml:space="preserve"> (ALT).</w:t>
+        <w:t xml:space="preserve">Movimento em 8 direções com heurística octile.</w:t>
       </w:r>
     </w:p>
     <w:p>
@@ -16147,6 +12661,30 @@
         <w:jc w:val="both"/>
       </w:pPr>
       <w:r>
+        <w:t xml:space="preserve">Heurísticas sensíveis ao terreno, como </w:t>
+      </w:r>
+      <w:r>
+        <w:rPr>
+          <w:i/>
+          <w:iCs/>
+        </w:rPr>
+        <w:t xml:space="preserve">landmarks</w:t>
+      </w:r>
+      <w:r>
+        <w:t xml:space="preserve"> (ALT).</w:t>
+      </w:r>
+    </w:p>
+    <w:p>
+      <w:pPr>
+        <w:pStyle w:val="ListParagraph"/>
+        <w:numPr>
+          <w:ilvl w:val="0"/>
+          <w:numId w:val="2"/>
+        </w:numPr>
+        <w:spacing w:after="60"/>
+        <w:jc w:val="both"/>
+      </w:pPr>
+      <w:r>
         <w:t xml:space="preserve">Planejamento cooperativo para evitar congestionamento de monstros nos corredores.</w:t>
       </w:r>
     </w:p>
@@ -16156,24 +12694,6 @@
       </w:pPr>
       <w:r>
         <w:t xml:space="preserve">Referências</w:t>
-      </w:r>
-    </w:p>
-    <w:p>
-      <w:pPr>
-        <w:spacing w:after="160"/>
-      </w:pPr>
-      <w:r>
-        <w:t xml:space="preserve">DIJKSTRA, E. W. A note on two problems in connexion with graphs. </w:t>
-      </w:r>
-      <w:r>
-        <w:rPr>
-          <w:b/>
-          <w:bCs/>
-        </w:rPr>
-        <w:t xml:space="preserve">Numerische Mathematik</w:t>
-      </w:r>
-      <w:r>
-        <w:t xml:space="preserve">, v. 1, p. 269–271, 1959.</w:t>
       </w:r>
     </w:p>
     <w:p>
